--- a/docs/FactoryGPT_Project_Documentation.docx
+++ b/docs/FactoryGPT_Project_Documentation.docx
@@ -14,6 +14,7 @@
       </w:pPr>
       <w:r>
         <w:rPr>
+          <w:rFonts w:ascii="Calibri" w:hAnsi="Calibri"/>
           <w:b/>
           <w:color w:val="0D47A1"/>
           <w:sz w:val="84"/>
@@ -27,6 +28,7 @@
       </w:pPr>
       <w:r>
         <w:rPr>
+          <w:rFonts w:ascii="Calibri" w:hAnsi="Calibri"/>
           <w:color w:val="424242"/>
           <w:sz w:val="40"/>
         </w:rPr>
@@ -40,6 +42,7 @@
       </w:pPr>
       <w:r>
         <w:rPr>
+          <w:rFonts w:ascii="Calibri" w:hAnsi="Calibri"/>
           <w:color w:val="616161"/>
           <w:sz w:val="32"/>
         </w:rPr>
@@ -56,24 +59,11 @@
       </w:pPr>
       <w:r>
         <w:rPr>
+          <w:rFonts w:ascii="Calibri" w:hAnsi="Calibri"/>
           <w:color w:val="757575"/>
           <w:sz w:val="24"/>
         </w:rPr>
         <w:t>Version 1.1  •  August 29, 2026</w:t>
-      </w:r>
-      <w:r>
-        <w:rPr>
-          <w:rFonts w:hint="default"/>
-          <w:color w:val="757575"/>
-          <w:sz w:val="24"/>
-          <w:lang w:val="en-US"/>
-        </w:rPr>
-      </w:r>
-      <w:r>
-        <w:rPr>
-          <w:color w:val="757575"/>
-          <w:sz w:val="24"/>
-        </w:rPr>
       </w:r>
     </w:p>
     <w:p>
@@ -82,6 +72,7 @@
       </w:pPr>
       <w:r>
         <w:rPr>
+          <w:rFonts w:ascii="Calibri" w:hAnsi="Calibri"/>
           <w:color w:val="757575"/>
           <w:sz w:val="24"/>
         </w:rPr>
@@ -94,6 +85,7 @@
       </w:pPr>
       <w:r>
         <w:rPr>
+          <w:rFonts w:ascii="Calibri" w:hAnsi="Calibri"/>
           <w:color w:val="0D47A1"/>
           <w:sz w:val="22"/>
         </w:rPr>
@@ -110,6 +102,7 @@
       </w:pPr>
       <w:r>
         <w:rPr>
+          <w:rFonts w:ascii="Calibri" w:hAnsi="Calibri"/>
           <w:color w:val="757575"/>
           <w:sz w:val="22"/>
         </w:rPr>
@@ -117,7 +110,7 @@
       </w:r>
       <w:r>
         <w:rPr>
-          <w:rFonts w:hint="default"/>
+          <w:rFonts w:hint="default" w:ascii="Calibri" w:hAnsi="Calibri"/>
           <w:color w:val="757575"/>
           <w:sz w:val="22"/>
           <w:lang w:val="en-US"/>
@@ -131,6 +124,7 @@
       </w:pPr>
       <w:r>
         <w:rPr>
+          <w:rFonts w:ascii="Calibri" w:hAnsi="Calibri"/>
           <w:b/>
           <w:color w:val="C62828"/>
           <w:sz w:val="20"/>
@@ -140,6 +134,9 @@
     </w:p>
     <w:p>
       <w:r>
+        <w:rPr>
+          <w:rFonts w:ascii="Calibri" w:hAnsi="Calibri"/>
+        </w:rPr>
         <w:br w:type="page"/>
       </w:r>
     </w:p>
@@ -148,6 +145,9 @@
         <w:pStyle w:val="2"/>
       </w:pPr>
       <w:r>
+        <w:rPr>
+          <w:rFonts w:ascii="Calibri" w:hAnsi="Calibri"/>
+        </w:rPr>
         <w:t>Table of Contents</w:t>
       </w:r>
     </w:p>
@@ -155,6 +155,7 @@
     <w:p>
       <w:r>
         <w:rPr>
+          <w:rFonts w:ascii="Calibri" w:hAnsi="Calibri"/>
           <w:b/>
           <w:color w:val="0D47A1"/>
           <w:sz w:val="22"/>
@@ -163,6 +164,7 @@
       </w:r>
       <w:r>
         <w:rPr>
+          <w:rFonts w:ascii="Calibri" w:hAnsi="Calibri"/>
           <w:sz w:val="22"/>
         </w:rPr>
         <w:t>Executive Summary</w:t>
@@ -171,6 +173,7 @@
     <w:p>
       <w:r>
         <w:rPr>
+          <w:rFonts w:ascii="Calibri" w:hAnsi="Calibri"/>
           <w:b/>
           <w:color w:val="0D47A1"/>
           <w:sz w:val="22"/>
@@ -179,6 +182,7 @@
       </w:r>
       <w:r>
         <w:rPr>
+          <w:rFonts w:ascii="Calibri" w:hAnsi="Calibri"/>
           <w:sz w:val="22"/>
         </w:rPr>
         <w:t>Problem Statement &amp; Business Context</w:t>
@@ -187,6 +191,7 @@
     <w:p>
       <w:r>
         <w:rPr>
+          <w:rFonts w:ascii="Calibri" w:hAnsi="Calibri"/>
           <w:b/>
           <w:color w:val="0D47A1"/>
           <w:sz w:val="22"/>
@@ -195,6 +200,7 @@
       </w:r>
       <w:r>
         <w:rPr>
+          <w:rFonts w:ascii="Calibri" w:hAnsi="Calibri"/>
           <w:sz w:val="22"/>
         </w:rPr>
         <w:t>System Architecture Overview</w:t>
@@ -203,6 +209,7 @@
     <w:p>
       <w:r>
         <w:rPr>
+          <w:rFonts w:ascii="Calibri" w:hAnsi="Calibri"/>
           <w:b/>
           <w:color w:val="0D47A1"/>
           <w:sz w:val="22"/>
@@ -211,6 +218,7 @@
       </w:r>
       <w:r>
         <w:rPr>
+          <w:rFonts w:ascii="Calibri" w:hAnsi="Calibri"/>
           <w:sz w:val="22"/>
         </w:rPr>
         <w:t>Technology Stack</w:t>
@@ -219,6 +227,7 @@
     <w:p>
       <w:r>
         <w:rPr>
+          <w:rFonts w:ascii="Calibri" w:hAnsi="Calibri"/>
           <w:b/>
           <w:color w:val="0D47A1"/>
           <w:sz w:val="22"/>
@@ -227,6 +236,7 @@
       </w:r>
       <w:r>
         <w:rPr>
+          <w:rFonts w:ascii="Calibri" w:hAnsi="Calibri"/>
           <w:sz w:val="22"/>
         </w:rPr>
         <w:t>Module-by-Module Detailed Breakdown</w:t>
@@ -238,6 +248,7 @@
       </w:pPr>
       <w:r>
         <w:rPr>
+          <w:rFonts w:ascii="Calibri" w:hAnsi="Calibri"/>
           <w:b/>
           <w:sz w:val="22"/>
         </w:rPr>
@@ -245,6 +256,7 @@
       </w:r>
       <w:r>
         <w:rPr>
+          <w:rFonts w:ascii="Calibri" w:hAnsi="Calibri"/>
           <w:sz w:val="22"/>
         </w:rPr>
         <w:t>Backend Core &amp; Shared Architecture</w:t>
@@ -256,6 +268,7 @@
       </w:pPr>
       <w:r>
         <w:rPr>
+          <w:rFonts w:ascii="Calibri" w:hAnsi="Calibri"/>
           <w:b/>
           <w:sz w:val="22"/>
         </w:rPr>
@@ -263,6 +276,7 @@
       </w:r>
       <w:r>
         <w:rPr>
+          <w:rFonts w:ascii="Calibri" w:hAnsi="Calibri"/>
           <w:sz w:val="22"/>
         </w:rPr>
         <w:t>AI Vision Inspection</w:t>
@@ -274,6 +288,7 @@
       </w:pPr>
       <w:r>
         <w:rPr>
+          <w:rFonts w:ascii="Calibri" w:hAnsi="Calibri"/>
           <w:b/>
           <w:sz w:val="22"/>
         </w:rPr>
@@ -281,6 +296,7 @@
       </w:r>
       <w:r>
         <w:rPr>
+          <w:rFonts w:ascii="Calibri" w:hAnsi="Calibri"/>
           <w:sz w:val="22"/>
         </w:rPr>
         <w:t>AI Chatbot Assistant</w:t>
@@ -292,6 +308,7 @@
       </w:pPr>
       <w:r>
         <w:rPr>
+          <w:rFonts w:ascii="Calibri" w:hAnsi="Calibri"/>
           <w:b/>
           <w:sz w:val="22"/>
         </w:rPr>
@@ -299,6 +316,7 @@
       </w:r>
       <w:r>
         <w:rPr>
+          <w:rFonts w:ascii="Calibri" w:hAnsi="Calibri"/>
           <w:sz w:val="22"/>
         </w:rPr>
         <w:t>Predictive Maintenance</w:t>
@@ -310,6 +328,7 @@
       </w:pPr>
       <w:r>
         <w:rPr>
+          <w:rFonts w:ascii="Calibri" w:hAnsi="Calibri"/>
           <w:b/>
           <w:sz w:val="22"/>
         </w:rPr>
@@ -317,6 +336,7 @@
       </w:r>
       <w:r>
         <w:rPr>
+          <w:rFonts w:ascii="Calibri" w:hAnsi="Calibri"/>
           <w:sz w:val="22"/>
         </w:rPr>
         <w:t>Root Cause Analysis &amp; Inventory Intelligence</w:t>
@@ -328,6 +348,7 @@
       </w:pPr>
       <w:r>
         <w:rPr>
+          <w:rFonts w:ascii="Calibri" w:hAnsi="Calibri"/>
           <w:b/>
           <w:sz w:val="22"/>
         </w:rPr>
@@ -335,20 +356,34 @@
       </w:r>
       <w:r>
         <w:rPr>
+          <w:rFonts w:ascii="Calibri" w:hAnsi="Calibri"/>
           <w:sz w:val="22"/>
         </w:rPr>
         <w:t>Frontend ERP Portal (Light Enterprise Edition)</w:t>
       </w:r>
     </w:p>
     <w:p>
-      <w:r/>
-      <w:r>
-        <w:t xml:space="preserve">  5.7  Authentication, Security &amp; Multi-Tenant Onboarding</w:t>
+      <w:pPr>
+        <w:pStyle w:val="3"/>
+      </w:pPr>
+      <w:r>
+        <w:rPr>
+          <w:rFonts w:ascii="Calibri" w:hAnsi="Calibri"/>
+        </w:rPr>
+      </w:r>
+      <w:r>
+        <w:rPr>
+          <w:rFonts w:ascii="Calibri" w:hAnsi="Calibri"/>
+          <w:b/>
+          <w:sz w:val="28"/>
+        </w:rPr>
+        <w:t>5.7  Authentication, Security &amp; Multi-Tenant Onboarding</w:t>
       </w:r>
     </w:p>
     <w:p>
       <w:r>
         <w:rPr>
+          <w:rFonts w:ascii="Calibri" w:hAnsi="Calibri"/>
           <w:b/>
           <w:color w:val="0D47A1"/>
           <w:sz w:val="22"/>
@@ -357,6 +392,7 @@
       </w:r>
       <w:r>
         <w:rPr>
+          <w:rFonts w:ascii="Calibri" w:hAnsi="Calibri"/>
           <w:sz w:val="22"/>
         </w:rPr>
         <w:t>API Contract Reference</w:t>
@@ -365,6 +401,7 @@
     <w:p>
       <w:r>
         <w:rPr>
+          <w:rFonts w:ascii="Calibri" w:hAnsi="Calibri"/>
           <w:b/>
           <w:color w:val="0D47A1"/>
           <w:sz w:val="22"/>
@@ -373,6 +410,7 @@
       </w:r>
       <w:r>
         <w:rPr>
+          <w:rFonts w:ascii="Calibri" w:hAnsi="Calibri"/>
           <w:sz w:val="22"/>
         </w:rPr>
         <w:t>Database Schema</w:t>
@@ -381,6 +419,7 @@
     <w:p>
       <w:r>
         <w:rPr>
+          <w:rFonts w:ascii="Calibri" w:hAnsi="Calibri"/>
           <w:b/>
           <w:color w:val="0D47A1"/>
           <w:sz w:val="22"/>
@@ -389,6 +428,7 @@
       </w:r>
       <w:r>
         <w:rPr>
+          <w:rFonts w:ascii="Calibri" w:hAnsi="Calibri"/>
           <w:sz w:val="22"/>
         </w:rPr>
         <w:t>AI / ML Models &amp; Performance</w:t>
@@ -397,6 +437,7 @@
     <w:p>
       <w:r>
         <w:rPr>
+          <w:rFonts w:ascii="Calibri" w:hAnsi="Calibri"/>
           <w:b/>
           <w:color w:val="0D47A1"/>
           <w:sz w:val="22"/>
@@ -405,6 +446,7 @@
       </w:r>
       <w:r>
         <w:rPr>
+          <w:rFonts w:ascii="Calibri" w:hAnsi="Calibri"/>
           <w:sz w:val="22"/>
         </w:rPr>
         <w:t>Workflow Automation Pipeline</w:t>
@@ -413,6 +455,7 @@
     <w:p>
       <w:r>
         <w:rPr>
+          <w:rFonts w:ascii="Calibri" w:hAnsi="Calibri"/>
           <w:b/>
           <w:color w:val="0D47A1"/>
           <w:sz w:val="22"/>
@@ -421,6 +464,7 @@
       </w:r>
       <w:r>
         <w:rPr>
+          <w:rFonts w:ascii="Calibri" w:hAnsi="Calibri"/>
           <w:sz w:val="22"/>
         </w:rPr>
         <w:t>Deployment &amp; Infrastructure</w:t>
@@ -429,6 +473,7 @@
     <w:p>
       <w:r>
         <w:rPr>
+          <w:rFonts w:ascii="Calibri" w:hAnsi="Calibri"/>
           <w:b/>
           <w:color w:val="0D47A1"/>
           <w:sz w:val="22"/>
@@ -437,6 +482,7 @@
       </w:r>
       <w:r>
         <w:rPr>
+          <w:rFonts w:ascii="Calibri" w:hAnsi="Calibri"/>
           <w:sz w:val="22"/>
         </w:rPr>
         <w:t>Team Contributions &amp; Project Coordination</w:t>
@@ -445,6 +491,7 @@
     <w:p>
       <w:r>
         <w:rPr>
+          <w:rFonts w:ascii="Calibri" w:hAnsi="Calibri"/>
           <w:b/>
           <w:color w:val="0D47A1"/>
           <w:sz w:val="22"/>
@@ -453,6 +500,7 @@
       </w:r>
       <w:r>
         <w:rPr>
+          <w:rFonts w:ascii="Calibri" w:hAnsi="Calibri"/>
           <w:sz w:val="22"/>
         </w:rPr>
         <w:t>How to Run, Quick Start Guide</w:t>
@@ -461,6 +509,7 @@
     <w:p>
       <w:r>
         <w:rPr>
+          <w:rFonts w:ascii="Calibri" w:hAnsi="Calibri"/>
           <w:b/>
           <w:color w:val="0D47A1"/>
           <w:sz w:val="22"/>
@@ -469,6 +518,7 @@
       </w:r>
       <w:r>
         <w:rPr>
+          <w:rFonts w:ascii="Calibri" w:hAnsi="Calibri"/>
           <w:sz w:val="22"/>
         </w:rPr>
         <w:t>Future Scope &amp; Roadmap</w:t>
@@ -477,6 +527,7 @@
     <w:p>
       <w:r>
         <w:rPr>
+          <w:rFonts w:ascii="Calibri" w:hAnsi="Calibri"/>
           <w:b/>
           <w:color w:val="0D47A1"/>
           <w:sz w:val="22"/>
@@ -485,6 +536,7 @@
       </w:r>
       <w:r>
         <w:rPr>
+          <w:rFonts w:ascii="Calibri" w:hAnsi="Calibri"/>
           <w:sz w:val="22"/>
         </w:rPr>
         <w:t>Glossary</w:t>
@@ -492,6 +544,9 @@
     </w:p>
     <w:p>
       <w:r>
+        <w:rPr>
+          <w:rFonts w:ascii="Calibri" w:hAnsi="Calibri"/>
+        </w:rPr>
         <w:br w:type="page"/>
       </w:r>
     </w:p>
@@ -500,16 +555,25 @@
         <w:pStyle w:val="2"/>
       </w:pPr>
       <w:r>
+        <w:rPr>
+          <w:rFonts w:ascii="Calibri" w:hAnsi="Calibri"/>
+        </w:rPr>
         <w:t>1. Executive Summary</w:t>
       </w:r>
     </w:p>
     <w:p>
       <w:r>
+        <w:rPr>
+          <w:rFonts w:ascii="Calibri" w:hAnsi="Calibri"/>
+        </w:rPr>
         <w:t>FactoryGPT is a smart factory operating system built by a team of 6 over 15 days. It brings together real-time defect detection using computer vision, machine health monitoring with predictive maintenance, root-cause downtime analytics, automated workflow handling, and a multilingual AI assistant, all accessible through a clean, modern ERP dashboard, secured behind a multi-tenant authentication system with role-based access control, JWT sessions, brute-force protection, and factory-level data isolation.</w:t>
       </w:r>
     </w:p>
     <w:p>
       <w:r>
+        <w:rPr>
+          <w:rFonts w:ascii="Calibri" w:hAnsi="Calibri"/>
+        </w:rPr>
         <w:t>The system runs a complete detect, analyze, predict, notify, and act pipeline: a vision model spots a defect on the production line, logs it in the central database, opens a work order ticket, alerts factory staff through the AI assistant, and updates the ERP record, all automatically within seconds, with no manual steps.</w:t>
       </w:r>
     </w:p>
@@ -518,6 +582,9 @@
         <w:pStyle w:val="4"/>
       </w:pPr>
       <w:r>
+        <w:rPr>
+          <w:rFonts w:ascii="Calibri" w:hAnsi="Calibri"/>
+        </w:rPr>
         <w:t>Key Metrics at a Glance</w:t>
       </w:r>
     </w:p>
@@ -577,6 +644,7 @@
             </w:pPr>
             <w:r>
               <w:rPr>
+                <w:rFonts w:ascii="Calibri" w:hAnsi="Calibri"/>
                 <w:b/>
                 <w:color w:val="FFFFFF"/>
                 <w:sz w:val="20"/>
@@ -596,6 +664,7 @@
             </w:pPr>
             <w:r>
               <w:rPr>
+                <w:rFonts w:ascii="Calibri" w:hAnsi="Calibri"/>
                 <w:b/>
                 <w:color w:val="FFFFFF"/>
                 <w:sz w:val="20"/>
@@ -635,6 +704,7 @@
             </w:pPr>
             <w:r>
               <w:rPr>
+                <w:rFonts w:ascii="Calibri" w:hAnsi="Calibri"/>
                 <w:sz w:val="20"/>
               </w:rPr>
               <w:t>Total Microservices</w:t>
@@ -651,6 +721,7 @@
             </w:pPr>
             <w:r>
               <w:rPr>
+                <w:rFonts w:ascii="Calibri" w:hAnsi="Calibri"/>
                 <w:sz w:val="20"/>
               </w:rPr>
               <w:t>6 (Backend Core + 4 AI Microservices + Next.js Frontend)</w:t>
@@ -689,6 +760,7 @@
             </w:pPr>
             <w:r>
               <w:rPr>
+                <w:rFonts w:ascii="Calibri" w:hAnsi="Calibri"/>
                 <w:sz w:val="20"/>
               </w:rPr>
               <w:t>Dashboard Modules</w:t>
@@ -706,6 +778,7 @@
             </w:pPr>
             <w:r>
               <w:rPr>
+                <w:rFonts w:ascii="Calibri" w:hAnsi="Calibri"/>
                 <w:sz w:val="20"/>
               </w:rPr>
               <w:t>7 (Executive Overview, Production, Vision AI, Maintenance, Root Cause, Tickets, Chat)</w:t>
@@ -743,6 +816,7 @@
             </w:pPr>
             <w:r>
               <w:rPr>
+                <w:rFonts w:ascii="Calibri" w:hAnsi="Calibri"/>
                 <w:sz w:val="20"/>
               </w:rPr>
               <w:t>Trained AI/ML Models</w:t>
@@ -759,6 +833,7 @@
             </w:pPr>
             <w:r>
               <w:rPr>
+                <w:rFonts w:ascii="Calibri" w:hAnsi="Calibri"/>
                 <w:sz w:val="20"/>
               </w:rPr>
               <w:t>2 (YOLOv8 Defect Detector + RandomForest Machine Health Predictor)</w:t>
@@ -797,6 +872,7 @@
             </w:pPr>
             <w:r>
               <w:rPr>
+                <w:rFonts w:ascii="Calibri" w:hAnsi="Calibri"/>
                 <w:sz w:val="20"/>
               </w:rPr>
               <w:t>Conversational AI Engine</w:t>
@@ -814,6 +890,7 @@
             </w:pPr>
             <w:r>
               <w:rPr>
+                <w:rFonts w:ascii="Calibri" w:hAnsi="Calibri"/>
                 <w:sz w:val="20"/>
               </w:rPr>
               <w:t>Claude 3.5 Sonnet (Tool Calling) + Groq Whisper STT (Voice)</w:t>
@@ -851,6 +928,7 @@
             </w:pPr>
             <w:r>
               <w:rPr>
+                <w:rFonts w:ascii="Calibri" w:hAnsi="Calibri"/>
                 <w:sz w:val="20"/>
               </w:rPr>
               <w:t>API Endpoints</w:t>
@@ -867,6 +945,7 @@
             </w:pPr>
             <w:r>
               <w:rPr>
+                <w:rFonts w:ascii="Calibri" w:hAnsi="Calibri"/>
                 <w:sz w:val="20"/>
               </w:rPr>
               <w:t>20+ RESTful &amp; WebSocket endpoints across all services</w:t>
@@ -905,6 +984,7 @@
             </w:pPr>
             <w:r>
               <w:rPr>
+                <w:rFonts w:ascii="Calibri" w:hAnsi="Calibri"/>
                 <w:sz w:val="20"/>
               </w:rPr>
               <w:t>Database Tables</w:t>
@@ -922,6 +1002,7 @@
             </w:pPr>
             <w:r>
               <w:rPr>
+                <w:rFonts w:ascii="Calibri" w:hAnsi="Calibri"/>
                 <w:sz w:val="20"/>
               </w:rPr>
               <w:t>4 (ProductionEvent, DowntimeEvent, DefectRecord, Ticket)</w:t>
@@ -959,6 +1040,7 @@
             </w:pPr>
             <w:r>
               <w:rPr>
+                <w:rFonts w:ascii="Calibri" w:hAnsi="Calibri"/>
                 <w:sz w:val="20"/>
               </w:rPr>
               <w:t>Frontend UI Theme</w:t>
@@ -975,6 +1057,7 @@
             </w:pPr>
             <w:r>
               <w:rPr>
+                <w:rFonts w:ascii="Calibri" w:hAnsi="Calibri"/>
                 <w:sz w:val="20"/>
               </w:rPr>
               <w:t>Modern Light Enterprise Theme (Inter typography, clean cards, SVG gauges, Recharts)</w:t>
@@ -1013,6 +1096,7 @@
             </w:pPr>
             <w:r>
               <w:rPr>
+                <w:rFonts w:ascii="Calibri" w:hAnsi="Calibri"/>
                 <w:sz w:val="20"/>
               </w:rPr>
               <w:t>Build Duration</w:t>
@@ -1030,6 +1114,7 @@
             </w:pPr>
             <w:r>
               <w:rPr>
+                <w:rFonts w:ascii="Calibri" w:hAnsi="Calibri"/>
                 <w:sz w:val="20"/>
               </w:rPr>
               <w:t>15 days</w:t>
@@ -1067,6 +1152,7 @@
             </w:pPr>
             <w:r>
               <w:rPr>
+                <w:rFonts w:ascii="Calibri" w:hAnsi="Calibri"/>
                 <w:sz w:val="20"/>
               </w:rPr>
               <w:t>Team Size</w:t>
@@ -1083,6 +1169,7 @@
             </w:pPr>
             <w:r>
               <w:rPr>
+                <w:rFonts w:ascii="Calibri" w:hAnsi="Calibri"/>
                 <w:sz w:val="20"/>
               </w:rPr>
               <w:t>6 members</w:t>
@@ -1121,6 +1208,7 @@
             </w:pPr>
             <w:r>
               <w:rPr>
+                <w:rFonts w:ascii="Calibri" w:hAnsi="Calibri"/>
                 <w:sz w:val="20"/>
               </w:rPr>
               <w:t>Repository</w:t>
@@ -1138,6 +1226,7 @@
             </w:pPr>
             <w:r>
               <w:rPr>
+                <w:rFonts w:ascii="Calibri" w:hAnsi="Calibri"/>
                 <w:sz w:val="20"/>
               </w:rPr>
               <w:t>github.com/DevNs-cmd/FactoryGpt</w:t>
@@ -1149,6 +1238,9 @@
     <w:p/>
     <w:p>
       <w:r>
+        <w:rPr>
+          <w:rFonts w:ascii="Calibri" w:hAnsi="Calibri"/>
+        </w:rPr>
         <w:br w:type="page"/>
       </w:r>
     </w:p>
@@ -1157,6 +1249,9 @@
         <w:pStyle w:val="2"/>
       </w:pPr>
       <w:r>
+        <w:rPr>
+          <w:rFonts w:ascii="Calibri" w:hAnsi="Calibri"/>
+        </w:rPr>
         <w:t>2. Problem Statement &amp; Business Context</w:t>
       </w:r>
     </w:p>
@@ -1165,11 +1260,17 @@
         <w:pStyle w:val="3"/>
       </w:pPr>
       <w:r>
+        <w:rPr>
+          <w:rFonts w:ascii="Calibri" w:hAnsi="Calibri"/>
+        </w:rPr>
         <w:t>The Challenge</w:t>
       </w:r>
     </w:p>
     <w:p>
       <w:r>
+        <w:rPr>
+          <w:rFonts w:ascii="Calibri" w:hAnsi="Calibri"/>
+        </w:rPr>
         <w:t>Modern manufacturing plants deal with several recurring operational problems that hurt throughput, increase scrap, and lead to expensive unplanned downtime:</w:t>
       </w:r>
     </w:p>
@@ -1180,6 +1281,7 @@
       </w:pPr>
       <w:r>
         <w:rPr>
+          <w:rFonts w:ascii="Calibri" w:hAnsi="Calibri"/>
           <w:b/>
           <w:sz w:val="22"/>
         </w:rPr>
@@ -1193,6 +1295,7 @@
       </w:pPr>
       <w:r>
         <w:rPr>
+          <w:rFonts w:ascii="Calibri" w:hAnsi="Calibri"/>
           <w:b/>
           <w:sz w:val="22"/>
         </w:rPr>
@@ -1206,6 +1309,7 @@
       </w:pPr>
       <w:r>
         <w:rPr>
+          <w:rFonts w:ascii="Calibri" w:hAnsi="Calibri"/>
           <w:b/>
           <w:sz w:val="22"/>
         </w:rPr>
@@ -1219,6 +1323,7 @@
       </w:pPr>
       <w:r>
         <w:rPr>
+          <w:rFonts w:ascii="Calibri" w:hAnsi="Calibri"/>
           <w:b/>
           <w:sz w:val="22"/>
         </w:rPr>
@@ -1232,6 +1337,7 @@
       </w:pPr>
       <w:r>
         <w:rPr>
+          <w:rFonts w:ascii="Calibri" w:hAnsi="Calibri"/>
           <w:b/>
           <w:sz w:val="22"/>
         </w:rPr>
@@ -1245,6 +1351,7 @@
       </w:pPr>
       <w:r>
         <w:rPr>
+          <w:rFonts w:ascii="Calibri" w:hAnsi="Calibri"/>
           <w:b/>
           <w:sz w:val="22"/>
         </w:rPr>
@@ -1256,11 +1363,17 @@
         <w:pStyle w:val="3"/>
       </w:pPr>
       <w:r>
+        <w:rPr>
+          <w:rFonts w:ascii="Calibri" w:hAnsi="Calibri"/>
+        </w:rPr>
         <w:t>Our Solution</w:t>
       </w:r>
     </w:p>
     <w:p>
       <w:r>
+        <w:rPr>
+          <w:rFonts w:ascii="Calibri" w:hAnsi="Calibri"/>
+        </w:rPr>
         <w:t>FactoryGPT tackles each of these challenges through a modular, integrated software architecture:</w:t>
       </w:r>
     </w:p>
@@ -1271,6 +1384,7 @@
       </w:pPr>
       <w:r>
         <w:rPr>
+          <w:rFonts w:ascii="Calibri" w:hAnsi="Calibri"/>
           <w:b/>
           <w:sz w:val="22"/>
         </w:rPr>
@@ -1284,6 +1398,7 @@
       </w:pPr>
       <w:r>
         <w:rPr>
+          <w:rFonts w:ascii="Calibri" w:hAnsi="Calibri"/>
           <w:b/>
           <w:sz w:val="22"/>
         </w:rPr>
@@ -1297,6 +1412,7 @@
       </w:pPr>
       <w:r>
         <w:rPr>
+          <w:rFonts w:ascii="Calibri" w:hAnsi="Calibri"/>
           <w:b/>
           <w:sz w:val="22"/>
         </w:rPr>
@@ -1310,6 +1426,7 @@
       </w:pPr>
       <w:r>
         <w:rPr>
+          <w:rFonts w:ascii="Calibri" w:hAnsi="Calibri"/>
           <w:b/>
           <w:sz w:val="22"/>
         </w:rPr>
@@ -1323,6 +1440,7 @@
       </w:pPr>
       <w:r>
         <w:rPr>
+          <w:rFonts w:ascii="Calibri" w:hAnsi="Calibri"/>
           <w:b/>
           <w:sz w:val="22"/>
         </w:rPr>
@@ -1336,6 +1454,7 @@
       </w:pPr>
       <w:r>
         <w:rPr>
+          <w:rFonts w:ascii="Calibri" w:hAnsi="Calibri"/>
           <w:b/>
           <w:sz w:val="22"/>
         </w:rPr>
@@ -1343,10 +1462,14 @@
       </w:r>
     </w:p>
     <w:p>
-      <w:r/>
-      <w:r>
-        <w:rPr>
-          <w:rFonts w:ascii="Inter" w:hAnsi="Inter"/>
+      <w:pPr>
+        <w:rPr>
+          <w:rFonts w:hint="default" w:ascii="Calibri" w:hAnsi="Calibri" w:cs="Calibri"/>
+        </w:rPr>
+      </w:pPr>
+      <w:r>
+        <w:rPr>
+          <w:rFonts w:hint="default" w:ascii="Calibri" w:hAnsi="Calibri" w:cs="Calibri"/>
           <w:sz w:val="20"/>
         </w:rPr>
         <w:t>Multi-Tenant Authentication secures the entire portal behind JWT-based sessions with role-based access (Owner, QC Inspector, Maintenance Engineer, Operator), brute-force rate limiting, and factory-specific data scoping through unique join codes.</w:t>
@@ -1354,14 +1477,22 @@
     </w:p>
     <w:p>
       <w:r>
+        <w:rPr>
+          <w:rFonts w:ascii="Calibri" w:hAnsi="Calibri"/>
+        </w:rPr>
         <w:br w:type="page"/>
       </w:r>
+      <w:bookmarkStart w:id="0" w:name="_GoBack"/>
+      <w:bookmarkEnd w:id="0"/>
     </w:p>
     <w:p>
       <w:pPr>
         <w:pStyle w:val="2"/>
       </w:pPr>
       <w:r>
+        <w:rPr>
+          <w:rFonts w:ascii="Calibri" w:hAnsi="Calibri"/>
+        </w:rPr>
         <w:t>3. System Architecture Overview</w:t>
       </w:r>
     </w:p>
@@ -1370,17 +1501,24 @@
         <w:pStyle w:val="3"/>
       </w:pPr>
       <w:r>
+        <w:rPr>
+          <w:rFonts w:ascii="Calibri" w:hAnsi="Calibri"/>
+        </w:rPr>
         <w:t>Architecture Principles</w:t>
       </w:r>
     </w:p>
     <w:p>
       <w:r>
+        <w:rPr>
+          <w:rFonts w:ascii="Calibri" w:hAnsi="Calibri"/>
+        </w:rPr>
         <w:t>The system follows a hub-and-spoke microservices architecture built around one core design rule:</w:t>
       </w:r>
     </w:p>
     <w:p>
       <w:r>
         <w:rPr>
+          <w:rFonts w:ascii="Calibri" w:hAnsi="Calibri"/>
           <w:i/>
           <w:color w:val="0D47A1"/>
           <w:sz w:val="22"/>
@@ -1391,6 +1529,9 @@
     <w:p/>
     <w:p>
       <w:r>
+        <w:rPr>
+          <w:rFonts w:ascii="Calibri" w:hAnsi="Calibri"/>
+        </w:rPr>
         <w:t>This strict separation kept 6 developers from stepping on each other's toes with conflicting database models and migrations. Each service lives in its own directory and exposes standard REST or WebSocket endpoints.</w:t>
       </w:r>
     </w:p>
@@ -1399,11 +1540,17 @@
         <w:pStyle w:val="3"/>
       </w:pPr>
       <w:r>
+        <w:rPr>
+          <w:rFonts w:ascii="Calibri" w:hAnsi="Calibri"/>
+        </w:rPr>
         <w:t>Service Communication Flow</w:t>
       </w:r>
     </w:p>
     <w:p>
       <w:r>
+        <w:rPr>
+          <w:rFonts w:ascii="Calibri" w:hAnsi="Calibri"/>
+        </w:rPr>
         <w:t>The frontend talks only to backend-core (Port 8000), which acts as the central API gateway. Backend Core pulls data from and proxies requests to the downstream AI services (Ports 8001 to 8004). Every downstream call is wrapped in async try/except blocks with short timeouts. If any microservice goes down, the frontend shows a clean offline badge and falls back to local data instead of crashing.</w:t>
       </w:r>
     </w:p>
@@ -1713,6 +1860,9 @@
         <w:pStyle w:val="3"/>
       </w:pPr>
       <w:r>
+        <w:rPr>
+          <w:rFonts w:ascii="Calibri" w:hAnsi="Calibri"/>
+        </w:rPr>
         <w:t>Port &amp; Service Assignments</w:t>
       </w:r>
     </w:p>
@@ -1774,6 +1924,7 @@
             </w:pPr>
             <w:r>
               <w:rPr>
+                <w:rFonts w:ascii="Calibri" w:hAnsi="Calibri"/>
                 <w:b/>
                 <w:color w:val="FFFFFF"/>
                 <w:sz w:val="20"/>
@@ -1793,6 +1944,7 @@
             </w:pPr>
             <w:r>
               <w:rPr>
+                <w:rFonts w:ascii="Calibri" w:hAnsi="Calibri"/>
                 <w:b/>
                 <w:color w:val="FFFFFF"/>
                 <w:sz w:val="20"/>
@@ -1812,6 +1964,7 @@
             </w:pPr>
             <w:r>
               <w:rPr>
+                <w:rFonts w:ascii="Calibri" w:hAnsi="Calibri"/>
                 <w:b/>
                 <w:color w:val="FFFFFF"/>
                 <w:sz w:val="20"/>
@@ -1831,6 +1984,7 @@
             </w:pPr>
             <w:r>
               <w:rPr>
+                <w:rFonts w:ascii="Calibri" w:hAnsi="Calibri"/>
                 <w:b/>
                 <w:color w:val="FFFFFF"/>
                 <w:sz w:val="20"/>
@@ -1870,6 +2024,7 @@
             </w:pPr>
             <w:r>
               <w:rPr>
+                <w:rFonts w:ascii="Calibri" w:hAnsi="Calibri"/>
                 <w:sz w:val="20"/>
               </w:rPr>
               <w:t>Frontend ERP Portal</w:t>
@@ -1886,6 +2041,7 @@
             </w:pPr>
             <w:r>
               <w:rPr>
+                <w:rFonts w:ascii="Calibri" w:hAnsi="Calibri"/>
                 <w:sz w:val="20"/>
               </w:rPr>
               <w:t>3000</w:t>
@@ -1906,6 +2062,7 @@
             </w:pPr>
             <w:r>
               <w:rPr>
+                <w:rFonts w:ascii="Calibri" w:hAnsi="Calibri"/>
                 <w:sz w:val="20"/>
               </w:rPr>
               <w:t>Anuj</w:t>
@@ -1922,6 +2079,7 @@
             </w:pPr>
             <w:r>
               <w:rPr>
+                <w:rFonts w:ascii="Calibri" w:hAnsi="Calibri"/>
                 <w:sz w:val="20"/>
               </w:rPr>
               <w:t>Next.js 14, React, TypeScript, TailwindCSS, Recharts</w:t>
@@ -1960,6 +2118,7 @@
             </w:pPr>
             <w:r>
               <w:rPr>
+                <w:rFonts w:ascii="Calibri" w:hAnsi="Calibri"/>
                 <w:sz w:val="20"/>
               </w:rPr>
               <w:t>Backend Core</w:t>
@@ -1977,6 +2136,7 @@
             </w:pPr>
             <w:r>
               <w:rPr>
+                <w:rFonts w:ascii="Calibri" w:hAnsi="Calibri"/>
                 <w:sz w:val="20"/>
               </w:rPr>
               <w:t>8000</w:t>
@@ -1994,6 +2154,7 @@
             </w:pPr>
             <w:r>
               <w:rPr>
+                <w:rFonts w:ascii="Calibri" w:hAnsi="Calibri"/>
                 <w:sz w:val="20"/>
               </w:rPr>
               <w:t>Anuj</w:t>
@@ -2011,6 +2172,7 @@
             </w:pPr>
             <w:r>
               <w:rPr>
+                <w:rFonts w:ascii="Calibri" w:hAnsi="Calibri"/>
                 <w:sz w:val="20"/>
               </w:rPr>
               <w:t>FastAPI, SQLAlchemy, Pydantic, PostgreSQL / SQLite</w:t>
@@ -2048,6 +2210,7 @@
             </w:pPr>
             <w:r>
               <w:rPr>
+                <w:rFonts w:ascii="Calibri" w:hAnsi="Calibri"/>
                 <w:sz w:val="20"/>
               </w:rPr>
               <w:t>Vision Inspection</w:t>
@@ -2064,6 +2227,7 @@
             </w:pPr>
             <w:r>
               <w:rPr>
+                <w:rFonts w:ascii="Calibri" w:hAnsi="Calibri"/>
                 <w:sz w:val="20"/>
               </w:rPr>
               <w:t>8001</w:t>
@@ -2080,6 +2244,7 @@
             </w:pPr>
             <w:r>
               <w:rPr>
+                <w:rFonts w:ascii="Calibri" w:hAnsi="Calibri"/>
                 <w:sz w:val="20"/>
               </w:rPr>
               <w:t>Krrish</w:t>
@@ -2096,6 +2261,7 @@
             </w:pPr>
             <w:r>
               <w:rPr>
+                <w:rFonts w:ascii="Calibri" w:hAnsi="Calibri"/>
                 <w:sz w:val="20"/>
               </w:rPr>
               <w:t>FastAPI, Ultralytics YOLOv8 Defect Detection</w:t>
@@ -2134,6 +2300,7 @@
             </w:pPr>
             <w:r>
               <w:rPr>
+                <w:rFonts w:ascii="Calibri" w:hAnsi="Calibri"/>
                 <w:sz w:val="20"/>
               </w:rPr>
               <w:t>Chatbot Assistant</w:t>
@@ -2151,6 +2318,7 @@
             </w:pPr>
             <w:r>
               <w:rPr>
+                <w:rFonts w:ascii="Calibri" w:hAnsi="Calibri"/>
                 <w:sz w:val="20"/>
               </w:rPr>
               <w:t>8002</w:t>
@@ -2168,6 +2336,7 @@
             </w:pPr>
             <w:r>
               <w:rPr>
+                <w:rFonts w:ascii="Calibri" w:hAnsi="Calibri"/>
                 <w:sz w:val="20"/>
               </w:rPr>
               <w:t>Gauri</w:t>
@@ -2185,6 +2354,7 @@
             </w:pPr>
             <w:r>
               <w:rPr>
+                <w:rFonts w:ascii="Calibri" w:hAnsi="Calibri"/>
                 <w:sz w:val="20"/>
               </w:rPr>
               <w:t>FastAPI, Claude 3.5 Sonnet, Groq Whisper STT</w:t>
@@ -2222,6 +2392,7 @@
             </w:pPr>
             <w:r>
               <w:rPr>
+                <w:rFonts w:ascii="Calibri" w:hAnsi="Calibri"/>
                 <w:sz w:val="20"/>
               </w:rPr>
               <w:t>Predictive Maintenance</w:t>
@@ -2238,6 +2409,7 @@
             </w:pPr>
             <w:r>
               <w:rPr>
+                <w:rFonts w:ascii="Calibri" w:hAnsi="Calibri"/>
                 <w:sz w:val="20"/>
               </w:rPr>
               <w:t>8003</w:t>
@@ -2254,6 +2426,7 @@
             </w:pPr>
             <w:r>
               <w:rPr>
+                <w:rFonts w:ascii="Calibri" w:hAnsi="Calibri"/>
                 <w:sz w:val="20"/>
               </w:rPr>
               <w:t>Neerav</w:t>
@@ -2270,6 +2443,7 @@
             </w:pPr>
             <w:r>
               <w:rPr>
+                <w:rFonts w:ascii="Calibri" w:hAnsi="Calibri"/>
                 <w:sz w:val="20"/>
               </w:rPr>
               <w:t>FastAPI, scikit-learn RandomForest, Synthetic Telemetry</w:t>
@@ -2308,6 +2482,7 @@
             </w:pPr>
             <w:r>
               <w:rPr>
+                <w:rFonts w:ascii="Calibri" w:hAnsi="Calibri"/>
                 <w:sz w:val="20"/>
               </w:rPr>
               <w:t>Root Cause Analysis</w:t>
@@ -2325,6 +2500,7 @@
             </w:pPr>
             <w:r>
               <w:rPr>
+                <w:rFonts w:ascii="Calibri" w:hAnsi="Calibri"/>
                 <w:sz w:val="20"/>
               </w:rPr>
               <w:t>8004</w:t>
@@ -2342,6 +2518,7 @@
             </w:pPr>
             <w:r>
               <w:rPr>
+                <w:rFonts w:ascii="Calibri" w:hAnsi="Calibri"/>
                 <w:sz w:val="20"/>
               </w:rPr>
               <w:t>Vedant</w:t>
@@ -2359,6 +2536,7 @@
             </w:pPr>
             <w:r>
               <w:rPr>
+                <w:rFonts w:ascii="Calibri" w:hAnsi="Calibri"/>
                 <w:sz w:val="20"/>
               </w:rPr>
               <w:t>FastAPI, pandas Downtime Analytics &amp; Inventory</w:t>
@@ -2396,6 +2574,7 @@
             </w:pPr>
             <w:r>
               <w:rPr>
+                <w:rFonts w:ascii="Calibri" w:hAnsi="Calibri"/>
                 <w:sz w:val="20"/>
               </w:rPr>
               <w:t>PostgreSQL Database</w:t>
@@ -2412,6 +2591,7 @@
             </w:pPr>
             <w:r>
               <w:rPr>
+                <w:rFonts w:ascii="Calibri" w:hAnsi="Calibri"/>
                 <w:sz w:val="20"/>
               </w:rPr>
               <w:t>5432</w:t>
@@ -2428,6 +2608,7 @@
             </w:pPr>
             <w:r>
               <w:rPr>
+                <w:rFonts w:ascii="Calibri" w:hAnsi="Calibri"/>
                 <w:sz w:val="20"/>
               </w:rPr>
               <w:t>(Shared)</w:t>
@@ -2444,6 +2625,7 @@
             </w:pPr>
             <w:r>
               <w:rPr>
+                <w:rFonts w:ascii="Calibri" w:hAnsi="Calibri"/>
                 <w:sz w:val="20"/>
               </w:rPr>
               <w:t>PostgreSQL 16 Relational DB (Managed by backend-core)</w:t>
@@ -2455,6 +2637,9 @@
     <w:p/>
     <w:p>
       <w:r>
+        <w:rPr>
+          <w:rFonts w:ascii="Calibri" w:hAnsi="Calibri"/>
+        </w:rPr>
         <w:br w:type="page"/>
       </w:r>
     </w:p>
@@ -2463,6 +2648,9 @@
         <w:pStyle w:val="2"/>
       </w:pPr>
       <w:r>
+        <w:rPr>
+          <w:rFonts w:ascii="Calibri" w:hAnsi="Calibri"/>
+        </w:rPr>
         <w:t>4. Technology Stack</w:t>
       </w:r>
     </w:p>
@@ -2523,6 +2711,7 @@
             </w:pPr>
             <w:r>
               <w:rPr>
+                <w:rFonts w:ascii="Calibri" w:hAnsi="Calibri"/>
                 <w:b/>
                 <w:color w:val="FFFFFF"/>
                 <w:sz w:val="20"/>
@@ -2542,6 +2731,7 @@
             </w:pPr>
             <w:r>
               <w:rPr>
+                <w:rFonts w:ascii="Calibri" w:hAnsi="Calibri"/>
                 <w:b/>
                 <w:color w:val="FFFFFF"/>
                 <w:sz w:val="20"/>
@@ -2561,6 +2751,7 @@
             </w:pPr>
             <w:r>
               <w:rPr>
+                <w:rFonts w:ascii="Calibri" w:hAnsi="Calibri"/>
                 <w:b/>
                 <w:color w:val="FFFFFF"/>
                 <w:sz w:val="20"/>
@@ -2600,6 +2791,7 @@
             </w:pPr>
             <w:r>
               <w:rPr>
+                <w:rFonts w:ascii="Calibri" w:hAnsi="Calibri"/>
                 <w:sz w:val="20"/>
               </w:rPr>
               <w:t>Frontend Framework</w:t>
@@ -2616,6 +2808,7 @@
             </w:pPr>
             <w:r>
               <w:rPr>
+                <w:rFonts w:ascii="Calibri" w:hAnsi="Calibri"/>
                 <w:sz w:val="20"/>
               </w:rPr>
               <w:t>Next.js 14, React 18, TypeScript</w:t>
@@ -2632,6 +2825,7 @@
             </w:pPr>
             <w:r>
               <w:rPr>
+                <w:rFonts w:ascii="Calibri" w:hAnsi="Calibri"/>
                 <w:sz w:val="20"/>
               </w:rPr>
               <w:t>Pages router, server-side rendering, client hydration, strict type safety</w:t>
@@ -2670,6 +2864,7 @@
             </w:pPr>
             <w:r>
               <w:rPr>
+                <w:rFonts w:ascii="Calibri" w:hAnsi="Calibri"/>
                 <w:sz w:val="20"/>
               </w:rPr>
               <w:t>Frontend Styling</w:t>
@@ -2687,6 +2882,7 @@
             </w:pPr>
             <w:r>
               <w:rPr>
+                <w:rFonts w:ascii="Calibri" w:hAnsi="Calibri"/>
                 <w:sz w:val="20"/>
               </w:rPr>
               <w:t>TailwindCSS + Custom CSS Tokens</w:t>
@@ -2704,6 +2900,7 @@
             </w:pPr>
             <w:r>
               <w:rPr>
+                <w:rFonts w:ascii="Calibri" w:hAnsi="Calibri"/>
                 <w:sz w:val="20"/>
               </w:rPr>
               <w:t>Modern light enterprise theme (#F8F9FA base, #FFFFFF panels, #2563EB primary)</w:t>
@@ -2741,6 +2938,7 @@
             </w:pPr>
             <w:r>
               <w:rPr>
+                <w:rFonts w:ascii="Calibri" w:hAnsi="Calibri"/>
                 <w:sz w:val="20"/>
               </w:rPr>
               <w:t>UI Components &amp; Icons</w:t>
@@ -2757,6 +2955,7 @@
             </w:pPr>
             <w:r>
               <w:rPr>
+                <w:rFonts w:ascii="Calibri" w:hAnsi="Calibri"/>
                 <w:sz w:val="20"/>
               </w:rPr>
               <w:t>Lucide React, Custom Base Cards</w:t>
@@ -2773,6 +2972,7 @@
             </w:pPr>
             <w:r>
               <w:rPr>
+                <w:rFonts w:ascii="Calibri" w:hAnsi="Calibri"/>
                 <w:sz w:val="20"/>
               </w:rPr>
               <w:t>Card base elevation, semantic badges, animated status dots, shimmer skeletons</w:t>
@@ -2811,6 +3011,7 @@
             </w:pPr>
             <w:r>
               <w:rPr>
+                <w:rFonts w:ascii="Calibri" w:hAnsi="Calibri"/>
                 <w:sz w:val="20"/>
               </w:rPr>
               <w:t>Data Visualization</w:t>
@@ -2828,6 +3029,7 @@
             </w:pPr>
             <w:r>
               <w:rPr>
+                <w:rFonts w:ascii="Calibri" w:hAnsi="Calibri"/>
                 <w:sz w:val="20"/>
               </w:rPr>
               <w:t>Recharts &amp; Custom SVG Ring Gauges</w:t>
@@ -2845,6 +3047,7 @@
             </w:pPr>
             <w:r>
               <w:rPr>
+                <w:rFonts w:ascii="Calibri" w:hAnsi="Calibri"/>
                 <w:sz w:val="20"/>
               </w:rPr>
               <w:t>Vertical/horizontal bar charts, pie/donut charts, animated circular health ring gauges</w:t>
@@ -2882,6 +3085,7 @@
             </w:pPr>
             <w:r>
               <w:rPr>
+                <w:rFonts w:ascii="Calibri" w:hAnsi="Calibri"/>
                 <w:sz w:val="20"/>
               </w:rPr>
               <w:t>Backend API Gateway</w:t>
@@ -2898,6 +3102,7 @@
             </w:pPr>
             <w:r>
               <w:rPr>
+                <w:rFonts w:ascii="Calibri" w:hAnsi="Calibri"/>
                 <w:sz w:val="20"/>
               </w:rPr>
               <w:t>Python 3.10+, FastAPI, Uvicorn</w:t>
@@ -2914,6 +3119,7 @@
             </w:pPr>
             <w:r>
               <w:rPr>
+                <w:rFonts w:ascii="Calibri" w:hAnsi="Calibri"/>
                 <w:sz w:val="20"/>
               </w:rPr>
               <w:t>High-throughput asynchronous REST API gateway with parallel service proxying</w:t>
@@ -2952,6 +3158,7 @@
             </w:pPr>
             <w:r>
               <w:rPr>
+                <w:rFonts w:ascii="Calibri" w:hAnsi="Calibri"/>
                 <w:sz w:val="20"/>
               </w:rPr>
               <w:t>Database &amp; ORM</w:t>
@@ -2969,6 +3176,7 @@
             </w:pPr>
             <w:r>
               <w:rPr>
+                <w:rFonts w:ascii="Calibri" w:hAnsi="Calibri"/>
                 <w:sz w:val="20"/>
               </w:rPr>
               <w:t>SQLAlchemy 2.0, Pydantic v2</w:t>
@@ -2986,6 +3194,7 @@
             </w:pPr>
             <w:r>
               <w:rPr>
+                <w:rFonts w:ascii="Calibri" w:hAnsi="Calibri"/>
                 <w:sz w:val="20"/>
               </w:rPr>
               <w:t>Type-safe database ORM and strict request/response data validation schemas</w:t>
@@ -3023,6 +3232,7 @@
             </w:pPr>
             <w:r>
               <w:rPr>
+                <w:rFonts w:ascii="Calibri" w:hAnsi="Calibri"/>
                 <w:sz w:val="20"/>
               </w:rPr>
               <w:t>Database (Production)</w:t>
@@ -3039,6 +3249,7 @@
             </w:pPr>
             <w:r>
               <w:rPr>
+                <w:rFonts w:ascii="Calibri" w:hAnsi="Calibri"/>
                 <w:sz w:val="20"/>
               </w:rPr>
               <w:t>PostgreSQL 16</w:t>
@@ -3055,6 +3266,7 @@
             </w:pPr>
             <w:r>
               <w:rPr>
+                <w:rFonts w:ascii="Calibri" w:hAnsi="Calibri"/>
                 <w:sz w:val="20"/>
               </w:rPr>
               <w:t>ACID-compliant relational database with connection pooling and migrations</w:t>
@@ -3093,6 +3305,7 @@
             </w:pPr>
             <w:r>
               <w:rPr>
+                <w:rFonts w:ascii="Calibri" w:hAnsi="Calibri"/>
                 <w:sz w:val="20"/>
               </w:rPr>
               <w:t>Database (Development)</w:t>
@@ -3110,6 +3323,7 @@
             </w:pPr>
             <w:r>
               <w:rPr>
+                <w:rFonts w:ascii="Calibri" w:hAnsi="Calibri"/>
                 <w:sz w:val="20"/>
               </w:rPr>
               <w:t>SQLite (factorygpt_dev.db)</w:t>
@@ -3127,6 +3341,7 @@
             </w:pPr>
             <w:r>
               <w:rPr>
+                <w:rFonts w:ascii="Calibri" w:hAnsi="Calibri"/>
                 <w:sz w:val="20"/>
               </w:rPr>
               <w:t>Zero-setup local development fallback with busy-timeout lock protection</w:t>
@@ -3164,6 +3379,7 @@
             </w:pPr>
             <w:r>
               <w:rPr>
+                <w:rFonts w:ascii="Calibri" w:hAnsi="Calibri"/>
                 <w:sz w:val="20"/>
               </w:rPr>
               <w:t>Vision AI Deep Learning</w:t>
@@ -3180,6 +3396,7 @@
             </w:pPr>
             <w:r>
               <w:rPr>
+                <w:rFonts w:ascii="Calibri" w:hAnsi="Calibri"/>
                 <w:sz w:val="20"/>
               </w:rPr>
               <w:t>YOLOv8n (Ultralytics), PIL/Pillow</w:t>
@@ -3196,6 +3413,7 @@
             </w:pPr>
             <w:r>
               <w:rPr>
+                <w:rFonts w:ascii="Calibri" w:hAnsi="Calibri"/>
                 <w:sz w:val="20"/>
               </w:rPr>
               <w:t>Real-time welding defect detection with bounding box coordinates and confidence</w:t>
@@ -3234,6 +3452,7 @@
             </w:pPr>
             <w:r>
               <w:rPr>
+                <w:rFonts w:ascii="Calibri" w:hAnsi="Calibri"/>
                 <w:sz w:val="20"/>
               </w:rPr>
               <w:t>Conversational LLM</w:t>
@@ -3251,6 +3470,7 @@
             </w:pPr>
             <w:r>
               <w:rPr>
+                <w:rFonts w:ascii="Calibri" w:hAnsi="Calibri"/>
                 <w:sz w:val="20"/>
               </w:rPr>
               <w:t>Anthropic Claude 3.5 Sonnet</w:t>
@@ -3268,6 +3488,7 @@
             </w:pPr>
             <w:r>
               <w:rPr>
+                <w:rFonts w:ascii="Calibri" w:hAnsi="Calibri"/>
                 <w:sz w:val="20"/>
               </w:rPr>
               <w:t>Factory domain intelligence with multi-turn tool-calling against live MES APIs</w:t>
@@ -3305,6 +3526,7 @@
             </w:pPr>
             <w:r>
               <w:rPr>
+                <w:rFonts w:ascii="Calibri" w:hAnsi="Calibri"/>
                 <w:sz w:val="20"/>
               </w:rPr>
               <w:t>Voice Transcription</w:t>
@@ -3321,6 +3543,7 @@
             </w:pPr>
             <w:r>
               <w:rPr>
+                <w:rFonts w:ascii="Calibri" w:hAnsi="Calibri"/>
                 <w:sz w:val="20"/>
               </w:rPr>
               <w:t>Groq Whisper (whisper-large-v3)</w:t>
@@ -3337,6 +3560,7 @@
             </w:pPr>
             <w:r>
               <w:rPr>
+                <w:rFonts w:ascii="Calibri" w:hAnsi="Calibri"/>
                 <w:sz w:val="20"/>
               </w:rPr>
               <w:t>Sub-second speech-to-text audio transcription for hands-free voice commands</w:t>
@@ -3375,6 +3599,7 @@
             </w:pPr>
             <w:r>
               <w:rPr>
+                <w:rFonts w:ascii="Calibri" w:hAnsi="Calibri"/>
                 <w:sz w:val="20"/>
               </w:rPr>
               <w:t>Machine Learning</w:t>
@@ -3392,6 +3617,7 @@
             </w:pPr>
             <w:r>
               <w:rPr>
+                <w:rFonts w:ascii="Calibri" w:hAnsi="Calibri"/>
                 <w:sz w:val="20"/>
               </w:rPr>
               <w:t>scikit-learn (RandomForestRegressor)</w:t>
@@ -3409,6 +3635,7 @@
             </w:pPr>
             <w:r>
               <w:rPr>
+                <w:rFonts w:ascii="Calibri" w:hAnsi="Calibri"/>
                 <w:sz w:val="20"/>
               </w:rPr>
               <w:t>Ensemble regressor predicting machine health scores (0-100) from telemetry</w:t>
@@ -3446,6 +3673,7 @@
             </w:pPr>
             <w:r>
               <w:rPr>
+                <w:rFonts w:ascii="Calibri" w:hAnsi="Calibri"/>
                 <w:sz w:val="20"/>
               </w:rPr>
               <w:t>Analytics &amp; Data Processing</w:t>
@@ -3462,6 +3690,7 @@
             </w:pPr>
             <w:r>
               <w:rPr>
+                <w:rFonts w:ascii="Calibri" w:hAnsi="Calibri"/>
                 <w:sz w:val="20"/>
               </w:rPr>
               <w:t>pandas, NumPy</w:t>
@@ -3478,6 +3707,7 @@
             </w:pPr>
             <w:r>
               <w:rPr>
+                <w:rFonts w:ascii="Calibri" w:hAnsi="Calibri"/>
                 <w:sz w:val="20"/>
               </w:rPr>
               <w:t>High-performance time-series downtime aggregation and Pareto cause sorting</w:t>
@@ -3516,6 +3746,7 @@
             </w:pPr>
             <w:r>
               <w:rPr>
+                <w:rFonts w:ascii="Calibri" w:hAnsi="Calibri"/>
                 <w:sz w:val="20"/>
               </w:rPr>
               <w:t>HTTP Client</w:t>
@@ -3533,6 +3764,7 @@
             </w:pPr>
             <w:r>
               <w:rPr>
+                <w:rFonts w:ascii="Calibri" w:hAnsi="Calibri"/>
                 <w:sz w:val="20"/>
               </w:rPr>
               <w:t>httpx (Async &amp; Sync)</w:t>
@@ -3550,6 +3782,7 @@
             </w:pPr>
             <w:r>
               <w:rPr>
+                <w:rFonts w:ascii="Calibri" w:hAnsi="Calibri"/>
                 <w:sz w:val="20"/>
               </w:rPr>
               <w:t>Non-blocking HTTP client for inter-service communication and webhook triggers</w:t>
@@ -3587,6 +3820,7 @@
             </w:pPr>
             <w:r>
               <w:rPr>
+                <w:rFonts w:ascii="Calibri" w:hAnsi="Calibri"/>
                 <w:sz w:val="20"/>
               </w:rPr>
               <w:t>Containerization</w:t>
@@ -3603,6 +3837,7 @@
             </w:pPr>
             <w:r>
               <w:rPr>
+                <w:rFonts w:ascii="Calibri" w:hAnsi="Calibri"/>
                 <w:sz w:val="20"/>
               </w:rPr>
               <w:t>Docker, Docker Compose</w:t>
@@ -3619,6 +3854,7 @@
             </w:pPr>
             <w:r>
               <w:rPr>
+                <w:rFonts w:ascii="Calibri" w:hAnsi="Calibri"/>
                 <w:sz w:val="20"/>
               </w:rPr>
               <w:t>7-container orchestration for unified local and staging deployment</w:t>
@@ -3630,6 +3866,9 @@
     <w:p/>
     <w:p>
       <w:r>
+        <w:rPr>
+          <w:rFonts w:ascii="Calibri" w:hAnsi="Calibri"/>
+        </w:rPr>
         <w:br w:type="page"/>
       </w:r>
     </w:p>
@@ -3638,6 +3877,9 @@
         <w:pStyle w:val="2"/>
       </w:pPr>
       <w:r>
+        <w:rPr>
+          <w:rFonts w:ascii="Calibri" w:hAnsi="Calibri"/>
+        </w:rPr>
         <w:t>5. Module-by-Module Detailed Breakdown</w:t>
       </w:r>
     </w:p>
@@ -3646,6 +3888,9 @@
         <w:pStyle w:val="3"/>
       </w:pPr>
       <w:r>
+        <w:rPr>
+          <w:rFonts w:ascii="Calibri" w:hAnsi="Calibri"/>
+        </w:rPr>
         <w:t>5.1  Backend Core &amp; Shared Architecture</w:t>
       </w:r>
     </w:p>
@@ -3706,6 +3951,7 @@
             </w:pPr>
             <w:r>
               <w:rPr>
+                <w:rFonts w:ascii="Calibri" w:hAnsi="Calibri"/>
                 <w:b/>
                 <w:color w:val="FFFFFF"/>
                 <w:sz w:val="20"/>
@@ -3725,6 +3971,7 @@
             </w:pPr>
             <w:r>
               <w:rPr>
+                <w:rFonts w:ascii="Calibri" w:hAnsi="Calibri"/>
                 <w:b/>
                 <w:color w:val="FFFFFF"/>
                 <w:sz w:val="20"/>
@@ -3764,6 +4011,7 @@
             </w:pPr>
             <w:r>
               <w:rPr>
+                <w:rFonts w:ascii="Calibri" w:hAnsi="Calibri"/>
                 <w:sz w:val="20"/>
               </w:rPr>
               <w:t>Owner</w:t>
@@ -3784,13 +4032,14 @@
             </w:pPr>
             <w:r>
               <w:rPr>
+                <w:rFonts w:ascii="Calibri" w:hAnsi="Calibri"/>
                 <w:sz w:val="20"/>
               </w:rPr>
               <w:t>Anuj</w:t>
             </w:r>
             <w:r>
               <w:rPr>
-                <w:rFonts w:hint="default"/>
+                <w:rFonts w:hint="default" w:ascii="Calibri" w:hAnsi="Calibri"/>
                 <w:sz w:val="20"/>
                 <w:lang w:val="en-US"/>
               </w:rPr>
@@ -3830,6 +4079,7 @@
             </w:pPr>
             <w:r>
               <w:rPr>
+                <w:rFonts w:ascii="Calibri" w:hAnsi="Calibri"/>
                 <w:sz w:val="20"/>
               </w:rPr>
               <w:t>Directory</w:t>
@@ -3847,6 +4097,7 @@
             </w:pPr>
             <w:r>
               <w:rPr>
+                <w:rFonts w:ascii="Calibri" w:hAnsi="Calibri"/>
                 <w:sz w:val="20"/>
               </w:rPr>
               <w:t>apps/backend-core/</w:t>
@@ -3884,6 +4135,7 @@
             </w:pPr>
             <w:r>
               <w:rPr>
+                <w:rFonts w:ascii="Calibri" w:hAnsi="Calibri"/>
                 <w:sz w:val="20"/>
               </w:rPr>
               <w:t>Port</w:t>
@@ -3900,6 +4152,7 @@
             </w:pPr>
             <w:r>
               <w:rPr>
+                <w:rFonts w:ascii="Calibri" w:hAnsi="Calibri"/>
                 <w:sz w:val="20"/>
               </w:rPr>
               <w:t>8000</w:t>
@@ -3938,6 +4191,7 @@
             </w:pPr>
             <w:r>
               <w:rPr>
+                <w:rFonts w:ascii="Calibri" w:hAnsi="Calibri"/>
                 <w:sz w:val="20"/>
               </w:rPr>
               <w:t>Framework</w:t>
@@ -3955,6 +4209,7 @@
             </w:pPr>
             <w:r>
               <w:rPr>
+                <w:rFonts w:ascii="Calibri" w:hAnsi="Calibri"/>
                 <w:sz w:val="20"/>
               </w:rPr>
               <w:t>FastAPI + SQLAlchemy + Pydantic</w:t>
@@ -3992,6 +4247,7 @@
             </w:pPr>
             <w:r>
               <w:rPr>
+                <w:rFonts w:ascii="Calibri" w:hAnsi="Calibri"/>
                 <w:sz w:val="20"/>
               </w:rPr>
               <w:t>Database</w:t>
@@ -4008,6 +4264,7 @@
             </w:pPr>
             <w:r>
               <w:rPr>
+                <w:rFonts w:ascii="Calibri" w:hAnsi="Calibri"/>
                 <w:sz w:val="20"/>
               </w:rPr>
               <w:t>PostgreSQL (prod) / SQLite (dev fallback)</w:t>
@@ -4046,6 +4303,7 @@
             </w:pPr>
             <w:r>
               <w:rPr>
+                <w:rFonts w:ascii="Calibri" w:hAnsi="Calibri"/>
                 <w:sz w:val="20"/>
               </w:rPr>
               <w:t>Branch</w:t>
@@ -4063,6 +4321,7 @@
             </w:pPr>
             <w:r>
               <w:rPr>
+                <w:rFonts w:ascii="Calibri" w:hAnsi="Calibri"/>
                 <w:sz w:val="20"/>
               </w:rPr>
               <w:t>feature/anuj-backend-core</w:t>
@@ -4077,11 +4336,17 @@
         <w:pStyle w:val="4"/>
       </w:pPr>
       <w:r>
+        <w:rPr>
+          <w:rFonts w:ascii="Calibri" w:hAnsi="Calibri"/>
+        </w:rPr>
         <w:t>Purpose</w:t>
       </w:r>
     </w:p>
     <w:p>
       <w:r>
+        <w:rPr>
+          <w:rFonts w:ascii="Calibri" w:hAnsi="Calibri"/>
+        </w:rPr>
         <w:t>Backend Core is the single source of truth for the entire system. It owns the only database, exposes the shared API contract all other services depend on, and runs the workflow automation pipeline. It also acts as the API gateway for the frontend, forwarding requests to the other microservices with fault-tolerant error handling.</w:t>
       </w:r>
     </w:p>
@@ -4090,6 +4355,9 @@
         <w:pStyle w:val="4"/>
       </w:pPr>
       <w:r>
+        <w:rPr>
+          <w:rFonts w:ascii="Calibri" w:hAnsi="Calibri"/>
+        </w:rPr>
         <w:t>Key Components</w:t>
       </w:r>
     </w:p>
@@ -4100,6 +4368,7 @@
       </w:pPr>
       <w:r>
         <w:rPr>
+          <w:rFonts w:ascii="Calibri" w:hAnsi="Calibri"/>
           <w:b/>
           <w:sz w:val="22"/>
         </w:rPr>
@@ -4113,6 +4382,7 @@
       </w:pPr>
       <w:r>
         <w:rPr>
+          <w:rFonts w:ascii="Calibri" w:hAnsi="Calibri"/>
           <w:b/>
           <w:sz w:val="22"/>
         </w:rPr>
@@ -4126,6 +4396,7 @@
       </w:pPr>
       <w:r>
         <w:rPr>
+          <w:rFonts w:ascii="Calibri" w:hAnsi="Calibri"/>
           <w:b/>
           <w:sz w:val="22"/>
         </w:rPr>
@@ -4139,6 +4410,7 @@
       </w:pPr>
       <w:r>
         <w:rPr>
+          <w:rFonts w:ascii="Calibri" w:hAnsi="Calibri"/>
           <w:b/>
           <w:sz w:val="22"/>
         </w:rPr>
@@ -4152,6 +4424,7 @@
       </w:pPr>
       <w:r>
         <w:rPr>
+          <w:rFonts w:ascii="Calibri" w:hAnsi="Calibri"/>
           <w:b/>
           <w:sz w:val="22"/>
         </w:rPr>
@@ -4165,6 +4438,7 @@
       </w:pPr>
       <w:r>
         <w:rPr>
+          <w:rFonts w:ascii="Calibri" w:hAnsi="Calibri"/>
           <w:b/>
           <w:sz w:val="22"/>
         </w:rPr>
@@ -4178,6 +4452,7 @@
       </w:pPr>
       <w:r>
         <w:rPr>
+          <w:rFonts w:ascii="Calibri" w:hAnsi="Calibri"/>
           <w:b/>
           <w:sz w:val="22"/>
         </w:rPr>
@@ -4189,6 +4464,9 @@
         <w:pStyle w:val="4"/>
       </w:pPr>
       <w:r>
+        <w:rPr>
+          <w:rFonts w:ascii="Calibri" w:hAnsi="Calibri"/>
+        </w:rPr>
         <w:t>API Endpoints</w:t>
       </w:r>
     </w:p>
@@ -4249,6 +4527,7 @@
             </w:pPr>
             <w:r>
               <w:rPr>
+                <w:rFonts w:ascii="Calibri" w:hAnsi="Calibri"/>
                 <w:b/>
                 <w:color w:val="FFFFFF"/>
                 <w:sz w:val="20"/>
@@ -4268,6 +4547,7 @@
             </w:pPr>
             <w:r>
               <w:rPr>
+                <w:rFonts w:ascii="Calibri" w:hAnsi="Calibri"/>
                 <w:b/>
                 <w:color w:val="FFFFFF"/>
                 <w:sz w:val="20"/>
@@ -4287,6 +4567,7 @@
             </w:pPr>
             <w:r>
               <w:rPr>
+                <w:rFonts w:ascii="Calibri" w:hAnsi="Calibri"/>
                 <w:b/>
                 <w:color w:val="FFFFFF"/>
                 <w:sz w:val="20"/>
@@ -4326,6 +4607,7 @@
             </w:pPr>
             <w:r>
               <w:rPr>
+                <w:rFonts w:ascii="Calibri" w:hAnsi="Calibri"/>
                 <w:sz w:val="20"/>
               </w:rPr>
               <w:t>GET</w:t>
@@ -4342,6 +4624,7 @@
             </w:pPr>
             <w:r>
               <w:rPr>
+                <w:rFonts w:ascii="Calibri" w:hAnsi="Calibri"/>
                 <w:sz w:val="20"/>
               </w:rPr>
               <w:t>/health</w:t>
@@ -4358,6 +4641,7 @@
             </w:pPr>
             <w:r>
               <w:rPr>
+                <w:rFonts w:ascii="Calibri" w:hAnsi="Calibri"/>
                 <w:sz w:val="20"/>
               </w:rPr>
               <w:t>Service health check</w:t>
@@ -4396,6 +4680,7 @@
             </w:pPr>
             <w:r>
               <w:rPr>
+                <w:rFonts w:ascii="Calibri" w:hAnsi="Calibri"/>
                 <w:sz w:val="20"/>
               </w:rPr>
               <w:t>GET</w:t>
@@ -4413,6 +4698,7 @@
             </w:pPr>
             <w:r>
               <w:rPr>
+                <w:rFonts w:ascii="Calibri" w:hAnsi="Calibri"/>
                 <w:sz w:val="20"/>
               </w:rPr>
               <w:t>/production/live</w:t>
@@ -4430,6 +4716,7 @@
             </w:pPr>
             <w:r>
               <w:rPr>
+                <w:rFonts w:ascii="Calibri" w:hAnsi="Calibri"/>
                 <w:sz w:val="20"/>
               </w:rPr>
               <w:t>Most recent production counts (live dashboard view)</w:t>
@@ -4467,6 +4754,7 @@
             </w:pPr>
             <w:r>
               <w:rPr>
+                <w:rFonts w:ascii="Calibri" w:hAnsi="Calibri"/>
                 <w:sz w:val="20"/>
               </w:rPr>
               <w:t>GET</w:t>
@@ -4483,6 +4771,7 @@
             </w:pPr>
             <w:r>
               <w:rPr>
+                <w:rFonts w:ascii="Calibri" w:hAnsi="Calibri"/>
                 <w:sz w:val="20"/>
               </w:rPr>
               <w:t>/production/downtime</w:t>
@@ -4499,6 +4788,7 @@
             </w:pPr>
             <w:r>
               <w:rPr>
+                <w:rFonts w:ascii="Calibri" w:hAnsi="Calibri"/>
                 <w:sz w:val="20"/>
               </w:rPr>
               <w:t>Raw downtime event log</w:t>
@@ -4537,6 +4827,7 @@
             </w:pPr>
             <w:r>
               <w:rPr>
+                <w:rFonts w:ascii="Calibri" w:hAnsi="Calibri"/>
                 <w:sz w:val="20"/>
               </w:rPr>
               <w:t>GET</w:t>
@@ -4554,6 +4845,7 @@
             </w:pPr>
             <w:r>
               <w:rPr>
+                <w:rFonts w:ascii="Calibri" w:hAnsi="Calibri"/>
                 <w:sz w:val="20"/>
               </w:rPr>
               <w:t>/production/summary</w:t>
@@ -4571,6 +4863,7 @@
             </w:pPr>
             <w:r>
               <w:rPr>
+                <w:rFonts w:ascii="Calibri" w:hAnsi="Calibri"/>
                 <w:sz w:val="20"/>
               </w:rPr>
               <w:t>OEE-style aggregation: actual vs target % by shift/line</w:t>
@@ -4608,6 +4901,7 @@
             </w:pPr>
             <w:r>
               <w:rPr>
+                <w:rFonts w:ascii="Calibri" w:hAnsi="Calibri"/>
                 <w:sz w:val="20"/>
               </w:rPr>
               <w:t>POST</w:t>
@@ -4624,6 +4918,7 @@
             </w:pPr>
             <w:r>
               <w:rPr>
+                <w:rFonts w:ascii="Calibri" w:hAnsi="Calibri"/>
                 <w:sz w:val="20"/>
               </w:rPr>
               <w:t>/production/seed</w:t>
@@ -4640,6 +4935,7 @@
             </w:pPr>
             <w:r>
               <w:rPr>
+                <w:rFonts w:ascii="Calibri" w:hAnsi="Calibri"/>
                 <w:sz w:val="20"/>
               </w:rPr>
               <w:t>Populate database with 14-day realistic factory history</w:t>
@@ -4678,6 +4974,7 @@
             </w:pPr>
             <w:r>
               <w:rPr>
+                <w:rFonts w:ascii="Calibri" w:hAnsi="Calibri"/>
                 <w:sz w:val="20"/>
               </w:rPr>
               <w:t>POST</w:t>
@@ -4695,6 +4992,7 @@
             </w:pPr>
             <w:r>
               <w:rPr>
+                <w:rFonts w:ascii="Calibri" w:hAnsi="Calibri"/>
                 <w:sz w:val="20"/>
               </w:rPr>
               <w:t>/workflow/defect-event</w:t>
@@ -4712,6 +5010,7 @@
             </w:pPr>
             <w:r>
               <w:rPr>
+                <w:rFonts w:ascii="Calibri" w:hAnsi="Calibri"/>
                 <w:sz w:val="20"/>
               </w:rPr>
               <w:t>Log defect → open Ticket → notify chatbot → update ERP</w:t>
@@ -4749,6 +5048,7 @@
             </w:pPr>
             <w:r>
               <w:rPr>
+                <w:rFonts w:ascii="Calibri" w:hAnsi="Calibri"/>
                 <w:sz w:val="20"/>
               </w:rPr>
               <w:t>POST</w:t>
@@ -4765,6 +5065,7 @@
             </w:pPr>
             <w:r>
               <w:rPr>
+                <w:rFonts w:ascii="Calibri" w:hAnsi="Calibri"/>
                 <w:sz w:val="20"/>
               </w:rPr>
               <w:t>/workflow/machine-alert</w:t>
@@ -4781,6 +5082,7 @@
             </w:pPr>
             <w:r>
               <w:rPr>
+                <w:rFonts w:ascii="Calibri" w:hAnsi="Calibri"/>
                 <w:sz w:val="20"/>
               </w:rPr>
               <w:t>Log machine health breach → open Ticket → notify</w:t>
@@ -4819,6 +5121,7 @@
             </w:pPr>
             <w:r>
               <w:rPr>
+                <w:rFonts w:ascii="Calibri" w:hAnsi="Calibri"/>
                 <w:sz w:val="20"/>
               </w:rPr>
               <w:t>GET</w:t>
@@ -4836,6 +5139,7 @@
             </w:pPr>
             <w:r>
               <w:rPr>
+                <w:rFonts w:ascii="Calibri" w:hAnsi="Calibri"/>
                 <w:sz w:val="20"/>
               </w:rPr>
               <w:t>/workflow/tickets</w:t>
@@ -4853,6 +5157,7 @@
             </w:pPr>
             <w:r>
               <w:rPr>
+                <w:rFonts w:ascii="Calibri" w:hAnsi="Calibri"/>
                 <w:sz w:val="20"/>
               </w:rPr>
               <w:t>Fetch tickets with optional source_module and status filters</w:t>
@@ -4890,6 +5195,7 @@
             </w:pPr>
             <w:r>
               <w:rPr>
+                <w:rFonts w:ascii="Calibri" w:hAnsi="Calibri"/>
                 <w:sz w:val="20"/>
               </w:rPr>
               <w:t>GET</w:t>
@@ -4906,6 +5212,7 @@
             </w:pPr>
             <w:r>
               <w:rPr>
+                <w:rFonts w:ascii="Calibri" w:hAnsi="Calibri"/>
                 <w:sz w:val="20"/>
               </w:rPr>
               <w:t>/workflow/check-machine-health</w:t>
@@ -4922,6 +5229,7 @@
             </w:pPr>
             <w:r>
               <w:rPr>
+                <w:rFonts w:ascii="Calibri" w:hAnsi="Calibri"/>
                 <w:sz w:val="20"/>
               </w:rPr>
               <w:t>Poll maintenance service, auto-create tickets for degraded machines</w:t>
@@ -4960,6 +5268,7 @@
             </w:pPr>
             <w:r>
               <w:rPr>
+                <w:rFonts w:ascii="Calibri" w:hAnsi="Calibri"/>
                 <w:sz w:val="20"/>
               </w:rPr>
               <w:t>GET</w:t>
@@ -4977,6 +5286,7 @@
             </w:pPr>
             <w:r>
               <w:rPr>
+                <w:rFonts w:ascii="Calibri" w:hAnsi="Calibri"/>
                 <w:sz w:val="20"/>
               </w:rPr>
               <w:t>/integrations/overview</w:t>
@@ -4994,6 +5304,7 @@
             </w:pPr>
             <w:r>
               <w:rPr>
+                <w:rFonts w:ascii="Calibri" w:hAnsi="Calibri"/>
                 <w:sz w:val="20"/>
               </w:rPr>
               <w:t>Aggregated status from all 4 downstream services</w:t>
@@ -5031,6 +5342,7 @@
             </w:pPr>
             <w:r>
               <w:rPr>
+                <w:rFonts w:ascii="Calibri" w:hAnsi="Calibri"/>
                 <w:sz w:val="20"/>
               </w:rPr>
               <w:t>POST</w:t>
@@ -5047,6 +5359,7 @@
             </w:pPr>
             <w:r>
               <w:rPr>
+                <w:rFonts w:ascii="Calibri" w:hAnsi="Calibri"/>
                 <w:sz w:val="20"/>
               </w:rPr>
               <w:t>/integrations/chat</w:t>
@@ -5063,6 +5376,7 @@
             </w:pPr>
             <w:r>
               <w:rPr>
+                <w:rFonts w:ascii="Calibri" w:hAnsi="Calibri"/>
                 <w:sz w:val="20"/>
               </w:rPr>
               <w:t>Proxy chat queries to Chatbot Assistant service</w:t>
@@ -5074,6 +5388,9 @@
     <w:p/>
     <w:p>
       <w:r>
+        <w:rPr>
+          <w:rFonts w:ascii="Calibri" w:hAnsi="Calibri"/>
+        </w:rPr>
         <w:br w:type="page"/>
       </w:r>
     </w:p>
@@ -5082,6 +5399,9 @@
         <w:pStyle w:val="3"/>
       </w:pPr>
       <w:r>
+        <w:rPr>
+          <w:rFonts w:ascii="Calibri" w:hAnsi="Calibri"/>
+        </w:rPr>
         <w:t>5.2  AI Vision Inspection</w:t>
       </w:r>
     </w:p>
@@ -5142,6 +5462,7 @@
             </w:pPr>
             <w:r>
               <w:rPr>
+                <w:rFonts w:ascii="Calibri" w:hAnsi="Calibri"/>
                 <w:b/>
                 <w:color w:val="FFFFFF"/>
                 <w:sz w:val="20"/>
@@ -5161,6 +5482,7 @@
             </w:pPr>
             <w:r>
               <w:rPr>
+                <w:rFonts w:ascii="Calibri" w:hAnsi="Calibri"/>
                 <w:b/>
                 <w:color w:val="FFFFFF"/>
                 <w:sz w:val="20"/>
@@ -5200,6 +5522,7 @@
             </w:pPr>
             <w:r>
               <w:rPr>
+                <w:rFonts w:ascii="Calibri" w:hAnsi="Calibri"/>
                 <w:sz w:val="20"/>
               </w:rPr>
               <w:t>Owner</w:t>
@@ -5216,6 +5539,7 @@
             </w:pPr>
             <w:r>
               <w:rPr>
+                <w:rFonts w:ascii="Calibri" w:hAnsi="Calibri"/>
                 <w:sz w:val="20"/>
               </w:rPr>
               <w:t>Krrish Goswami</w:t>
@@ -5254,6 +5578,7 @@
             </w:pPr>
             <w:r>
               <w:rPr>
+                <w:rFonts w:ascii="Calibri" w:hAnsi="Calibri"/>
                 <w:sz w:val="20"/>
               </w:rPr>
               <w:t>Directory</w:t>
@@ -5271,6 +5596,7 @@
             </w:pPr>
             <w:r>
               <w:rPr>
+                <w:rFonts w:ascii="Calibri" w:hAnsi="Calibri"/>
                 <w:sz w:val="20"/>
               </w:rPr>
               <w:t>services/vision-inspection/</w:t>
@@ -5308,6 +5634,7 @@
             </w:pPr>
             <w:r>
               <w:rPr>
+                <w:rFonts w:ascii="Calibri" w:hAnsi="Calibri"/>
                 <w:sz w:val="20"/>
               </w:rPr>
               <w:t>Port</w:t>
@@ -5324,6 +5651,7 @@
             </w:pPr>
             <w:r>
               <w:rPr>
+                <w:rFonts w:ascii="Calibri" w:hAnsi="Calibri"/>
                 <w:sz w:val="20"/>
               </w:rPr>
               <w:t>8001</w:t>
@@ -5362,6 +5690,7 @@
             </w:pPr>
             <w:r>
               <w:rPr>
+                <w:rFonts w:ascii="Calibri" w:hAnsi="Calibri"/>
                 <w:sz w:val="20"/>
               </w:rPr>
               <w:t>Framework</w:t>
@@ -5379,6 +5708,7 @@
             </w:pPr>
             <w:r>
               <w:rPr>
+                <w:rFonts w:ascii="Calibri" w:hAnsi="Calibri"/>
                 <w:sz w:val="20"/>
               </w:rPr>
               <w:t>FastAPI + Ultralytics YOLOv8</w:t>
@@ -5416,6 +5746,7 @@
             </w:pPr>
             <w:r>
               <w:rPr>
+                <w:rFonts w:ascii="Calibri" w:hAnsi="Calibri"/>
                 <w:sz w:val="20"/>
               </w:rPr>
               <w:t>Model Architecture</w:t>
@@ -5432,6 +5763,7 @@
             </w:pPr>
             <w:r>
               <w:rPr>
+                <w:rFonts w:ascii="Calibri" w:hAnsi="Calibri"/>
                 <w:sz w:val="20"/>
               </w:rPr>
               <w:t>YOLOv8n (nano) fine-tuned</w:t>
@@ -5470,6 +5802,7 @@
             </w:pPr>
             <w:r>
               <w:rPr>
+                <w:rFonts w:ascii="Calibri" w:hAnsi="Calibri"/>
                 <w:sz w:val="20"/>
               </w:rPr>
               <w:t>Dataset</w:t>
@@ -5487,6 +5820,7 @@
             </w:pPr>
             <w:r>
               <w:rPr>
+                <w:rFonts w:ascii="Calibri" w:hAnsi="Calibri"/>
                 <w:sz w:val="20"/>
               </w:rPr>
               <w:t>Welding defect dataset (70/20/10 train/val/test split)</w:t>
@@ -5501,11 +5835,17 @@
         <w:pStyle w:val="4"/>
       </w:pPr>
       <w:r>
+        <w:rPr>
+          <w:rFonts w:ascii="Calibri" w:hAnsi="Calibri"/>
+        </w:rPr>
         <w:t>Purpose</w:t>
       </w:r>
     </w:p>
     <w:p>
       <w:r>
+        <w:rPr>
+          <w:rFonts w:ascii="Calibri" w:hAnsi="Calibri"/>
+        </w:rPr>
         <w:t>The Vision Inspection service handles real-time defect detection on manufacturing line images. It takes an image through its /inspect endpoint, runs it through a trained YOLOv8 model, and returns detected defects with type, confidence, and bounding box coordinates. When confidence is high enough, it automatically kicks off the workflow chain in backend-core to log the defect, create a ticket, and notify the right people.</w:t>
       </w:r>
     </w:p>
@@ -5514,6 +5854,9 @@
         <w:pStyle w:val="4"/>
       </w:pPr>
       <w:r>
+        <w:rPr>
+          <w:rFonts w:ascii="Calibri" w:hAnsi="Calibri"/>
+        </w:rPr>
         <w:t>Key Components</w:t>
       </w:r>
     </w:p>
@@ -5524,6 +5867,7 @@
       </w:pPr>
       <w:r>
         <w:rPr>
+          <w:rFonts w:ascii="Calibri" w:hAnsi="Calibri"/>
           <w:b/>
           <w:sz w:val="22"/>
         </w:rPr>
@@ -5537,6 +5881,7 @@
       </w:pPr>
       <w:r>
         <w:rPr>
+          <w:rFonts w:ascii="Calibri" w:hAnsi="Calibri"/>
           <w:b/>
           <w:sz w:val="22"/>
         </w:rPr>
@@ -5550,6 +5895,7 @@
       </w:pPr>
       <w:r>
         <w:rPr>
+          <w:rFonts w:ascii="Calibri" w:hAnsi="Calibri"/>
           <w:b/>
           <w:sz w:val="22"/>
         </w:rPr>
@@ -5563,6 +5909,7 @@
       </w:pPr>
       <w:r>
         <w:rPr>
+          <w:rFonts w:ascii="Calibri" w:hAnsi="Calibri"/>
           <w:b/>
           <w:sz w:val="22"/>
         </w:rPr>
@@ -5576,6 +5923,7 @@
       </w:pPr>
       <w:r>
         <w:rPr>
+          <w:rFonts w:ascii="Calibri" w:hAnsi="Calibri"/>
           <w:b/>
           <w:sz w:val="22"/>
         </w:rPr>
@@ -5587,6 +5935,9 @@
         <w:pStyle w:val="4"/>
       </w:pPr>
       <w:r>
+        <w:rPr>
+          <w:rFonts w:ascii="Calibri" w:hAnsi="Calibri"/>
+        </w:rPr>
         <w:t>Model Performance</w:t>
       </w:r>
     </w:p>
@@ -5647,6 +5998,7 @@
             </w:pPr>
             <w:r>
               <w:rPr>
+                <w:rFonts w:ascii="Calibri" w:hAnsi="Calibri"/>
                 <w:b/>
                 <w:color w:val="FFFFFF"/>
                 <w:sz w:val="20"/>
@@ -5666,6 +6018,7 @@
             </w:pPr>
             <w:r>
               <w:rPr>
+                <w:rFonts w:ascii="Calibri" w:hAnsi="Calibri"/>
                 <w:b/>
                 <w:color w:val="FFFFFF"/>
                 <w:sz w:val="20"/>
@@ -5685,6 +6038,7 @@
             </w:pPr>
             <w:r>
               <w:rPr>
+                <w:rFonts w:ascii="Calibri" w:hAnsi="Calibri"/>
                 <w:b/>
                 <w:color w:val="FFFFFF"/>
                 <w:sz w:val="20"/>
@@ -5724,6 +6078,7 @@
             </w:pPr>
             <w:r>
               <w:rPr>
+                <w:rFonts w:ascii="Calibri" w:hAnsi="Calibri"/>
                 <w:sz w:val="20"/>
               </w:rPr>
               <w:t>mAP@50</w:t>
@@ -5740,6 +6095,7 @@
             </w:pPr>
             <w:r>
               <w:rPr>
+                <w:rFonts w:ascii="Calibri" w:hAnsi="Calibri"/>
                 <w:sz w:val="20"/>
               </w:rPr>
               <w:t>0.632 (63.2%)</w:t>
@@ -5756,6 +6112,7 @@
             </w:pPr>
             <w:r>
               <w:rPr>
+                <w:rFonts w:ascii="Calibri" w:hAnsi="Calibri"/>
                 <w:sz w:val="20"/>
               </w:rPr>
               <w:t>Mean Average Precision at IoU threshold 0.50</w:t>
@@ -5794,6 +6151,7 @@
             </w:pPr>
             <w:r>
               <w:rPr>
+                <w:rFonts w:ascii="Calibri" w:hAnsi="Calibri"/>
                 <w:sz w:val="20"/>
               </w:rPr>
               <w:t>mAP@50:95</w:t>
@@ -5811,6 +6169,7 @@
             </w:pPr>
             <w:r>
               <w:rPr>
+                <w:rFonts w:ascii="Calibri" w:hAnsi="Calibri"/>
                 <w:sz w:val="20"/>
               </w:rPr>
               <w:t>0.395 (39.5%)</w:t>
@@ -5828,6 +6187,7 @@
             </w:pPr>
             <w:r>
               <w:rPr>
+                <w:rFonts w:ascii="Calibri" w:hAnsi="Calibri"/>
                 <w:sz w:val="20"/>
               </w:rPr>
               <w:t>Mean Average Precision across IoU thresholds 0.50–0.95</w:t>
@@ -5865,6 +6225,7 @@
             </w:pPr>
             <w:r>
               <w:rPr>
+                <w:rFonts w:ascii="Calibri" w:hAnsi="Calibri"/>
                 <w:sz w:val="20"/>
               </w:rPr>
               <w:t>Precision</w:t>
@@ -5881,6 +6242,7 @@
             </w:pPr>
             <w:r>
               <w:rPr>
+                <w:rFonts w:ascii="Calibri" w:hAnsi="Calibri"/>
                 <w:sz w:val="20"/>
               </w:rPr>
               <w:t>0.587 (58.7%)</w:t>
@@ -5897,6 +6259,7 @@
             </w:pPr>
             <w:r>
               <w:rPr>
+                <w:rFonts w:ascii="Calibri" w:hAnsi="Calibri"/>
                 <w:sz w:val="20"/>
               </w:rPr>
               <w:t>Fraction of detected defects that are actual defects</w:t>
@@ -5935,6 +6298,7 @@
             </w:pPr>
             <w:r>
               <w:rPr>
+                <w:rFonts w:ascii="Calibri" w:hAnsi="Calibri"/>
                 <w:sz w:val="20"/>
               </w:rPr>
               <w:t>Recall</w:t>
@@ -5952,6 +6316,7 @@
             </w:pPr>
             <w:r>
               <w:rPr>
+                <w:rFonts w:ascii="Calibri" w:hAnsi="Calibri"/>
                 <w:sz w:val="20"/>
               </w:rPr>
               <w:t>0.620 (62.0%)</w:t>
@@ -5969,6 +6334,7 @@
             </w:pPr>
             <w:r>
               <w:rPr>
+                <w:rFonts w:ascii="Calibri" w:hAnsi="Calibri"/>
                 <w:sz w:val="20"/>
               </w:rPr>
               <w:t>Fraction of actual defects that were detected</w:t>
@@ -5983,6 +6349,9 @@
         <w:pStyle w:val="4"/>
       </w:pPr>
       <w:r>
+        <w:rPr>
+          <w:rFonts w:ascii="Calibri" w:hAnsi="Calibri"/>
+        </w:rPr>
         <w:t>API Endpoints</w:t>
       </w:r>
     </w:p>
@@ -6043,6 +6412,7 @@
             </w:pPr>
             <w:r>
               <w:rPr>
+                <w:rFonts w:ascii="Calibri" w:hAnsi="Calibri"/>
                 <w:b/>
                 <w:color w:val="FFFFFF"/>
                 <w:sz w:val="20"/>
@@ -6062,6 +6432,7 @@
             </w:pPr>
             <w:r>
               <w:rPr>
+                <w:rFonts w:ascii="Calibri" w:hAnsi="Calibri"/>
                 <w:b/>
                 <w:color w:val="FFFFFF"/>
                 <w:sz w:val="20"/>
@@ -6081,6 +6452,7 @@
             </w:pPr>
             <w:r>
               <w:rPr>
+                <w:rFonts w:ascii="Calibri" w:hAnsi="Calibri"/>
                 <w:b/>
                 <w:color w:val="FFFFFF"/>
                 <w:sz w:val="20"/>
@@ -6120,6 +6492,7 @@
             </w:pPr>
             <w:r>
               <w:rPr>
+                <w:rFonts w:ascii="Calibri" w:hAnsi="Calibri"/>
                 <w:sz w:val="20"/>
               </w:rPr>
               <w:t>GET</w:t>
@@ -6136,6 +6509,7 @@
             </w:pPr>
             <w:r>
               <w:rPr>
+                <w:rFonts w:ascii="Calibri" w:hAnsi="Calibri"/>
                 <w:sz w:val="20"/>
               </w:rPr>
               <w:t>/health</w:t>
@@ -6152,6 +6526,7 @@
             </w:pPr>
             <w:r>
               <w:rPr>
+                <w:rFonts w:ascii="Calibri" w:hAnsi="Calibri"/>
                 <w:sz w:val="20"/>
               </w:rPr>
               <w:t>Service health check</w:t>
@@ -6190,6 +6565,7 @@
             </w:pPr>
             <w:r>
               <w:rPr>
+                <w:rFonts w:ascii="Calibri" w:hAnsi="Calibri"/>
                 <w:sz w:val="20"/>
               </w:rPr>
               <w:t>POST</w:t>
@@ -6207,6 +6583,7 @@
             </w:pPr>
             <w:r>
               <w:rPr>
+                <w:rFonts w:ascii="Calibri" w:hAnsi="Calibri"/>
                 <w:sz w:val="20"/>
               </w:rPr>
               <w:t>/inspect</w:t>
@@ -6224,6 +6601,7 @@
             </w:pPr>
             <w:r>
               <w:rPr>
+                <w:rFonts w:ascii="Calibri" w:hAnsi="Calibri"/>
                 <w:sz w:val="20"/>
               </w:rPr>
               <w:t>Image in → DefectDetection[] out (auto-fires workflow on high confidence)</w:t>
@@ -6235,6 +6613,9 @@
     <w:p/>
     <w:p>
       <w:r>
+        <w:rPr>
+          <w:rFonts w:ascii="Calibri" w:hAnsi="Calibri"/>
+        </w:rPr>
         <w:br w:type="page"/>
       </w:r>
     </w:p>
@@ -6243,6 +6624,9 @@
         <w:pStyle w:val="3"/>
       </w:pPr>
       <w:r>
+        <w:rPr>
+          <w:rFonts w:ascii="Calibri" w:hAnsi="Calibri"/>
+        </w:rPr>
         <w:t>5.3  AI Chatbot Assistant</w:t>
       </w:r>
     </w:p>
@@ -6303,6 +6687,7 @@
             </w:pPr>
             <w:r>
               <w:rPr>
+                <w:rFonts w:ascii="Calibri" w:hAnsi="Calibri"/>
                 <w:b/>
                 <w:color w:val="FFFFFF"/>
                 <w:sz w:val="20"/>
@@ -6322,6 +6707,7 @@
             </w:pPr>
             <w:r>
               <w:rPr>
+                <w:rFonts w:ascii="Calibri" w:hAnsi="Calibri"/>
                 <w:b/>
                 <w:color w:val="FFFFFF"/>
                 <w:sz w:val="20"/>
@@ -6361,6 +6747,7 @@
             </w:pPr>
             <w:r>
               <w:rPr>
+                <w:rFonts w:ascii="Calibri" w:hAnsi="Calibri"/>
                 <w:sz w:val="20"/>
               </w:rPr>
               <w:t>Owner</w:t>
@@ -6377,6 +6764,7 @@
             </w:pPr>
             <w:r>
               <w:rPr>
+                <w:rFonts w:ascii="Calibri" w:hAnsi="Calibri"/>
                 <w:sz w:val="20"/>
               </w:rPr>
               <w:t>Gauri</w:t>
@@ -6415,6 +6803,7 @@
             </w:pPr>
             <w:r>
               <w:rPr>
+                <w:rFonts w:ascii="Calibri" w:hAnsi="Calibri"/>
                 <w:sz w:val="20"/>
               </w:rPr>
               <w:t>Directory</w:t>
@@ -6432,6 +6821,7 @@
             </w:pPr>
             <w:r>
               <w:rPr>
+                <w:rFonts w:ascii="Calibri" w:hAnsi="Calibri"/>
                 <w:sz w:val="20"/>
               </w:rPr>
               <w:t>services/chatbot-assistant/</w:t>
@@ -6469,6 +6859,7 @@
             </w:pPr>
             <w:r>
               <w:rPr>
+                <w:rFonts w:ascii="Calibri" w:hAnsi="Calibri"/>
                 <w:sz w:val="20"/>
               </w:rPr>
               <w:t>Port</w:t>
@@ -6485,6 +6876,7 @@
             </w:pPr>
             <w:r>
               <w:rPr>
+                <w:rFonts w:ascii="Calibri" w:hAnsi="Calibri"/>
                 <w:sz w:val="20"/>
               </w:rPr>
               <w:t>8002</w:t>
@@ -6523,6 +6915,7 @@
             </w:pPr>
             <w:r>
               <w:rPr>
+                <w:rFonts w:ascii="Calibri" w:hAnsi="Calibri"/>
                 <w:sz w:val="20"/>
               </w:rPr>
               <w:t>Framework</w:t>
@@ -6540,6 +6933,7 @@
             </w:pPr>
             <w:r>
               <w:rPr>
+                <w:rFonts w:ascii="Calibri" w:hAnsi="Calibri"/>
                 <w:sz w:val="20"/>
               </w:rPr>
               <w:t>FastAPI</w:t>
@@ -6577,6 +6971,7 @@
             </w:pPr>
             <w:r>
               <w:rPr>
+                <w:rFonts w:ascii="Calibri" w:hAnsi="Calibri"/>
                 <w:sz w:val="20"/>
               </w:rPr>
               <w:t>LLM</w:t>
@@ -6593,6 +6988,7 @@
             </w:pPr>
             <w:r>
               <w:rPr>
+                <w:rFonts w:ascii="Calibri" w:hAnsi="Calibri"/>
                 <w:sz w:val="20"/>
               </w:rPr>
               <w:t>Anthropic Claude 3.5 Sonnet (function-calling / tool-use)</w:t>
@@ -6631,6 +7027,7 @@
             </w:pPr>
             <w:r>
               <w:rPr>
+                <w:rFonts w:ascii="Calibri" w:hAnsi="Calibri"/>
                 <w:sz w:val="20"/>
               </w:rPr>
               <w:t>Voice STT</w:t>
@@ -6648,6 +7045,7 @@
             </w:pPr>
             <w:r>
               <w:rPr>
+                <w:rFonts w:ascii="Calibri" w:hAnsi="Calibri"/>
                 <w:sz w:val="20"/>
               </w:rPr>
               <w:t>Groq Whisper (whisper-large-v3)</w:t>
@@ -6685,6 +7083,7 @@
             </w:pPr>
             <w:r>
               <w:rPr>
+                <w:rFonts w:ascii="Calibri" w:hAnsi="Calibri"/>
                 <w:sz w:val="20"/>
               </w:rPr>
               <w:t>Languages</w:t>
@@ -6701,6 +7100,7 @@
             </w:pPr>
             <w:r>
               <w:rPr>
+                <w:rFonts w:ascii="Calibri" w:hAnsi="Calibri"/>
                 <w:sz w:val="20"/>
               </w:rPr>
               <w:t>English, Hindi</w:t>
@@ -6715,11 +7115,17 @@
         <w:pStyle w:val="4"/>
       </w:pPr>
       <w:r>
+        <w:rPr>
+          <w:rFonts w:ascii="Calibri" w:hAnsi="Calibri"/>
+        </w:rPr>
         <w:t>Purpose</w:t>
       </w:r>
     </w:p>
     <w:p>
       <w:r>
+        <w:rPr>
+          <w:rFonts w:ascii="Calibri" w:hAnsi="Calibri"/>
+        </w:rPr>
         <w:t>The AI Chatbot Assistant is the factory's conversational interface. It lets anyone, from plant managers to floor operators, ask questions about factory data in plain language, in English or Hindi, by text or voice. The chatbot uses Anthropic Claude 3.5 Sonnet with function calling to pull live data from the factory's systems (production counts, defects, downtime, OEE, maintenance schedules, inventory, and reports).</w:t>
       </w:r>
     </w:p>
@@ -6728,6 +7134,9 @@
         <w:pStyle w:val="4"/>
       </w:pPr>
       <w:r>
+        <w:rPr>
+          <w:rFonts w:ascii="Calibri" w:hAnsi="Calibri"/>
+        </w:rPr>
         <w:t>Key Components</w:t>
       </w:r>
     </w:p>
@@ -6738,6 +7147,7 @@
       </w:pPr>
       <w:r>
         <w:rPr>
+          <w:rFonts w:ascii="Calibri" w:hAnsi="Calibri"/>
           <w:b/>
           <w:sz w:val="22"/>
         </w:rPr>
@@ -6751,6 +7161,7 @@
       </w:pPr>
       <w:r>
         <w:rPr>
+          <w:rFonts w:ascii="Calibri" w:hAnsi="Calibri"/>
           <w:b/>
           <w:sz w:val="22"/>
         </w:rPr>
@@ -6764,6 +7175,7 @@
       </w:pPr>
       <w:r>
         <w:rPr>
+          <w:rFonts w:ascii="Calibri" w:hAnsi="Calibri"/>
           <w:b/>
           <w:sz w:val="22"/>
         </w:rPr>
@@ -6777,6 +7189,7 @@
       </w:pPr>
       <w:r>
         <w:rPr>
+          <w:rFonts w:ascii="Calibri" w:hAnsi="Calibri"/>
           <w:b/>
           <w:sz w:val="22"/>
         </w:rPr>
@@ -6790,6 +7203,7 @@
       </w:pPr>
       <w:r>
         <w:rPr>
+          <w:rFonts w:ascii="Calibri" w:hAnsi="Calibri"/>
           <w:b/>
           <w:sz w:val="22"/>
         </w:rPr>
@@ -6803,6 +7217,7 @@
       </w:pPr>
       <w:r>
         <w:rPr>
+          <w:rFonts w:ascii="Calibri" w:hAnsi="Calibri"/>
           <w:b/>
           <w:sz w:val="22"/>
         </w:rPr>
@@ -6816,6 +7231,7 @@
       </w:pPr>
       <w:r>
         <w:rPr>
+          <w:rFonts w:ascii="Calibri" w:hAnsi="Calibri"/>
           <w:b/>
           <w:sz w:val="22"/>
         </w:rPr>
@@ -6829,6 +7245,7 @@
       </w:pPr>
       <w:r>
         <w:rPr>
+          <w:rFonts w:ascii="Calibri" w:hAnsi="Calibri"/>
           <w:b/>
           <w:sz w:val="22"/>
         </w:rPr>
@@ -6840,6 +7257,9 @@
         <w:pStyle w:val="4"/>
       </w:pPr>
       <w:r>
+        <w:rPr>
+          <w:rFonts w:ascii="Calibri" w:hAnsi="Calibri"/>
+        </w:rPr>
         <w:t>LLM &amp; AI Models Used</w:t>
       </w:r>
     </w:p>
@@ -6900,6 +7320,7 @@
             </w:pPr>
             <w:r>
               <w:rPr>
+                <w:rFonts w:ascii="Calibri" w:hAnsi="Calibri"/>
                 <w:b/>
                 <w:color w:val="FFFFFF"/>
                 <w:sz w:val="20"/>
@@ -6919,6 +7340,7 @@
             </w:pPr>
             <w:r>
               <w:rPr>
+                <w:rFonts w:ascii="Calibri" w:hAnsi="Calibri"/>
                 <w:b/>
                 <w:color w:val="FFFFFF"/>
                 <w:sz w:val="20"/>
@@ -6938,6 +7360,7 @@
             </w:pPr>
             <w:r>
               <w:rPr>
+                <w:rFonts w:ascii="Calibri" w:hAnsi="Calibri"/>
                 <w:b/>
                 <w:color w:val="FFFFFF"/>
                 <w:sz w:val="20"/>
@@ -6977,6 +7400,7 @@
             </w:pPr>
             <w:r>
               <w:rPr>
+                <w:rFonts w:ascii="Calibri" w:hAnsi="Calibri"/>
                 <w:sz w:val="20"/>
               </w:rPr>
               <w:t>Claude 3.5 Sonnet</w:t>
@@ -6993,6 +7417,7 @@
             </w:pPr>
             <w:r>
               <w:rPr>
+                <w:rFonts w:ascii="Calibri" w:hAnsi="Calibri"/>
                 <w:sz w:val="20"/>
               </w:rPr>
               <w:t>Anthropic</w:t>
@@ -7009,6 +7434,7 @@
             </w:pPr>
             <w:r>
               <w:rPr>
+                <w:rFonts w:ascii="Calibri" w:hAnsi="Calibri"/>
                 <w:sz w:val="20"/>
               </w:rPr>
               <w:t>Primary LLM for natural language understanding, function-calling, and response generation</w:t>
@@ -7047,6 +7473,7 @@
             </w:pPr>
             <w:r>
               <w:rPr>
+                <w:rFonts w:ascii="Calibri" w:hAnsi="Calibri"/>
                 <w:sz w:val="20"/>
               </w:rPr>
               <w:t>whisper-large-v3</w:t>
@@ -7064,6 +7491,7 @@
             </w:pPr>
             <w:r>
               <w:rPr>
+                <w:rFonts w:ascii="Calibri" w:hAnsi="Calibri"/>
                 <w:sz w:val="20"/>
               </w:rPr>
               <w:t>Groq</w:t>
@@ -7081,6 +7509,7 @@
             </w:pPr>
             <w:r>
               <w:rPr>
+                <w:rFonts w:ascii="Calibri" w:hAnsi="Calibri"/>
                 <w:sz w:val="20"/>
               </w:rPr>
               <w:t>Speech-to-text transcription for voice input</w:t>
@@ -7095,6 +7524,9 @@
         <w:pStyle w:val="4"/>
       </w:pPr>
       <w:r>
+        <w:rPr>
+          <w:rFonts w:ascii="Calibri" w:hAnsi="Calibri"/>
+        </w:rPr>
         <w:t>API Endpoints</w:t>
       </w:r>
     </w:p>
@@ -7155,6 +7587,7 @@
             </w:pPr>
             <w:r>
               <w:rPr>
+                <w:rFonts w:ascii="Calibri" w:hAnsi="Calibri"/>
                 <w:b/>
                 <w:color w:val="FFFFFF"/>
                 <w:sz w:val="20"/>
@@ -7174,6 +7607,7 @@
             </w:pPr>
             <w:r>
               <w:rPr>
+                <w:rFonts w:ascii="Calibri" w:hAnsi="Calibri"/>
                 <w:b/>
                 <w:color w:val="FFFFFF"/>
                 <w:sz w:val="20"/>
@@ -7193,6 +7627,7 @@
             </w:pPr>
             <w:r>
               <w:rPr>
+                <w:rFonts w:ascii="Calibri" w:hAnsi="Calibri"/>
                 <w:b/>
                 <w:color w:val="FFFFFF"/>
                 <w:sz w:val="20"/>
@@ -7232,6 +7667,7 @@
             </w:pPr>
             <w:r>
               <w:rPr>
+                <w:rFonts w:ascii="Calibri" w:hAnsi="Calibri"/>
                 <w:sz w:val="20"/>
               </w:rPr>
               <w:t>GET</w:t>
@@ -7248,6 +7684,7 @@
             </w:pPr>
             <w:r>
               <w:rPr>
+                <w:rFonts w:ascii="Calibri" w:hAnsi="Calibri"/>
                 <w:sz w:val="20"/>
               </w:rPr>
               <w:t>/health</w:t>
@@ -7264,6 +7701,7 @@
             </w:pPr>
             <w:r>
               <w:rPr>
+                <w:rFonts w:ascii="Calibri" w:hAnsi="Calibri"/>
                 <w:sz w:val="20"/>
               </w:rPr>
               <w:t>Service health check</w:t>
@@ -7302,6 +7740,7 @@
             </w:pPr>
             <w:r>
               <w:rPr>
+                <w:rFonts w:ascii="Calibri" w:hAnsi="Calibri"/>
                 <w:sz w:val="20"/>
               </w:rPr>
               <w:t>POST</w:t>
@@ -7319,6 +7758,7 @@
             </w:pPr>
             <w:r>
               <w:rPr>
+                <w:rFonts w:ascii="Calibri" w:hAnsi="Calibri"/>
                 <w:sz w:val="20"/>
               </w:rPr>
               <w:t>/chat</w:t>
@@ -7336,6 +7776,7 @@
             </w:pPr>
             <w:r>
               <w:rPr>
+                <w:rFonts w:ascii="Calibri" w:hAnsi="Calibri"/>
                 <w:sz w:val="20"/>
               </w:rPr>
               <w:t>Text chat, message + language → structured answer with source, confidence, suggestions</w:t>
@@ -7373,6 +7814,7 @@
             </w:pPr>
             <w:r>
               <w:rPr>
+                <w:rFonts w:ascii="Calibri" w:hAnsi="Calibri"/>
                 <w:sz w:val="20"/>
               </w:rPr>
               <w:t>POST</w:t>
@@ -7389,6 +7831,7 @@
             </w:pPr>
             <w:r>
               <w:rPr>
+                <w:rFonts w:ascii="Calibri" w:hAnsi="Calibri"/>
                 <w:sz w:val="20"/>
               </w:rPr>
               <w:t>/voice</w:t>
@@ -7405,6 +7848,7 @@
             </w:pPr>
             <w:r>
               <w:rPr>
+                <w:rFonts w:ascii="Calibri" w:hAnsi="Calibri"/>
                 <w:sz w:val="20"/>
               </w:rPr>
               <w:t>Voice chat, audio file → transcription → chat response</w:t>
@@ -7443,6 +7887,7 @@
             </w:pPr>
             <w:r>
               <w:rPr>
+                <w:rFonts w:ascii="Calibri" w:hAnsi="Calibri"/>
                 <w:sz w:val="20"/>
               </w:rPr>
               <w:t>GET</w:t>
@@ -7460,6 +7905,7 @@
             </w:pPr>
             <w:r>
               <w:rPr>
+                <w:rFonts w:ascii="Calibri" w:hAnsi="Calibri"/>
                 <w:sz w:val="20"/>
               </w:rPr>
               <w:t>/history</w:t>
@@ -7477,6 +7923,7 @@
             </w:pPr>
             <w:r>
               <w:rPr>
+                <w:rFonts w:ascii="Calibri" w:hAnsi="Calibri"/>
                 <w:sz w:val="20"/>
               </w:rPr>
               <w:t>Retrieve chat history (per-user, searchable)</w:t>
@@ -7514,6 +7961,7 @@
             </w:pPr>
             <w:r>
               <w:rPr>
+                <w:rFonts w:ascii="Calibri" w:hAnsi="Calibri"/>
                 <w:sz w:val="20"/>
               </w:rPr>
               <w:t>DELETE</w:t>
@@ -7530,6 +7978,7 @@
             </w:pPr>
             <w:r>
               <w:rPr>
+                <w:rFonts w:ascii="Calibri" w:hAnsi="Calibri"/>
                 <w:sz w:val="20"/>
               </w:rPr>
               <w:t>/history</w:t>
@@ -7546,6 +7995,7 @@
             </w:pPr>
             <w:r>
               <w:rPr>
+                <w:rFonts w:ascii="Calibri" w:hAnsi="Calibri"/>
                 <w:sz w:val="20"/>
               </w:rPr>
               <w:t>Clear chat history</w:t>
@@ -7584,6 +8034,7 @@
             </w:pPr>
             <w:r>
               <w:rPr>
+                <w:rFonts w:ascii="Calibri" w:hAnsi="Calibri"/>
                 <w:sz w:val="20"/>
               </w:rPr>
               <w:t>GET</w:t>
@@ -7601,6 +8052,7 @@
             </w:pPr>
             <w:r>
               <w:rPr>
+                <w:rFonts w:ascii="Calibri" w:hAnsi="Calibri"/>
                 <w:sz w:val="20"/>
               </w:rPr>
               <w:t>/reports</w:t>
@@ -7618,6 +8070,7 @@
             </w:pPr>
             <w:r>
               <w:rPr>
+                <w:rFonts w:ascii="Calibri" w:hAnsi="Calibri"/>
                 <w:sz w:val="20"/>
               </w:rPr>
               <w:t>Executive production and quality report</w:t>
@@ -7655,6 +8108,7 @@
             </w:pPr>
             <w:r>
               <w:rPr>
+                <w:rFonts w:ascii="Calibri" w:hAnsi="Calibri"/>
                 <w:sz w:val="20"/>
               </w:rPr>
               <w:t>POST</w:t>
@@ -7671,6 +8125,7 @@
             </w:pPr>
             <w:r>
               <w:rPr>
+                <w:rFonts w:ascii="Calibri" w:hAnsi="Calibri"/>
                 <w:sz w:val="20"/>
               </w:rPr>
               <w:t>/notify</w:t>
@@ -7687,6 +8142,7 @@
             </w:pPr>
             <w:r>
               <w:rPr>
+                <w:rFonts w:ascii="Calibri" w:hAnsi="Calibri"/>
                 <w:sz w:val="20"/>
               </w:rPr>
               <w:t>Receive workflow alerts from backend-core</w:t>
@@ -7725,6 +8181,7 @@
             </w:pPr>
             <w:r>
               <w:rPr>
+                <w:rFonts w:ascii="Calibri" w:hAnsi="Calibri"/>
                 <w:sz w:val="20"/>
               </w:rPr>
               <w:t>POST</w:t>
@@ -7742,6 +8199,7 @@
             </w:pPr>
             <w:r>
               <w:rPr>
+                <w:rFonts w:ascii="Calibri" w:hAnsi="Calibri"/>
                 <w:sz w:val="20"/>
               </w:rPr>
               <w:t>/token</w:t>
@@ -7759,6 +8217,7 @@
             </w:pPr>
             <w:r>
               <w:rPr>
+                <w:rFonts w:ascii="Calibri" w:hAnsi="Calibri"/>
                 <w:sz w:val="20"/>
               </w:rPr>
               <w:t>Issue JWT tokens for testing/demo</w:t>
@@ -7796,6 +8255,7 @@
             </w:pPr>
             <w:r>
               <w:rPr>
+                <w:rFonts w:ascii="Calibri" w:hAnsi="Calibri"/>
                 <w:sz w:val="20"/>
               </w:rPr>
               <w:t>WS</w:t>
@@ -7812,6 +8272,7 @@
             </w:pPr>
             <w:r>
               <w:rPr>
+                <w:rFonts w:ascii="Calibri" w:hAnsi="Calibri"/>
                 <w:sz w:val="20"/>
               </w:rPr>
               <w:t>/ws/chat</w:t>
@@ -7828,6 +8289,7 @@
             </w:pPr>
             <w:r>
               <w:rPr>
+                <w:rFonts w:ascii="Calibri" w:hAnsi="Calibri"/>
                 <w:sz w:val="20"/>
               </w:rPr>
               <w:t>WebSocket for real-time streaming chat</w:t>
@@ -7839,6 +8301,9 @@
     <w:p/>
     <w:p>
       <w:r>
+        <w:rPr>
+          <w:rFonts w:ascii="Calibri" w:hAnsi="Calibri"/>
+        </w:rPr>
         <w:br w:type="page"/>
       </w:r>
     </w:p>
@@ -7847,6 +8312,9 @@
         <w:pStyle w:val="3"/>
       </w:pPr>
       <w:r>
+        <w:rPr>
+          <w:rFonts w:ascii="Calibri" w:hAnsi="Calibri"/>
+        </w:rPr>
         <w:t>5.4  Predictive Maintenance</w:t>
       </w:r>
     </w:p>
@@ -7907,6 +8375,7 @@
             </w:pPr>
             <w:r>
               <w:rPr>
+                <w:rFonts w:ascii="Calibri" w:hAnsi="Calibri"/>
                 <w:b/>
                 <w:color w:val="FFFFFF"/>
                 <w:sz w:val="20"/>
@@ -7926,6 +8395,7 @@
             </w:pPr>
             <w:r>
               <w:rPr>
+                <w:rFonts w:ascii="Calibri" w:hAnsi="Calibri"/>
                 <w:b/>
                 <w:color w:val="FFFFFF"/>
                 <w:sz w:val="20"/>
@@ -7965,6 +8435,7 @@
             </w:pPr>
             <w:r>
               <w:rPr>
+                <w:rFonts w:ascii="Calibri" w:hAnsi="Calibri"/>
                 <w:sz w:val="20"/>
               </w:rPr>
               <w:t>Owner</w:t>
@@ -7981,6 +8452,7 @@
             </w:pPr>
             <w:r>
               <w:rPr>
+                <w:rFonts w:ascii="Calibri" w:hAnsi="Calibri"/>
                 <w:sz w:val="20"/>
               </w:rPr>
               <w:t>Neerav</w:t>
@@ -8019,6 +8491,7 @@
             </w:pPr>
             <w:r>
               <w:rPr>
+                <w:rFonts w:ascii="Calibri" w:hAnsi="Calibri"/>
                 <w:sz w:val="20"/>
               </w:rPr>
               <w:t>Directory</w:t>
@@ -8036,6 +8509,7 @@
             </w:pPr>
             <w:r>
               <w:rPr>
+                <w:rFonts w:ascii="Calibri" w:hAnsi="Calibri"/>
                 <w:sz w:val="20"/>
               </w:rPr>
               <w:t>services/predictive-maintenance/</w:t>
@@ -8073,6 +8547,7 @@
             </w:pPr>
             <w:r>
               <w:rPr>
+                <w:rFonts w:ascii="Calibri" w:hAnsi="Calibri"/>
                 <w:sz w:val="20"/>
               </w:rPr>
               <w:t>Port</w:t>
@@ -8089,6 +8564,7 @@
             </w:pPr>
             <w:r>
               <w:rPr>
+                <w:rFonts w:ascii="Calibri" w:hAnsi="Calibri"/>
                 <w:sz w:val="20"/>
               </w:rPr>
               <w:t>8003</w:t>
@@ -8127,6 +8603,7 @@
             </w:pPr>
             <w:r>
               <w:rPr>
+                <w:rFonts w:ascii="Calibri" w:hAnsi="Calibri"/>
                 <w:sz w:val="20"/>
               </w:rPr>
               <w:t>Framework</w:t>
@@ -8144,6 +8621,7 @@
             </w:pPr>
             <w:r>
               <w:rPr>
+                <w:rFonts w:ascii="Calibri" w:hAnsi="Calibri"/>
                 <w:sz w:val="20"/>
               </w:rPr>
               <w:t>FastAPI + scikit-learn (RandomForestRegressor)</w:t>
@@ -8181,6 +8659,7 @@
             </w:pPr>
             <w:r>
               <w:rPr>
+                <w:rFonts w:ascii="Calibri" w:hAnsi="Calibri"/>
                 <w:sz w:val="20"/>
               </w:rPr>
               <w:t>ML Artifact</w:t>
@@ -8197,6 +8676,7 @@
             </w:pPr>
             <w:r>
               <w:rPr>
+                <w:rFonts w:ascii="Calibri" w:hAnsi="Calibri"/>
                 <w:sz w:val="20"/>
               </w:rPr>
               <w:t>app/model/weights/health_regressor.joblib (12,000 synthetic training samples)</w:t>
@@ -8235,6 +8715,7 @@
             </w:pPr>
             <w:r>
               <w:rPr>
+                <w:rFonts w:ascii="Calibri" w:hAnsi="Calibri"/>
                 <w:sz w:val="20"/>
               </w:rPr>
               <w:t>Branch</w:t>
@@ -8252,6 +8733,7 @@
             </w:pPr>
             <w:r>
               <w:rPr>
+                <w:rFonts w:ascii="Calibri" w:hAnsi="Calibri"/>
                 <w:sz w:val="20"/>
               </w:rPr>
               <w:t>feature/neerav-predictive-maintenance (PR open into main)</w:t>
@@ -8266,11 +8748,17 @@
         <w:pStyle w:val="4"/>
       </w:pPr>
       <w:r>
+        <w:rPr>
+          <w:rFonts w:ascii="Calibri" w:hAnsi="Calibri"/>
+        </w:rPr>
         <w:t>Purpose</w:t>
       </w:r>
     </w:p>
     <w:p>
       <w:r>
+        <w:rPr>
+          <w:rFonts w:ascii="Calibri" w:hAnsi="Calibri"/>
+        </w:rPr>
         <w:t>The Predictive Maintenance service tracks simulated sensor readings (vibration, temperature, RPM) from 5 factory machines and predicts each machine's health on a 0 to 100 scale. Built as a fully self-contained service following the project's golden rule, it never touches Postgres directly and only calls backend-core when it needs to send a threshold breach alert. It flags equipment that's trending toward failure before breakdowns happen, so maintenance can be scheduled proactively.</w:t>
       </w:r>
     </w:p>
@@ -8279,6 +8767,9 @@
         <w:pStyle w:val="4"/>
       </w:pPr>
       <w:r>
+        <w:rPr>
+          <w:rFonts w:ascii="Calibri" w:hAnsi="Calibri"/>
+        </w:rPr>
         <w:t>Key Components &amp; Architecture</w:t>
       </w:r>
     </w:p>
@@ -8289,6 +8780,7 @@
       </w:pPr>
       <w:r>
         <w:rPr>
+          <w:rFonts w:ascii="Calibri" w:hAnsi="Calibri"/>
           <w:b/>
           <w:sz w:val="22"/>
         </w:rPr>
@@ -8302,6 +8794,7 @@
       </w:pPr>
       <w:r>
         <w:rPr>
+          <w:rFonts w:ascii="Calibri" w:hAnsi="Calibri"/>
           <w:b/>
           <w:sz w:val="22"/>
         </w:rPr>
@@ -8315,6 +8808,7 @@
       </w:pPr>
       <w:r>
         <w:rPr>
+          <w:rFonts w:ascii="Calibri" w:hAnsi="Calibri"/>
           <w:b/>
           <w:sz w:val="22"/>
         </w:rPr>
@@ -8328,6 +8822,7 @@
       </w:pPr>
       <w:r>
         <w:rPr>
+          <w:rFonts w:ascii="Calibri" w:hAnsi="Calibri"/>
           <w:b/>
           <w:sz w:val="22"/>
         </w:rPr>
@@ -8341,6 +8836,7 @@
       </w:pPr>
       <w:r>
         <w:rPr>
+          <w:rFonts w:ascii="Calibri" w:hAnsi="Calibri"/>
           <w:b/>
           <w:sz w:val="22"/>
         </w:rPr>
@@ -8354,6 +8850,7 @@
       </w:pPr>
       <w:r>
         <w:rPr>
+          <w:rFonts w:ascii="Calibri" w:hAnsi="Calibri"/>
           <w:b/>
           <w:sz w:val="22"/>
         </w:rPr>
@@ -8365,6 +8862,9 @@
         <w:pStyle w:val="4"/>
       </w:pPr>
       <w:r>
+        <w:rPr>
+          <w:rFonts w:ascii="Calibri" w:hAnsi="Calibri"/>
+        </w:rPr>
         <w:t>ML Model Performance Metrics</w:t>
       </w:r>
     </w:p>
@@ -8425,6 +8925,7 @@
             </w:pPr>
             <w:r>
               <w:rPr>
+                <w:rFonts w:ascii="Calibri" w:hAnsi="Calibri"/>
                 <w:b/>
                 <w:color w:val="FFFFFF"/>
                 <w:sz w:val="20"/>
@@ -8444,6 +8945,7 @@
             </w:pPr>
             <w:r>
               <w:rPr>
+                <w:rFonts w:ascii="Calibri" w:hAnsi="Calibri"/>
                 <w:b/>
                 <w:color w:val="FFFFFF"/>
                 <w:sz w:val="20"/>
@@ -8463,6 +8965,7 @@
             </w:pPr>
             <w:r>
               <w:rPr>
+                <w:rFonts w:ascii="Calibri" w:hAnsi="Calibri"/>
                 <w:b/>
                 <w:color w:val="FFFFFF"/>
                 <w:sz w:val="20"/>
@@ -8502,6 +9005,7 @@
             </w:pPr>
             <w:r>
               <w:rPr>
+                <w:rFonts w:ascii="Calibri" w:hAnsi="Calibri"/>
                 <w:sz w:val="20"/>
               </w:rPr>
               <w:t>Algorithm</w:t>
@@ -8518,6 +9022,7 @@
             </w:pPr>
             <w:r>
               <w:rPr>
+                <w:rFonts w:ascii="Calibri" w:hAnsi="Calibri"/>
                 <w:sz w:val="20"/>
               </w:rPr>
               <w:t>RandomForestRegressor</w:t>
@@ -8534,6 +9039,7 @@
             </w:pPr>
             <w:r>
               <w:rPr>
+                <w:rFonts w:ascii="Calibri" w:hAnsi="Calibri"/>
                 <w:sz w:val="20"/>
               </w:rPr>
               <w:t>scikit-learn ensemble (n_estimators=60, max_depth=6)</w:t>
@@ -8572,6 +9078,7 @@
             </w:pPr>
             <w:r>
               <w:rPr>
+                <w:rFonts w:ascii="Calibri" w:hAnsi="Calibri"/>
                 <w:sz w:val="20"/>
               </w:rPr>
               <w:t>R² Score (Test Set)</w:t>
@@ -8589,6 +9096,7 @@
             </w:pPr>
             <w:r>
               <w:rPr>
+                <w:rFonts w:ascii="Calibri" w:hAnsi="Calibri"/>
                 <w:sz w:val="20"/>
               </w:rPr>
               <w:t>0.9994</w:t>
@@ -8606,6 +9114,7 @@
             </w:pPr>
             <w:r>
               <w:rPr>
+                <w:rFonts w:ascii="Calibri" w:hAnsi="Calibri"/>
                 <w:sz w:val="20"/>
               </w:rPr>
               <w:t>Coefficient of determination against ground-truth scoring</w:t>
@@ -8643,6 +9152,7 @@
             </w:pPr>
             <w:r>
               <w:rPr>
+                <w:rFonts w:ascii="Calibri" w:hAnsi="Calibri"/>
                 <w:sz w:val="20"/>
               </w:rPr>
               <w:t>Mean Absolute Error (MAE)</w:t>
@@ -8659,6 +9169,7 @@
             </w:pPr>
             <w:r>
               <w:rPr>
+                <w:rFonts w:ascii="Calibri" w:hAnsi="Calibri"/>
                 <w:sz w:val="20"/>
               </w:rPr>
               <w:t>0.21</w:t>
@@ -8675,6 +9186,7 @@
             </w:pPr>
             <w:r>
               <w:rPr>
+                <w:rFonts w:ascii="Calibri" w:hAnsi="Calibri"/>
                 <w:sz w:val="20"/>
               </w:rPr>
               <w:t>Average prediction error on 0–100 health score scale</w:t>
@@ -8713,6 +9225,7 @@
             </w:pPr>
             <w:r>
               <w:rPr>
+                <w:rFonts w:ascii="Calibri" w:hAnsi="Calibri"/>
                 <w:sz w:val="20"/>
               </w:rPr>
               <w:t>Training Corpus Size</w:t>
@@ -8730,6 +9243,7 @@
             </w:pPr>
             <w:r>
               <w:rPr>
+                <w:rFonts w:ascii="Calibri" w:hAnsi="Calibri"/>
                 <w:sz w:val="20"/>
               </w:rPr>
               <w:t>12,000 readings</w:t>
@@ -8747,6 +9261,7 @@
             </w:pPr>
             <w:r>
               <w:rPr>
+                <w:rFonts w:ascii="Calibri" w:hAnsi="Calibri"/>
                 <w:sz w:val="20"/>
               </w:rPr>
               <w:t>Generated from 200 synthetic machines × 60 ticks</w:t>
@@ -8784,6 +9299,7 @@
             </w:pPr>
             <w:r>
               <w:rPr>
+                <w:rFonts w:ascii="Calibri" w:hAnsi="Calibri"/>
                 <w:sz w:val="20"/>
               </w:rPr>
               <w:t>Model Artifact Location</w:t>
@@ -8800,6 +9316,7 @@
             </w:pPr>
             <w:r>
               <w:rPr>
+                <w:rFonts w:ascii="Calibri" w:hAnsi="Calibri"/>
                 <w:sz w:val="20"/>
               </w:rPr>
               <w:t>app/model/weights/health_regressor.joblib</w:t>
@@ -8816,6 +9333,7 @@
             </w:pPr>
             <w:r>
               <w:rPr>
+                <w:rFonts w:ascii="Calibri" w:hAnsi="Calibri"/>
                 <w:sz w:val="20"/>
               </w:rPr>
               <w:t>Committed to repo for immediate out-of-the-box execution</w:t>
@@ -8830,6 +9348,9 @@
         <w:pStyle w:val="4"/>
       </w:pPr>
       <w:r>
+        <w:rPr>
+          <w:rFonts w:ascii="Calibri" w:hAnsi="Calibri"/>
+        </w:rPr>
         <w:t>Bugs Fixed &amp; Improvements</w:t>
       </w:r>
     </w:p>
@@ -8839,6 +9360,9 @@
         <w:ind w:left="360"/>
       </w:pPr>
       <w:r>
+        <w:rPr>
+          <w:rFonts w:ascii="Calibri" w:hAnsi="Calibri"/>
+        </w:rPr>
         <w:t>Real Degradation Trend: Replaced wall-clock dependency with per-call state mutation so live polling immediately shows visible equipment drift.</w:t>
       </w:r>
     </w:p>
@@ -8848,6 +9372,9 @@
         <w:ind w:left="360"/>
       </w:pPr>
       <w:r>
+        <w:rPr>
+          <w:rFonts w:ascii="Calibri" w:hAnsi="Calibri"/>
+        </w:rPr>
         <w:t>Clean Multi-Machine Narrative: Fixed a previous issue where all 5 machines degraded. Now 2 degrade predictably and 3 stay healthy through mean-reversion.</w:t>
       </w:r>
     </w:p>
@@ -8857,6 +9384,9 @@
         <w:ind w:left="360"/>
       </w:pPr>
       <w:r>
+        <w:rPr>
+          <w:rFonts w:ascii="Calibri" w:hAnsi="Calibri"/>
+        </w:rPr>
         <w:t>Hysteresis Alert Pipeline: Replaced one-shot alert lock with a dual-threshold mechanism (triggers below 40, re-arms above 55).</w:t>
       </w:r>
     </w:p>
@@ -8866,6 +9396,9 @@
         <w:ind w:left="360"/>
       </w:pPr>
       <w:r>
+        <w:rPr>
+          <w:rFonts w:ascii="Calibri" w:hAnsi="Calibri"/>
+        </w:rPr>
         <w:t>API Contract Compliance: Added the missing timestamp field and standardized unknown machine lookups to return HTTP 404 instead of 200 with an error body.</w:t>
       </w:r>
     </w:p>
@@ -8875,6 +9408,9 @@
         <w:ind w:left="360"/>
       </w:pPr>
       <w:r>
+        <w:rPr>
+          <w:rFonts w:ascii="Calibri" w:hAnsi="Calibri"/>
+        </w:rPr>
         <w:t>Pre-Trained Weights Included: Model artifact committed directly to git, so there is no manual setup step on fresh clones.</w:t>
       </w:r>
     </w:p>
@@ -8888,6 +9424,9 @@
         <w:pStyle w:val="4"/>
       </w:pPr>
       <w:r>
+        <w:rPr>
+          <w:rFonts w:ascii="Calibri" w:hAnsi="Calibri"/>
+        </w:rPr>
         <w:t>API Endpoints</w:t>
       </w:r>
     </w:p>
@@ -8948,6 +9487,7 @@
             </w:pPr>
             <w:r>
               <w:rPr>
+                <w:rFonts w:ascii="Calibri" w:hAnsi="Calibri"/>
                 <w:b/>
                 <w:color w:val="FFFFFF"/>
                 <w:sz w:val="20"/>
@@ -8967,6 +9507,7 @@
             </w:pPr>
             <w:r>
               <w:rPr>
+                <w:rFonts w:ascii="Calibri" w:hAnsi="Calibri"/>
                 <w:b/>
                 <w:color w:val="FFFFFF"/>
                 <w:sz w:val="20"/>
@@ -8986,6 +9527,7 @@
             </w:pPr>
             <w:r>
               <w:rPr>
+                <w:rFonts w:ascii="Calibri" w:hAnsi="Calibri"/>
                 <w:b/>
                 <w:color w:val="FFFFFF"/>
                 <w:sz w:val="20"/>
@@ -9025,6 +9567,7 @@
             </w:pPr>
             <w:r>
               <w:rPr>
+                <w:rFonts w:ascii="Calibri" w:hAnsi="Calibri"/>
                 <w:sz w:val="20"/>
               </w:rPr>
               <w:t>GET</w:t>
@@ -9041,6 +9584,7 @@
             </w:pPr>
             <w:r>
               <w:rPr>
+                <w:rFonts w:ascii="Calibri" w:hAnsi="Calibri"/>
                 <w:sz w:val="20"/>
               </w:rPr>
               <w:t>/health</w:t>
@@ -9057,6 +9601,7 @@
             </w:pPr>
             <w:r>
               <w:rPr>
+                <w:rFonts w:ascii="Calibri" w:hAnsi="Calibri"/>
                 <w:sz w:val="20"/>
               </w:rPr>
               <w:t>Service health check (returns status: ok, service: predictive-maintenance)</w:t>
@@ -9095,6 +9640,7 @@
             </w:pPr>
             <w:r>
               <w:rPr>
+                <w:rFonts w:ascii="Calibri" w:hAnsi="Calibri"/>
                 <w:sz w:val="20"/>
               </w:rPr>
               <w:t>GET</w:t>
@@ -9112,6 +9658,7 @@
             </w:pPr>
             <w:r>
               <w:rPr>
+                <w:rFonts w:ascii="Calibri" w:hAnsi="Calibri"/>
                 <w:sz w:val="20"/>
               </w:rPr>
               <w:t>/machine-health</w:t>
@@ -9129,6 +9676,7 @@
             </w:pPr>
             <w:r>
               <w:rPr>
+                <w:rFonts w:ascii="Calibri" w:hAnsi="Calibri"/>
                 <w:sz w:val="20"/>
               </w:rPr>
               <w:t>Evaluates and returns health scores, sensor telemetry, and days-to-failure for all 5 machines</w:t>
@@ -9166,6 +9714,7 @@
             </w:pPr>
             <w:r>
               <w:rPr>
+                <w:rFonts w:ascii="Calibri" w:hAnsi="Calibri"/>
                 <w:sz w:val="20"/>
               </w:rPr>
               <w:t>GET</w:t>
@@ -9182,6 +9731,7 @@
             </w:pPr>
             <w:r>
               <w:rPr>
+                <w:rFonts w:ascii="Calibri" w:hAnsi="Calibri"/>
                 <w:sz w:val="20"/>
               </w:rPr>
               <w:t>/machine-health/{machine_id}</w:t>
@@ -9198,6 +9748,7 @@
             </w:pPr>
             <w:r>
               <w:rPr>
+                <w:rFonts w:ascii="Calibri" w:hAnsi="Calibri"/>
                 <w:sz w:val="20"/>
               </w:rPr>
               <w:t>Single machine telemetry lookup; returns 404 for unknown machine IDs</w:t>
@@ -9236,6 +9787,7 @@
             </w:pPr>
             <w:r>
               <w:rPr>
+                <w:rFonts w:ascii="Calibri" w:hAnsi="Calibri"/>
                 <w:sz w:val="20"/>
               </w:rPr>
               <w:t>GET</w:t>
@@ -9253,6 +9805,7 @@
             </w:pPr>
             <w:r>
               <w:rPr>
+                <w:rFonts w:ascii="Calibri" w:hAnsi="Calibri"/>
                 <w:sz w:val="20"/>
               </w:rPr>
               <w:t>/machine-health/{machine_id}/history?limit=N</w:t>
@@ -9270,6 +9823,7 @@
             </w:pPr>
             <w:r>
               <w:rPr>
+                <w:rFonts w:ascii="Calibri" w:hAnsi="Calibri"/>
                 <w:sz w:val="20"/>
               </w:rPr>
               <w:t>Returns rolling buffer of up to 200 historical telemetry readings for trend charting</w:t>
@@ -9281,6 +9835,9 @@
     <w:p/>
     <w:p>
       <w:r>
+        <w:rPr>
+          <w:rFonts w:ascii="Calibri" w:hAnsi="Calibri"/>
+        </w:rPr>
         <w:br w:type="page"/>
       </w:r>
     </w:p>
@@ -9289,6 +9846,9 @@
         <w:pStyle w:val="3"/>
       </w:pPr>
       <w:r>
+        <w:rPr>
+          <w:rFonts w:ascii="Calibri" w:hAnsi="Calibri"/>
+        </w:rPr>
         <w:t>5.5  Root Cause Analysis &amp; Inventory Intelligence</w:t>
       </w:r>
     </w:p>
@@ -9349,6 +9909,7 @@
             </w:pPr>
             <w:r>
               <w:rPr>
+                <w:rFonts w:ascii="Calibri" w:hAnsi="Calibri"/>
                 <w:b/>
                 <w:color w:val="FFFFFF"/>
                 <w:sz w:val="20"/>
@@ -9368,6 +9929,7 @@
             </w:pPr>
             <w:r>
               <w:rPr>
+                <w:rFonts w:ascii="Calibri" w:hAnsi="Calibri"/>
                 <w:b/>
                 <w:color w:val="FFFFFF"/>
                 <w:sz w:val="20"/>
@@ -9407,6 +9969,7 @@
             </w:pPr>
             <w:r>
               <w:rPr>
+                <w:rFonts w:ascii="Calibri" w:hAnsi="Calibri"/>
                 <w:sz w:val="20"/>
               </w:rPr>
               <w:t>Owner</w:t>
@@ -9423,6 +9986,7 @@
             </w:pPr>
             <w:r>
               <w:rPr>
+                <w:rFonts w:ascii="Calibri" w:hAnsi="Calibri"/>
                 <w:sz w:val="20"/>
               </w:rPr>
               <w:t>Vedant</w:t>
@@ -9461,6 +10025,7 @@
             </w:pPr>
             <w:r>
               <w:rPr>
+                <w:rFonts w:ascii="Calibri" w:hAnsi="Calibri"/>
                 <w:sz w:val="20"/>
               </w:rPr>
               <w:t>Directory</w:t>
@@ -9478,6 +10043,7 @@
             </w:pPr>
             <w:r>
               <w:rPr>
+                <w:rFonts w:ascii="Calibri" w:hAnsi="Calibri"/>
                 <w:sz w:val="20"/>
               </w:rPr>
               <w:t>services/root-cause-analysis/</w:t>
@@ -9515,6 +10081,7 @@
             </w:pPr>
             <w:r>
               <w:rPr>
+                <w:rFonts w:ascii="Calibri" w:hAnsi="Calibri"/>
                 <w:sz w:val="20"/>
               </w:rPr>
               <w:t>Port</w:t>
@@ -9531,6 +10098,7 @@
             </w:pPr>
             <w:r>
               <w:rPr>
+                <w:rFonts w:ascii="Calibri" w:hAnsi="Calibri"/>
                 <w:sz w:val="20"/>
               </w:rPr>
               <w:t>8004</w:t>
@@ -9569,6 +10137,7 @@
             </w:pPr>
             <w:r>
               <w:rPr>
+                <w:rFonts w:ascii="Calibri" w:hAnsi="Calibri"/>
                 <w:sz w:val="20"/>
               </w:rPr>
               <w:t>Framework</w:t>
@@ -9586,6 +10155,7 @@
             </w:pPr>
             <w:r>
               <w:rPr>
+                <w:rFonts w:ascii="Calibri" w:hAnsi="Calibri"/>
                 <w:sz w:val="20"/>
               </w:rPr>
               <w:t>FastAPI + pandas</w:t>
@@ -9623,6 +10193,7 @@
             </w:pPr>
             <w:r>
               <w:rPr>
+                <w:rFonts w:ascii="Calibri" w:hAnsi="Calibri"/>
                 <w:sz w:val="20"/>
               </w:rPr>
               <w:t>Branch</w:t>
@@ -9639,6 +10210,7 @@
             </w:pPr>
             <w:r>
               <w:rPr>
+                <w:rFonts w:ascii="Calibri" w:hAnsi="Calibri"/>
                 <w:sz w:val="20"/>
               </w:rPr>
               <w:t>feature/vedant-root-cause</w:t>
@@ -9653,11 +10225,17 @@
         <w:pStyle w:val="4"/>
       </w:pPr>
       <w:r>
+        <w:rPr>
+          <w:rFonts w:ascii="Calibri" w:hAnsi="Calibri"/>
+        </w:rPr>
         <w:t>Purpose</w:t>
       </w:r>
     </w:p>
     <w:p>
       <w:r>
+        <w:rPr>
+          <w:rFonts w:ascii="Calibri" w:hAnsi="Calibri"/>
+        </w:rPr>
         <w:t>The Root Cause Analysis service pulls downtime data from backend-core and turns it into useful analytics: which reasons, machines, and production lines account for the most lost time. It also generates summary reports that both the frontend and the AI chatbot can use.</w:t>
       </w:r>
     </w:p>
@@ -9666,6 +10244,9 @@
         <w:pStyle w:val="4"/>
       </w:pPr>
       <w:r>
+        <w:rPr>
+          <w:rFonts w:ascii="Calibri" w:hAnsi="Calibri"/>
+        </w:rPr>
         <w:t>Key Components</w:t>
       </w:r>
     </w:p>
@@ -9676,6 +10257,7 @@
       </w:pPr>
       <w:r>
         <w:rPr>
+          <w:rFonts w:ascii="Calibri" w:hAnsi="Calibri"/>
           <w:b/>
           <w:sz w:val="22"/>
         </w:rPr>
@@ -9689,6 +10271,7 @@
       </w:pPr>
       <w:r>
         <w:rPr>
+          <w:rFonts w:ascii="Calibri" w:hAnsi="Calibri"/>
           <w:b/>
           <w:sz w:val="22"/>
         </w:rPr>
@@ -9702,6 +10285,7 @@
       </w:pPr>
       <w:r>
         <w:rPr>
+          <w:rFonts w:ascii="Calibri" w:hAnsi="Calibri"/>
           <w:b/>
           <w:sz w:val="22"/>
         </w:rPr>
@@ -9715,6 +10299,7 @@
       </w:pPr>
       <w:r>
         <w:rPr>
+          <w:rFonts w:ascii="Calibri" w:hAnsi="Calibri"/>
           <w:b/>
           <w:sz w:val="22"/>
         </w:rPr>
@@ -9726,6 +10311,9 @@
         <w:pStyle w:val="4"/>
       </w:pPr>
       <w:r>
+        <w:rPr>
+          <w:rFonts w:ascii="Calibri" w:hAnsi="Calibri"/>
+        </w:rPr>
         <w:t>API Endpoints</w:t>
       </w:r>
     </w:p>
@@ -9786,6 +10374,7 @@
             </w:pPr>
             <w:r>
               <w:rPr>
+                <w:rFonts w:ascii="Calibri" w:hAnsi="Calibri"/>
                 <w:b/>
                 <w:color w:val="FFFFFF"/>
                 <w:sz w:val="20"/>
@@ -9805,6 +10394,7 @@
             </w:pPr>
             <w:r>
               <w:rPr>
+                <w:rFonts w:ascii="Calibri" w:hAnsi="Calibri"/>
                 <w:b/>
                 <w:color w:val="FFFFFF"/>
                 <w:sz w:val="20"/>
@@ -9824,6 +10414,7 @@
             </w:pPr>
             <w:r>
               <w:rPr>
+                <w:rFonts w:ascii="Calibri" w:hAnsi="Calibri"/>
                 <w:b/>
                 <w:color w:val="FFFFFF"/>
                 <w:sz w:val="20"/>
@@ -9863,6 +10454,7 @@
             </w:pPr>
             <w:r>
               <w:rPr>
+                <w:rFonts w:ascii="Calibri" w:hAnsi="Calibri"/>
                 <w:sz w:val="20"/>
               </w:rPr>
               <w:t>GET</w:t>
@@ -9879,6 +10471,7 @@
             </w:pPr>
             <w:r>
               <w:rPr>
+                <w:rFonts w:ascii="Calibri" w:hAnsi="Calibri"/>
                 <w:sz w:val="20"/>
               </w:rPr>
               <w:t>/health</w:t>
@@ -9895,6 +10488,7 @@
             </w:pPr>
             <w:r>
               <w:rPr>
+                <w:rFonts w:ascii="Calibri" w:hAnsi="Calibri"/>
                 <w:sz w:val="20"/>
               </w:rPr>
               <w:t>Service health check</w:t>
@@ -9933,6 +10527,7 @@
             </w:pPr>
             <w:r>
               <w:rPr>
+                <w:rFonts w:ascii="Calibri" w:hAnsi="Calibri"/>
                 <w:sz w:val="20"/>
               </w:rPr>
               <w:t>GET</w:t>
@@ -9950,6 +10545,7 @@
             </w:pPr>
             <w:r>
               <w:rPr>
+                <w:rFonts w:ascii="Calibri" w:hAnsi="Calibri"/>
                 <w:sz w:val="20"/>
               </w:rPr>
               <w:t>/root-cause</w:t>
@@ -9967,6 +10563,7 @@
             </w:pPr>
             <w:r>
               <w:rPr>
+                <w:rFonts w:ascii="Calibri" w:hAnsi="Calibri"/>
                 <w:sz w:val="20"/>
               </w:rPr>
               <w:t>Aggregated downtime causes: by_reason, worst_machine, worst_line</w:t>
@@ -10004,6 +10601,7 @@
             </w:pPr>
             <w:r>
               <w:rPr>
+                <w:rFonts w:ascii="Calibri" w:hAnsi="Calibri"/>
                 <w:sz w:val="20"/>
               </w:rPr>
               <w:t>GET</w:t>
@@ -10020,6 +10618,7 @@
             </w:pPr>
             <w:r>
               <w:rPr>
+                <w:rFonts w:ascii="Calibri" w:hAnsi="Calibri"/>
                 <w:sz w:val="20"/>
               </w:rPr>
               <w:t>/report</w:t>
@@ -10036,6 +10635,7 @@
             </w:pPr>
             <w:r>
               <w:rPr>
+                <w:rFonts w:ascii="Calibri" w:hAnsi="Calibri"/>
                 <w:sz w:val="20"/>
               </w:rPr>
               <w:t>Executive report (top causes, summary, total events)</w:t>
@@ -10074,6 +10674,7 @@
             </w:pPr>
             <w:r>
               <w:rPr>
+                <w:rFonts w:ascii="Calibri" w:hAnsi="Calibri"/>
                 <w:sz w:val="20"/>
               </w:rPr>
               <w:t>GET</w:t>
@@ -10091,6 +10692,7 @@
             </w:pPr>
             <w:r>
               <w:rPr>
+                <w:rFonts w:ascii="Calibri" w:hAnsi="Calibri"/>
                 <w:sz w:val="20"/>
               </w:rPr>
               <w:t>/inventory</w:t>
@@ -10108,6 +10710,7 @@
             </w:pPr>
             <w:r>
               <w:rPr>
+                <w:rFonts w:ascii="Calibri" w:hAnsi="Calibri"/>
                 <w:sz w:val="20"/>
               </w:rPr>
               <w:t>Current stock levels with reorder flags</w:t>
@@ -10145,6 +10748,7 @@
             </w:pPr>
             <w:r>
               <w:rPr>
+                <w:rFonts w:ascii="Calibri" w:hAnsi="Calibri"/>
                 <w:sz w:val="20"/>
               </w:rPr>
               <w:t>POST</w:t>
@@ -10161,6 +10765,7 @@
             </w:pPr>
             <w:r>
               <w:rPr>
+                <w:rFonts w:ascii="Calibri" w:hAnsi="Calibri"/>
                 <w:sz w:val="20"/>
               </w:rPr>
               <w:t>/inventory/use</w:t>
@@ -10177,6 +10782,7 @@
             </w:pPr>
             <w:r>
               <w:rPr>
+                <w:rFonts w:ascii="Calibri" w:hAnsi="Calibri"/>
                 <w:sz w:val="20"/>
               </w:rPr>
               <w:t>Decrement stock for an item, returns remaining + reorder status</w:t>
@@ -10188,6 +10794,9 @@
     <w:p/>
     <w:p>
       <w:r>
+        <w:rPr>
+          <w:rFonts w:ascii="Calibri" w:hAnsi="Calibri"/>
+        </w:rPr>
         <w:br w:type="page"/>
       </w:r>
     </w:p>
@@ -10196,6 +10805,9 @@
         <w:pStyle w:val="3"/>
       </w:pPr>
       <w:r>
+        <w:rPr>
+          <w:rFonts w:ascii="Calibri" w:hAnsi="Calibri"/>
+        </w:rPr>
         <w:t>5.6  Frontend ERP Portal (Light Enterprise Edition)</w:t>
       </w:r>
     </w:p>
@@ -10256,6 +10868,7 @@
             </w:pPr>
             <w:r>
               <w:rPr>
+                <w:rFonts w:ascii="Calibri" w:hAnsi="Calibri"/>
                 <w:b/>
                 <w:color w:val="FFFFFF"/>
                 <w:sz w:val="20"/>
@@ -10275,6 +10888,7 @@
             </w:pPr>
             <w:r>
               <w:rPr>
+                <w:rFonts w:ascii="Calibri" w:hAnsi="Calibri"/>
                 <w:b/>
                 <w:color w:val="FFFFFF"/>
                 <w:sz w:val="20"/>
@@ -10314,6 +10928,7 @@
             </w:pPr>
             <w:r>
               <w:rPr>
+                <w:rFonts w:ascii="Calibri" w:hAnsi="Calibri"/>
                 <w:sz w:val="20"/>
               </w:rPr>
               <w:t>Owner &amp; Rebuilder</w:t>
@@ -10334,13 +10949,14 @@
             </w:pPr>
             <w:r>
               <w:rPr>
+                <w:rFonts w:ascii="Calibri" w:hAnsi="Calibri"/>
                 <w:sz w:val="20"/>
               </w:rPr>
               <w:t>Anuj</w:t>
             </w:r>
             <w:r>
               <w:rPr>
-                <w:rFonts w:hint="default"/>
+                <w:rFonts w:hint="default" w:ascii="Calibri" w:hAnsi="Calibri"/>
                 <w:sz w:val="20"/>
                 <w:lang w:val="en-US"/>
               </w:rPr>
@@ -10380,6 +10996,7 @@
             </w:pPr>
             <w:r>
               <w:rPr>
+                <w:rFonts w:ascii="Calibri" w:hAnsi="Calibri"/>
                 <w:sz w:val="20"/>
               </w:rPr>
               <w:t>Directory</w:t>
@@ -10397,6 +11014,7 @@
             </w:pPr>
             <w:r>
               <w:rPr>
+                <w:rFonts w:ascii="Calibri" w:hAnsi="Calibri"/>
                 <w:sz w:val="20"/>
               </w:rPr>
               <w:t>apps/frontend/</w:t>
@@ -10434,6 +11052,7 @@
             </w:pPr>
             <w:r>
               <w:rPr>
+                <w:rFonts w:ascii="Calibri" w:hAnsi="Calibri"/>
                 <w:sz w:val="20"/>
               </w:rPr>
               <w:t>Port</w:t>
@@ -10450,6 +11069,7 @@
             </w:pPr>
             <w:r>
               <w:rPr>
+                <w:rFonts w:ascii="Calibri" w:hAnsi="Calibri"/>
                 <w:sz w:val="20"/>
               </w:rPr>
               <w:t>3000</w:t>
@@ -10488,6 +11108,7 @@
             </w:pPr>
             <w:r>
               <w:rPr>
+                <w:rFonts w:ascii="Calibri" w:hAnsi="Calibri"/>
                 <w:sz w:val="20"/>
               </w:rPr>
               <w:t>Framework &amp; Stack</w:t>
@@ -10505,6 +11126,7 @@
             </w:pPr>
             <w:r>
               <w:rPr>
+                <w:rFonts w:ascii="Calibri" w:hAnsi="Calibri"/>
                 <w:sz w:val="20"/>
               </w:rPr>
               <w:t>Next.js 14 (Pages Router), React 18, TypeScript, TailwindCSS, Recharts, Lucide Icons</w:t>
@@ -10542,6 +11164,7 @@
             </w:pPr>
             <w:r>
               <w:rPr>
+                <w:rFonts w:ascii="Calibri" w:hAnsi="Calibri"/>
                 <w:sz w:val="20"/>
               </w:rPr>
               <w:t>UI Theme</w:t>
@@ -10558,6 +11181,7 @@
             </w:pPr>
             <w:r>
               <w:rPr>
+                <w:rFonts w:ascii="Calibri" w:hAnsi="Calibri"/>
                 <w:sz w:val="20"/>
               </w:rPr>
               <w:t>Modern Light Enterprise Theme (High-contrast, clean cards, Inter typography)</w:t>
@@ -10596,6 +11220,7 @@
             </w:pPr>
             <w:r>
               <w:rPr>
+                <w:rFonts w:ascii="Calibri" w:hAnsi="Calibri"/>
                 <w:sz w:val="20"/>
               </w:rPr>
               <w:t>Branch</w:t>
@@ -10613,6 +11238,7 @@
             </w:pPr>
             <w:r>
               <w:rPr>
+                <w:rFonts w:ascii="Calibri" w:hAnsi="Calibri"/>
                 <w:sz w:val="20"/>
               </w:rPr>
               <w:t>feature/anuj-frontend-portal (merged into frontend)</w:t>
@@ -10625,6 +11251,7 @@
     <w:p>
       <w:r>
         <w:rPr>
+          <w:rFonts w:ascii="Calibri" w:hAnsi="Calibri"/>
           <w:b/>
           <w:color w:val="0D47A1"/>
           <w:sz w:val="20"/>
@@ -10637,11 +11264,17 @@
         <w:pStyle w:val="4"/>
       </w:pPr>
       <w:r>
+        <w:rPr>
+          <w:rFonts w:ascii="Calibri" w:hAnsi="Calibri"/>
+        </w:rPr>
         <w:t>Design System &amp; UI Refactor</w:t>
       </w:r>
     </w:p>
     <w:p>
       <w:r>
+        <w:rPr>
+          <w:rFonts w:ascii="Calibri" w:hAnsi="Calibri"/>
+        </w:rPr>
         <w:t>The frontend UI was redesigned from a dark glassmorphism look into a clean, high-readability Light Enterprise design system built for industrial operations and executive monitoring:</w:t>
       </w:r>
     </w:p>
@@ -10652,6 +11285,7 @@
       </w:pPr>
       <w:r>
         <w:rPr>
+          <w:rFonts w:ascii="Calibri" w:hAnsi="Calibri"/>
           <w:b/>
           <w:sz w:val="22"/>
         </w:rPr>
@@ -10665,6 +11299,7 @@
       </w:pPr>
       <w:r>
         <w:rPr>
+          <w:rFonts w:ascii="Calibri" w:hAnsi="Calibri"/>
           <w:b/>
           <w:sz w:val="22"/>
         </w:rPr>
@@ -10678,6 +11313,7 @@
       </w:pPr>
       <w:r>
         <w:rPr>
+          <w:rFonts w:ascii="Calibri" w:hAnsi="Calibri"/>
           <w:b/>
           <w:sz w:val="22"/>
         </w:rPr>
@@ -10691,6 +11327,7 @@
       </w:pPr>
       <w:r>
         <w:rPr>
+          <w:rFonts w:ascii="Calibri" w:hAnsi="Calibri"/>
           <w:b/>
           <w:sz w:val="22"/>
         </w:rPr>
@@ -10704,6 +11341,7 @@
       </w:pPr>
       <w:r>
         <w:rPr>
+          <w:rFonts w:ascii="Calibri" w:hAnsi="Calibri"/>
           <w:b/>
           <w:sz w:val="22"/>
         </w:rPr>
@@ -10717,6 +11355,7 @@
       </w:pPr>
       <w:r>
         <w:rPr>
+          <w:rFonts w:ascii="Calibri" w:hAnsi="Calibri"/>
           <w:b/>
           <w:sz w:val="22"/>
         </w:rPr>
@@ -10728,11 +11367,17 @@
         <w:pStyle w:val="4"/>
       </w:pPr>
       <w:r>
+        <w:rPr>
+          <w:rFonts w:ascii="Calibri" w:hAnsi="Calibri"/>
+        </w:rPr>
         <w:t>AppShell &amp; Collapsible Navigation Architecture</w:t>
       </w:r>
     </w:p>
     <w:p>
       <w:r>
+        <w:rPr>
+          <w:rFonts w:ascii="Calibri" w:hAnsi="Calibri"/>
+        </w:rPr>
         <w:t>The layout is built around an AppShell component with an interactive, collapsible sidebar:</w:t>
       </w:r>
     </w:p>
@@ -10742,6 +11387,9 @@
         <w:ind w:left="360"/>
       </w:pPr>
       <w:r>
+        <w:rPr>
+          <w:rFonts w:ascii="Calibri" w:hAnsi="Calibri"/>
+        </w:rPr>
         <w:t>Collapsible Drawer: Works in both an expanded 240px mode with full labels and icons, and a compact 68px mode with icon tooltips.</w:t>
       </w:r>
     </w:p>
@@ -10751,6 +11399,9 @@
         <w:ind w:left="360"/>
       </w:pPr>
       <w:r>
+        <w:rPr>
+          <w:rFonts w:ascii="Calibri" w:hAnsi="Calibri"/>
+        </w:rPr>
         <w:t>Live Microservice Health Dots in Sidebar: The sidebar polls backend-core (/health and /integrations/overview) every 15 seconds and shows live green/gray status dots next to the Vision AI, Predictive Maintenance, and Root Cause Analysis nav items.</w:t>
       </w:r>
     </w:p>
@@ -10760,6 +11411,9 @@
         <w:ind w:left="360"/>
       </w:pPr>
       <w:r>
+        <w:rPr>
+          <w:rFonts w:ascii="Calibri" w:hAnsi="Calibri"/>
+        </w:rPr>
         <w:t>Global System Status: The header shows whether Backend Core is online or offline at a glance.</w:t>
       </w:r>
     </w:p>
@@ -10768,6 +11422,9 @@
         <w:pStyle w:val="4"/>
       </w:pPr>
       <w:r>
+        <w:rPr>
+          <w:rFonts w:ascii="Calibri" w:hAnsi="Calibri"/>
+        </w:rPr>
         <w:t>Detailed Breakdown of All 9 Dashboard Modules</w:t>
       </w:r>
     </w:p>
@@ -10778,6 +11435,7 @@
       </w:pPr>
       <w:r>
         <w:rPr>
+          <w:rFonts w:ascii="Calibri" w:hAnsi="Calibri"/>
           <w:b/>
           <w:sz w:val="22"/>
         </w:rPr>
@@ -10791,6 +11449,7 @@
       </w:pPr>
       <w:r>
         <w:rPr>
+          <w:rFonts w:ascii="Calibri" w:hAnsi="Calibri"/>
           <w:b/>
           <w:sz w:val="22"/>
         </w:rPr>
@@ -10804,6 +11463,7 @@
       </w:pPr>
       <w:r>
         <w:rPr>
+          <w:rFonts w:ascii="Calibri" w:hAnsi="Calibri"/>
           <w:b/>
           <w:sz w:val="22"/>
         </w:rPr>
@@ -10817,6 +11477,7 @@
       </w:pPr>
       <w:r>
         <w:rPr>
+          <w:rFonts w:ascii="Calibri" w:hAnsi="Calibri"/>
           <w:b/>
           <w:sz w:val="22"/>
         </w:rPr>
@@ -10830,6 +11491,7 @@
       </w:pPr>
       <w:r>
         <w:rPr>
+          <w:rFonts w:ascii="Calibri" w:hAnsi="Calibri"/>
           <w:b/>
           <w:sz w:val="22"/>
         </w:rPr>
@@ -10843,6 +11505,7 @@
       </w:pPr>
       <w:r>
         <w:rPr>
+          <w:rFonts w:ascii="Calibri" w:hAnsi="Calibri"/>
           <w:b/>
           <w:sz w:val="22"/>
         </w:rPr>
@@ -10856,40 +11519,63 @@
       </w:pPr>
       <w:r>
         <w:rPr>
+          <w:rFonts w:ascii="Calibri" w:hAnsi="Calibri"/>
           <w:b/>
           <w:sz w:val="22"/>
         </w:rPr>
         <w:t>7. Factory AI Assistant (/chat): Full-height chat interface connected to live factory data. Features suggested prompt chips ('What's the current production status?', 'Which machine has the most downtime?', etc.), an English/Hindi language toggle, chat bubbles with user vs assistant styling, timestamps, bot avatar, animated thinking indicator, and error notifications when services are offline.</w:t>
       </w:r>
     </w:p>
+    <w:p/>
     <w:p>
-      <w:r/>
+      <w:pPr>
+        <w:pStyle w:val="23"/>
+      </w:pPr>
+      <w:r>
+        <w:rPr>
+          <w:rFonts w:ascii="Calibri" w:hAnsi="Calibri"/>
+        </w:rPr>
+      </w:r>
+      <w:r>
+        <w:rPr>
+          <w:rFonts w:ascii="Calibri" w:hAnsi="Calibri"/>
+          <w:b/>
+          <w:sz w:val="22"/>
+        </w:rPr>
+        <w:t xml:space="preserve">8. Login &amp; Registration (/login, /register): </w:t>
+      </w:r>
+      <w:r>
+        <w:rPr>
+          <w:rFonts w:ascii="Calibri" w:hAnsi="Calibri"/>
+          <w:sz w:val="22"/>
+        </w:rPr>
+        <w:t>Unified authentication portal with role-based registration, password strength enforcement, brute-force lockout defense, and one-click demo login for stakeholder walkthroughs.</w:t>
+      </w:r>
     </w:p>
+    <w:p/>
     <w:p>
-      <w:r/>
-      <w:r>
-        <w:rPr>
-          <w:rFonts w:ascii="Inter" w:hAnsi="Inter"/>
-          <w:b w:val="0"/>
-          <w:sz w:val="20"/>
-        </w:rPr>
-        <w:t>8. Login &amp; Registration (/login, /register): Secure authentication gateway. The login page has email and password fields, real-time error feedback, loading states, and a quick Demo Admin button. The registration page supports role-based onboarding with a plant owner flow (factory name, location, industry selection, and a dynamic production line configurator) and a team member flow (join via factory code). Both pages follow the Light Enterprise design system with the same input styling, iconography, and card layout used across the rest of the portal.</w:t>
-      </w:r>
-    </w:p>
-    <w:p>
-      <w:r/>
-    </w:p>
-    <w:p>
-      <w:r>
-        <w:t>9. Plant Settings &amp; Admin (/settings): Factory administration page showing the plant profile (name, code, location, industry), a one-click join code copier for team invites, an active Pending Member Approvals panel for Owners and Managers to review and grant/deny workspace access, the full production line configuration table (line names, machine counts, per-shift targets, shift schedules), and a role-based access control matrix that maps each role (Owner, QC Inspector, Maintenance Engineer, Operator) to their permitted modules.</w:t>
-      </w:r>
-      <w:r>
-        <w:rPr>
-          <w:rFonts w:ascii="Inter" w:hAnsi="Inter"/>
-          <w:b w:val="0"/>
-          <w:sz w:val="20"/>
-        </w:rPr>
-        <w:t>9. Plant Settings &amp; Admin (/settings): Factory administration page showing the plant profile (name, code, location, industry), a one-click join code copier for team invites, an active Pending Member Approvals panel for Owners and Managers to review and grant/deny workspace access, the full production line configuration table (line names, machine counts, per-shift targets, shift schedules), and a role-based access control matrix that maps each role (Owner, QC Inspector, Maintenance Engineer, Operator) to their permitted modules.</w:t>
+      <w:pPr>
+        <w:pStyle w:val="23"/>
+      </w:pPr>
+      <w:r>
+        <w:rPr>
+          <w:rFonts w:ascii="Calibri" w:hAnsi="Calibri"/>
+        </w:rPr>
+      </w:r>
+      <w:r>
+        <w:rPr>
+          <w:rFonts w:ascii="Calibri" w:hAnsi="Calibri"/>
+          <w:b/>
+          <w:sz w:val="22"/>
+        </w:rPr>
+        <w:t xml:space="preserve">9. Plant Settings &amp; Admin (/settings): </w:t>
+      </w:r>
+      <w:r>
+        <w:rPr>
+          <w:rFonts w:ascii="Calibri" w:hAnsi="Calibri"/>
+          <w:sz w:val="22"/>
+        </w:rPr>
+        <w:t>Factory workspace management, join code display, live member approval queue for owners and managers, line target configuration, and full RBAC permission matrix.</w:t>
       </w:r>
     </w:p>
     <w:p>
@@ -10897,6 +11583,9 @@
         <w:pStyle w:val="4"/>
       </w:pPr>
       <w:r>
+        <w:rPr>
+          <w:rFonts w:ascii="Calibri" w:hAnsi="Calibri"/>
+        </w:rPr>
         <w:t>Frontend Resilience &amp; Gateway Enforcement</w:t>
       </w:r>
     </w:p>
@@ -10906,6 +11595,9 @@
         <w:ind w:left="360"/>
       </w:pPr>
       <w:r>
+        <w:rPr>
+          <w:rFonts w:ascii="Calibri" w:hAnsi="Calibri"/>
+        </w:rPr>
         <w:t>Centralized API Client (src/lib/api.ts): The single source of truth for all network requests. Makes sure the browser never connects directly to ports 8001-8004; everything goes through backend-core.</w:t>
       </w:r>
     </w:p>
@@ -10915,6 +11607,9 @@
         <w:ind w:left="360"/>
       </w:pPr>
       <w:r>
+        <w:rPr>
+          <w:rFonts w:ascii="Calibri" w:hAnsi="Calibri"/>
+        </w:rPr>
         <w:t>Fail-Safe Offline Rendering: Every page handles offline microservices gracefully, showing 'Service Offline' badges, fallback cards, or local aggregations instead of crashing.</w:t>
       </w:r>
     </w:p>
@@ -10924,6 +11619,9 @@
         <w:ind w:left="360"/>
       </w:pPr>
       <w:r>
+        <w:rPr>
+          <w:rFonts w:ascii="Calibri" w:hAnsi="Calibri"/>
+        </w:rPr>
         <w:t>Robust Polling Lifecycle: All polling intervals (5s, 10s, 15s) are tied to React useEffect lifecycles with proper cleanup to avoid memory leaks and stale network requests.</w:t>
       </w:r>
     </w:p>
@@ -10933,346 +11631,18 @@
         <w:ind w:left="360"/>
       </w:pPr>
       <w:r>
+        <w:rPr>
+          <w:rFonts w:ascii="Calibri" w:hAnsi="Calibri"/>
+        </w:rPr>
         <w:t>Build Verification: Clean TypeScript compilation and production build verified with zero errors (npm run build).</w:t>
       </w:r>
     </w:p>
     <w:p>
       <w:r>
+        <w:rPr>
+          <w:rFonts w:ascii="Calibri" w:hAnsi="Calibri"/>
+        </w:rPr>
         <w:br w:type="page"/>
-      </w:r>
-    </w:p>
-    <w:p>
-      <w:r/>
-      <w:r>
-        <w:rPr>
-          <w:rFonts w:ascii="Inter" w:hAnsi="Inter"/>
-          <w:b/>
-          <w:sz w:val="28"/>
-        </w:rPr>
-        <w:t>5.7  Authentication, Security &amp; Multi-Tenant Onboarding</w:t>
-      </w:r>
-    </w:p>
-    <w:p>
-      <w:r/>
-    </w:p>
-    <w:p>
-      <w:r/>
-      <w:r>
-        <w:rPr>
-          <w:rFonts w:ascii="Inter" w:hAnsi="Inter"/>
-          <w:b/>
-          <w:sz w:val="22"/>
-        </w:rPr>
-        <w:t>Purpose</w:t>
-      </w:r>
-    </w:p>
-    <w:p>
-      <w:r/>
-      <w:r>
-        <w:rPr>
-          <w:rFonts w:ascii="Inter" w:hAnsi="Inter"/>
-          <w:b w:val="0"/>
-          <w:sz w:val="20"/>
-        </w:rPr>
-        <w:t>The authentication layer was added to lock down the ERP portal behind proper user accounts, role-based permissions, and factory-level data isolation. Before this, the dashboard was open to anyone who knew the URL. After this work, every page requires a valid JWT session, new factory owners can register and configure their plant in one flow, and team members join via a short factory code shared by their plant admin.</w:t>
-      </w:r>
-    </w:p>
-    <w:p>
-      <w:r/>
-    </w:p>
-    <w:p>
-      <w:r/>
-      <w:r>
-        <w:rPr>
-          <w:rFonts w:ascii="Inter" w:hAnsi="Inter"/>
-          <w:b/>
-          <w:sz w:val="22"/>
-        </w:rPr>
-        <w:t>Key Components</w:t>
-      </w:r>
-    </w:p>
-    <w:p>
-      <w:r/>
-      <w:r>
-        <w:rPr>
-          <w:rFonts w:ascii="Inter" w:hAnsi="Inter"/>
-          <w:b w:val="0"/>
-          <w:sz w:val="20"/>
-        </w:rPr>
-        <w:t>Password Hashing &amp; Verification (app/auth/security.py): Uses native bcrypt with 10-round salt for password storage. Verification runs through bcrypt.checkpw which provides constant-time comparison, so timing attacks cannot be used to guess whether an email exists in the system.</w:t>
-      </w:r>
-    </w:p>
-    <w:p>
-      <w:r/>
-      <w:r>
-        <w:rPr>
-          <w:rFonts w:ascii="Inter" w:hAnsi="Inter"/>
-          <w:b w:val="0"/>
-          <w:sz w:val="20"/>
-        </w:rPr>
-        <w:t>JWT Token Handling (app/auth/security.py): Generates HS256-signed tokens with configurable expiry (default 24 hours). Tokens carry user ID, email, role, and factory_id in the payload. The get_current_user dependency validates the token on every protected request and loads the full User object from the database.</w:t>
-      </w:r>
-    </w:p>
-    <w:p>
-      <w:r/>
-      <w:r>
-        <w:rPr>
-          <w:rFonts w:ascii="Inter" w:hAnsi="Inter"/>
-          <w:b w:val="0"/>
-          <w:sz w:val="20"/>
-        </w:rPr>
-        <w:t>Brute-Force Rate Limiter (app/api/auth.py): IP-based sliding window tracker. Allows up to 10 failed login attempts within a 5-minute window. After that, the IP gets locked out for 10 minutes with a 429 response and a Retry-After header. Failed attempts are pruned automatically as the window slides. Successful logins clear the counter entirely.</w:t>
-      </w:r>
-    </w:p>
-    <w:p>
-      <w:r/>
-      <w:r>
-        <w:rPr>
-          <w:rFonts w:ascii="Inter" w:hAnsi="Inter"/>
-          <w:b w:val="0"/>
-          <w:sz w:val="20"/>
-        </w:rPr>
-        <w:t>Password Strength Enforcement (app/api/auth.py): Rejects weak passwords at registration time. Requires minimum 8 characters with at least one uppercase letter, one lowercase letter, and one digit. Blocks whitespace-only passwords.</w:t>
-      </w:r>
-    </w:p>
-    <w:p>
-      <w:r/>
-      <w:r>
-        <w:rPr>
-          <w:rFonts w:ascii="Inter" w:hAnsi="Inter"/>
-          <w:b w:val="0"/>
-          <w:sz w:val="20"/>
-        </w:rPr>
-        <w:t>Input Sanitization (app/api/auth.py): Email addresses are validated against RFC-compliant regex and normalized to lowercase. Text fields (names, factory names) are trimmed, length-checked, and scanned for common injection patterns (script tags, SQL fragments) before they reach the database.</w:t>
-      </w:r>
-    </w:p>
-    <w:p>
-      <w:r/>
-      <w:r>
-        <w:rPr>
-          <w:rFonts w:ascii="Inter" w:hAnsi="Inter"/>
-          <w:b w:val="0"/>
-          <w:sz w:val="20"/>
-        </w:rPr>
-        <w:t>User Enumeration Prevention: The login endpoint returns the same generic error message ("Incorrect email or password") for both wrong-email and wrong-password cases, so an attacker cannot fish for valid email addresses through different error responses.</w:t>
-      </w:r>
-    </w:p>
-    <w:p>
-      <w:r/>
-    </w:p>
-    <w:p>
-      <w:r/>
-      <w:r>
-        <w:rPr>
-          <w:rFonts w:ascii="Inter" w:hAnsi="Inter"/>
-          <w:b/>
-          <w:sz w:val="22"/>
-        </w:rPr>
-        <w:t>Multi-Tenant Factory Onboarding</w:t>
-      </w:r>
-    </w:p>
-    <w:p>
-      <w:r/>
-      <w:r>
-        <w:rPr>
-          <w:rFonts w:ascii="Inter" w:hAnsi="Inter"/>
-          <w:b w:val="0"/>
-          <w:sz w:val="20"/>
-        </w:rPr>
-        <w:t>Registration supports two paths depending on the role selected:</w:t>
-      </w:r>
-    </w:p>
-    <w:p>
-      <w:r/>
-      <w:r>
-        <w:rPr>
-          <w:rFonts w:ascii="Inter" w:hAnsi="Inter"/>
-          <w:b w:val="0"/>
-          <w:sz w:val="20"/>
-        </w:rPr>
-        <w:t>Plant Owner / GM: Creates a brand-new factory record with a unique human-readable join code (e.g. TATA-7X3K). The owner configures production lines, machine counts, per-shift targets, and shift schedules during signup. Default lines are pre-filled but fully editable.</w:t>
-      </w:r>
-    </w:p>
-    <w:p>
-      <w:r/>
-      <w:r>
-        <w:rPr>
-          <w:rFonts w:ascii="Inter" w:hAnsi="Inter"/>
-          <w:b w:val="0"/>
-          <w:sz w:val="20"/>
-        </w:rPr>
-        <w:t>Team Member (QC Inspector, Maintenance Engineer, Operator): Joins an existing factory by entering the join code. The code is validated against the factories table, and the new user gets linked to that factory's data scope.</w:t>
-      </w:r>
-    </w:p>
-    <w:p>
-      <w:r/>
-    </w:p>
-    <w:p>
-      <w:r/>
-      <w:r>
-        <w:rPr>
-          <w:rFonts w:ascii="Inter" w:hAnsi="Inter"/>
-          <w:b/>
-          <w:sz w:val="22"/>
-        </w:rPr>
-        <w:t>Admin Approval Queue &amp; Security Gate</w:t>
-      </w:r>
-    </w:p>
-    <w:p>
-      <w:r/>
-      <w:r>
-        <w:rPr>
-          <w:rFonts w:ascii="Inter" w:hAnsi="Inter"/>
-          <w:b w:val="0"/>
-          <w:sz w:val="20"/>
-        </w:rPr>
-        <w:t>To eliminate unauthorized access risks if a factory join code is shared or leaked, FactoryGPT implements an administrator approval gate. When a new user registers with a join code, their account is created in a pending state (is_approved=False). They are completely restricted from accessing live machine telemetry, production events, defect logs, or tickets. Only Plant Owners and Plant Managers have permission to view pending join requests, inspect the applicant's role and email, and either approve their access with a single click or reject and purge the request.</w:t>
-      </w:r>
-    </w:p>
-    <w:p>
-      <w:r/>
-      <w:r>
-        <w:rPr>
-          <w:rFonts w:ascii="Inter" w:hAnsi="Inter"/>
-          <w:b w:val="0"/>
-          <w:sz w:val="20"/>
-        </w:rPr>
-        <w:t>The pending user's interface continuously checks for approval in the background, smoothly transitioning into the operating workspace the moment an administrator approves their application without requiring a manual refresh.</w:t>
-      </w:r>
-    </w:p>
-    <w:p>
-      <w:r/>
-    </w:p>
-    <w:p>
-      <w:r/>
-      <w:r>
-        <w:rPr>
-          <w:rFonts w:ascii="Inter" w:hAnsi="Inter"/>
-          <w:b/>
-          <w:sz w:val="22"/>
-        </w:rPr>
-        <w:t>Frontend Auth Flow</w:t>
-      </w:r>
-    </w:p>
-    <w:p>
-      <w:r/>
-      <w:r>
-        <w:rPr>
-          <w:rFonts w:ascii="Inter" w:hAnsi="Inter"/>
-          <w:b w:val="0"/>
-          <w:sz w:val="20"/>
-        </w:rPr>
-        <w:t>Login Page (pages/login.tsx): Clean form with email and password fields, inline error display with animated fade-in, loading spinner during authentication, and a one-click Demo Admin button that fills in pre-set credentials for stakeholder demos.</w:t>
-      </w:r>
-    </w:p>
-    <w:p>
-      <w:r/>
-      <w:r>
-        <w:rPr>
-          <w:rFonts w:ascii="Inter" w:hAnsi="Inter"/>
-          <w:b w:val="0"/>
-          <w:sz w:val="20"/>
-        </w:rPr>
-        <w:t>Registration Page (pages/register.tsx): Multi-section form with role selection cards, factory configuration panel (visible for owners), join-code input (visible for team roles), and a dynamic production line builder with add/remove controls.</w:t>
-      </w:r>
-    </w:p>
-    <w:p>
-      <w:r/>
-      <w:r>
-        <w:rPr>
-          <w:rFonts w:ascii="Inter" w:hAnsi="Inter"/>
-          <w:b w:val="0"/>
-          <w:sz w:val="20"/>
-        </w:rPr>
-        <w:t>Auth Guard (_app.tsx): Wraps every page. Unauthenticated users get redirected to /login. Authenticated users hitting /login or /register get redirected to the dashboard. Shows a branded loading state while the session is being verified.</w:t>
-      </w:r>
-    </w:p>
-    <w:p>
-      <w:r/>
-      <w:r>
-        <w:rPr>
-          <w:rFonts w:ascii="Inter" w:hAnsi="Inter"/>
-          <w:b w:val="0"/>
-          <w:sz w:val="20"/>
-        </w:rPr>
-        <w:t>Auth Context (lib/auth.tsx): React context provider that manages the full session lifecycle: login, register, logout, token persistence in localStorage, automatic session restore on page reload, and a hasRole helper for frontend RBAC checks.</w:t>
-      </w:r>
-    </w:p>
-    <w:p>
-      <w:r/>
-      <w:r>
-        <w:rPr>
-          <w:rFonts w:ascii="Inter" w:hAnsi="Inter"/>
-          <w:b w:val="0"/>
-          <w:sz w:val="20"/>
-        </w:rPr>
-        <w:t>Settings Page (pages/settings.tsx): Factory admin panel showing the plant profile (name, location, industry), the join code with a copy-to-clipboard button, configured production lines with machine counts and targets, and an RBAC permission matrix showing which roles can access which modules.</w:t>
-      </w:r>
-    </w:p>
-    <w:p>
-      <w:r/>
-    </w:p>
-    <w:p>
-      <w:r/>
-      <w:r>
-        <w:rPr>
-          <w:rFonts w:ascii="Inter" w:hAnsi="Inter"/>
-          <w:b/>
-          <w:sz w:val="22"/>
-        </w:rPr>
-        <w:t>Database Tables Added</w:t>
-      </w:r>
-    </w:p>
-    <w:p>
-      <w:r/>
-      <w:r>
-        <w:rPr>
-          <w:rFonts w:ascii="Inter" w:hAnsi="Inter"/>
-          <w:b w:val="0"/>
-          <w:sz w:val="20"/>
-        </w:rPr>
-        <w:t>Three new tables were added to the schema to support multi-tenancy: factories (plant identity and join code), factory_lines (per-line configuration), and users (credentials, roles, and factory association). All existing tables (production_events, downtime_events, defect_records, tickets) received a factory_id foreign key column to support per-tenant data isolation.</w:t>
-      </w:r>
-    </w:p>
-    <w:p>
-      <w:r/>
-    </w:p>
-    <w:p>
-      <w:r/>
-      <w:r>
-        <w:rPr>
-          <w:rFonts w:ascii="Inter" w:hAnsi="Inter"/>
-          <w:b/>
-          <w:sz w:val="22"/>
-        </w:rPr>
-        <w:t>Security Summary</w:t>
-      </w:r>
-    </w:p>
-    <w:p>
-      <w:r/>
-      <w:r>
-        <w:rPr>
-          <w:rFonts w:ascii="Inter" w:hAnsi="Inter"/>
-          <w:b w:val="0"/>
-          <w:sz w:val="20"/>
-        </w:rPr>
-        <w:t>Passwords: bcrypt with 10-round salt, constant-time verification. Tokens: HS256 JWT with 24-hour expiry, validated on every protected endpoint. Rate Limiting: 10 attempts per 5-minute window per IP, 10-minute lockout. Input Validation: RFC email regex, length limits, injection pattern scanning. Enumeration Defense: Generic error messages on login failure.</w:t>
-      </w:r>
-    </w:p>
-    <w:p>
-      <w:r/>
-    </w:p>
-    <w:p>
-      <w:pPr>
-        <w:pStyle w:val="2"/>
-      </w:pPr>
-      <w:r>
-        <w:t>6. API Contract Reference</w:t>
-      </w:r>
-    </w:p>
-    <w:p>
-      <w:r>
-        <w:t>The API contract (docs/api-contracts.md) is the single source of truth for field names, types, and endpoint shapes across all 6 services. If any service's code doesn't match this contract, the contract wins.</w:t>
       </w:r>
     </w:p>
     <w:p>
@@ -11280,6 +11650,580 @@
         <w:pStyle w:val="3"/>
       </w:pPr>
       <w:r>
+        <w:rPr>
+          <w:rFonts w:ascii="Calibri" w:hAnsi="Calibri"/>
+        </w:rPr>
+      </w:r>
+      <w:r>
+        <w:rPr>
+          <w:rFonts w:ascii="Calibri" w:hAnsi="Calibri"/>
+          <w:b/>
+          <w:sz w:val="28"/>
+        </w:rPr>
+        <w:t>5.7  Authentication, Security &amp; Multi-Tenant Onboarding</w:t>
+      </w:r>
+    </w:p>
+    <w:p/>
+    <w:p>
+      <w:pPr>
+        <w:pStyle w:val="4"/>
+      </w:pPr>
+      <w:r>
+        <w:rPr>
+          <w:rFonts w:ascii="Calibri" w:hAnsi="Calibri"/>
+        </w:rPr>
+      </w:r>
+      <w:r>
+        <w:rPr>
+          <w:rFonts w:ascii="Calibri" w:hAnsi="Calibri"/>
+          <w:b/>
+          <w:sz w:val="24"/>
+        </w:rPr>
+        <w:t>Purpose</w:t>
+      </w:r>
+    </w:p>
+    <w:p>
+      <w:r>
+        <w:rPr>
+          <w:rFonts w:ascii="Calibri" w:hAnsi="Calibri"/>
+          <w:b w:val="0"/>
+          <w:sz w:val="20"/>
+        </w:rPr>
+        <w:t>The authentication layer was added to lock down the ERP portal behind proper user accounts, role-based permissions, and factory-level data isolation. Before this, the dashboard was open to anyone who knew the URL. After this work, every page requires a valid JWT session, new factory owners can register and configure their plant in one flow, and team members join via a short factory code shared by their plant admin.</w:t>
+      </w:r>
+    </w:p>
+    <w:p/>
+    <w:p>
+      <w:pPr>
+        <w:pStyle w:val="4"/>
+      </w:pPr>
+      <w:r>
+        <w:rPr>
+          <w:rFonts w:ascii="Calibri" w:hAnsi="Calibri"/>
+        </w:rPr>
+      </w:r>
+      <w:r>
+        <w:rPr>
+          <w:rFonts w:ascii="Calibri" w:hAnsi="Calibri"/>
+          <w:b/>
+          <w:sz w:val="24"/>
+        </w:rPr>
+        <w:t>Key Components</w:t>
+      </w:r>
+    </w:p>
+    <w:p>
+      <w:pPr>
+        <w:pStyle w:val="23"/>
+      </w:pPr>
+      <w:r>
+        <w:rPr>
+          <w:rFonts w:ascii="Calibri" w:hAnsi="Calibri"/>
+        </w:rPr>
+      </w:r>
+      <w:r>
+        <w:rPr>
+          <w:rFonts w:ascii="Calibri" w:hAnsi="Calibri"/>
+          <w:b/>
+          <w:sz w:val="22"/>
+        </w:rPr>
+        <w:t xml:space="preserve">Password Hashing &amp; Verification (app/auth/security.py): </w:t>
+      </w:r>
+      <w:r>
+        <w:rPr>
+          <w:rFonts w:ascii="Calibri" w:hAnsi="Calibri"/>
+          <w:sz w:val="22"/>
+        </w:rPr>
+        <w:t>Uses native bcrypt with 10-round salt for password storage. Verification runs through bcrypt.checkpw which provides constant-time comparison, so timing attacks cannot be used to guess whether an email exists in the system.</w:t>
+      </w:r>
+    </w:p>
+    <w:p>
+      <w:pPr>
+        <w:pStyle w:val="23"/>
+      </w:pPr>
+      <w:r>
+        <w:rPr>
+          <w:rFonts w:ascii="Calibri" w:hAnsi="Calibri"/>
+        </w:rPr>
+      </w:r>
+      <w:r>
+        <w:rPr>
+          <w:rFonts w:ascii="Calibri" w:hAnsi="Calibri"/>
+          <w:b/>
+          <w:sz w:val="22"/>
+        </w:rPr>
+        <w:t xml:space="preserve">JWT Token Handling (app/auth/security.py): </w:t>
+      </w:r>
+      <w:r>
+        <w:rPr>
+          <w:rFonts w:ascii="Calibri" w:hAnsi="Calibri"/>
+          <w:sz w:val="22"/>
+        </w:rPr>
+        <w:t>Generates HS256-signed tokens with configurable expiry (default 24 hours). Tokens carry user ID, email, role, and factory_id in the payload. The get_current_user dependency validates the token on every protected request and loads the full User object from the database.</w:t>
+      </w:r>
+    </w:p>
+    <w:p>
+      <w:pPr>
+        <w:pStyle w:val="23"/>
+      </w:pPr>
+      <w:r>
+        <w:rPr>
+          <w:rFonts w:ascii="Calibri" w:hAnsi="Calibri"/>
+        </w:rPr>
+      </w:r>
+      <w:r>
+        <w:rPr>
+          <w:rFonts w:ascii="Calibri" w:hAnsi="Calibri"/>
+          <w:b/>
+          <w:sz w:val="22"/>
+        </w:rPr>
+        <w:t xml:space="preserve">Brute-Force Rate Limiter (app/api/auth.py): </w:t>
+      </w:r>
+      <w:r>
+        <w:rPr>
+          <w:rFonts w:ascii="Calibri" w:hAnsi="Calibri"/>
+          <w:sz w:val="22"/>
+        </w:rPr>
+        <w:t>IP-based sliding window tracker. Allows up to 10 failed login attempts within a 5-minute window. After that, the IP gets locked out for 10 minutes with a 429 response and a Retry-After header. Failed attempts are pruned automatically as the window slides. Successful logins clear the counter entirely.</w:t>
+      </w:r>
+    </w:p>
+    <w:p>
+      <w:pPr>
+        <w:pStyle w:val="23"/>
+      </w:pPr>
+      <w:r>
+        <w:rPr>
+          <w:rFonts w:ascii="Calibri" w:hAnsi="Calibri"/>
+        </w:rPr>
+      </w:r>
+      <w:r>
+        <w:rPr>
+          <w:rFonts w:ascii="Calibri" w:hAnsi="Calibri"/>
+          <w:b/>
+          <w:sz w:val="22"/>
+        </w:rPr>
+        <w:t xml:space="preserve">Password Strength Enforcement (app/api/auth.py): </w:t>
+      </w:r>
+      <w:r>
+        <w:rPr>
+          <w:rFonts w:ascii="Calibri" w:hAnsi="Calibri"/>
+          <w:sz w:val="22"/>
+        </w:rPr>
+        <w:t>Rejects weak passwords at registration time. Requires minimum 8 characters with at least one uppercase letter, one lowercase letter, and one digit. Blocks whitespace-only passwords.</w:t>
+      </w:r>
+    </w:p>
+    <w:p>
+      <w:pPr>
+        <w:pStyle w:val="23"/>
+      </w:pPr>
+      <w:r>
+        <w:rPr>
+          <w:rFonts w:ascii="Calibri" w:hAnsi="Calibri"/>
+        </w:rPr>
+      </w:r>
+      <w:r>
+        <w:rPr>
+          <w:rFonts w:ascii="Calibri" w:hAnsi="Calibri"/>
+          <w:b/>
+          <w:sz w:val="22"/>
+        </w:rPr>
+        <w:t xml:space="preserve">Input Sanitization (app/api/auth.py): </w:t>
+      </w:r>
+      <w:r>
+        <w:rPr>
+          <w:rFonts w:ascii="Calibri" w:hAnsi="Calibri"/>
+          <w:sz w:val="22"/>
+        </w:rPr>
+        <w:t>Email addresses are validated against RFC-compliant regex and normalized to lowercase. Text fields (names, factory names) are trimmed, length-checked, and scanned for common injection patterns (script tags, SQL fragments) before they reach the database.</w:t>
+      </w:r>
+    </w:p>
+    <w:p>
+      <w:pPr>
+        <w:pStyle w:val="23"/>
+      </w:pPr>
+      <w:r>
+        <w:rPr>
+          <w:rFonts w:ascii="Calibri" w:hAnsi="Calibri"/>
+        </w:rPr>
+      </w:r>
+      <w:r>
+        <w:rPr>
+          <w:rFonts w:ascii="Calibri" w:hAnsi="Calibri"/>
+          <w:b/>
+          <w:sz w:val="22"/>
+        </w:rPr>
+        <w:t xml:space="preserve">User Enumeration Prevention: </w:t>
+      </w:r>
+      <w:r>
+        <w:rPr>
+          <w:rFonts w:ascii="Calibri" w:hAnsi="Calibri"/>
+          <w:sz w:val="22"/>
+        </w:rPr>
+        <w:t>The login endpoint returns the same generic error message ("Incorrect email or password") for both wrong-email and wrong-password cases, so an attacker cannot fish for valid email addresses through different error responses.</w:t>
+      </w:r>
+    </w:p>
+    <w:p/>
+    <w:p>
+      <w:pPr>
+        <w:pStyle w:val="4"/>
+      </w:pPr>
+      <w:r>
+        <w:rPr>
+          <w:rFonts w:ascii="Calibri" w:hAnsi="Calibri"/>
+        </w:rPr>
+      </w:r>
+      <w:r>
+        <w:rPr>
+          <w:rFonts w:ascii="Calibri" w:hAnsi="Calibri"/>
+          <w:b/>
+          <w:sz w:val="24"/>
+        </w:rPr>
+        <w:t>Multi-Tenant Factory Onboarding</w:t>
+      </w:r>
+    </w:p>
+    <w:p>
+      <w:r>
+        <w:rPr>
+          <w:rFonts w:ascii="Calibri" w:hAnsi="Calibri"/>
+          <w:b w:val="0"/>
+          <w:sz w:val="20"/>
+        </w:rPr>
+        <w:t>Registration supports two paths depending on the role selected:</w:t>
+      </w:r>
+    </w:p>
+    <w:p>
+      <w:pPr>
+        <w:pStyle w:val="23"/>
+      </w:pPr>
+      <w:r>
+        <w:rPr>
+          <w:rFonts w:ascii="Calibri" w:hAnsi="Calibri"/>
+        </w:rPr>
+      </w:r>
+      <w:r>
+        <w:rPr>
+          <w:rFonts w:ascii="Calibri" w:hAnsi="Calibri"/>
+          <w:b/>
+          <w:sz w:val="22"/>
+        </w:rPr>
+        <w:t xml:space="preserve">Plant Owner / GM: </w:t>
+      </w:r>
+      <w:r>
+        <w:rPr>
+          <w:rFonts w:ascii="Calibri" w:hAnsi="Calibri"/>
+          <w:sz w:val="22"/>
+        </w:rPr>
+        <w:t>Creates a brand-new factory record with a unique human-readable join code (e.g. TATA-7X3K). The owner configures production lines, machine counts, per-shift targets, and shift schedules during signup. Default lines are pre-filled but fully editable.</w:t>
+      </w:r>
+    </w:p>
+    <w:p>
+      <w:pPr>
+        <w:pStyle w:val="23"/>
+      </w:pPr>
+      <w:r>
+        <w:rPr>
+          <w:rFonts w:ascii="Calibri" w:hAnsi="Calibri"/>
+        </w:rPr>
+      </w:r>
+      <w:r>
+        <w:rPr>
+          <w:rFonts w:ascii="Calibri" w:hAnsi="Calibri"/>
+          <w:b/>
+          <w:sz w:val="22"/>
+        </w:rPr>
+        <w:t xml:space="preserve">Team Member (QC Inspector, Maintenance Engineer, Operator): </w:t>
+      </w:r>
+      <w:r>
+        <w:rPr>
+          <w:rFonts w:ascii="Calibri" w:hAnsi="Calibri"/>
+          <w:sz w:val="22"/>
+        </w:rPr>
+        <w:t>Joins an existing factory by entering the join code. The code is validated against the factories table, and the new user gets linked to that factory's data scope.</w:t>
+      </w:r>
+    </w:p>
+    <w:p/>
+    <w:p>
+      <w:pPr>
+        <w:pStyle w:val="4"/>
+      </w:pPr>
+      <w:r>
+        <w:rPr>
+          <w:rFonts w:ascii="Calibri" w:hAnsi="Calibri"/>
+        </w:rPr>
+      </w:r>
+      <w:r>
+        <w:rPr>
+          <w:rFonts w:ascii="Calibri" w:hAnsi="Calibri"/>
+          <w:b/>
+          <w:sz w:val="24"/>
+        </w:rPr>
+        <w:t>Admin Approval Queue &amp; Security Gate</w:t>
+      </w:r>
+    </w:p>
+    <w:p>
+      <w:r>
+        <w:rPr>
+          <w:rFonts w:ascii="Calibri" w:hAnsi="Calibri"/>
+          <w:b w:val="0"/>
+          <w:sz w:val="20"/>
+        </w:rPr>
+        <w:t>To eliminate unauthorized access risks if a factory join code is shared or leaked, FactoryGPT implements an administrator approval gate. When a new user registers with a join code, their account is created in a pending state (is_approved=False). They are completely restricted from accessing live machine telemetry, production events, defect logs, or tickets. Only Plant Owners and Plant Managers have permission to view pending join requests, inspect the applicant's role and email, and either approve their access with a single click or reject and purge the request.</w:t>
+      </w:r>
+    </w:p>
+    <w:p>
+      <w:r>
+        <w:rPr>
+          <w:rFonts w:ascii="Calibri" w:hAnsi="Calibri"/>
+          <w:b w:val="0"/>
+          <w:sz w:val="20"/>
+        </w:rPr>
+        <w:t>The pending user's interface continuously checks for approval in the background, smoothly transitioning into the operating workspace the moment an administrator approves their application without requiring a manual refresh.</w:t>
+      </w:r>
+    </w:p>
+    <w:p/>
+    <w:p>
+      <w:pPr>
+        <w:pStyle w:val="4"/>
+      </w:pPr>
+      <w:r>
+        <w:rPr>
+          <w:rFonts w:ascii="Calibri" w:hAnsi="Calibri"/>
+        </w:rPr>
+      </w:r>
+      <w:r>
+        <w:rPr>
+          <w:rFonts w:ascii="Calibri" w:hAnsi="Calibri"/>
+          <w:b/>
+          <w:sz w:val="24"/>
+        </w:rPr>
+        <w:t>Frontend Auth Flow</w:t>
+      </w:r>
+    </w:p>
+    <w:p>
+      <w:pPr>
+        <w:pStyle w:val="23"/>
+      </w:pPr>
+      <w:r>
+        <w:rPr>
+          <w:rFonts w:ascii="Calibri" w:hAnsi="Calibri"/>
+        </w:rPr>
+      </w:r>
+      <w:r>
+        <w:rPr>
+          <w:rFonts w:ascii="Calibri" w:hAnsi="Calibri"/>
+          <w:b/>
+          <w:sz w:val="22"/>
+        </w:rPr>
+        <w:t xml:space="preserve">Login Page (pages/login.tsx): </w:t>
+      </w:r>
+      <w:r>
+        <w:rPr>
+          <w:rFonts w:ascii="Calibri" w:hAnsi="Calibri"/>
+          <w:sz w:val="22"/>
+        </w:rPr>
+        <w:t>Clean form with email and password fields, inline error display with animated fade-in, loading spinner during authentication, and a one-click Demo Admin button that fills in pre-set credentials for stakeholder demos.</w:t>
+      </w:r>
+    </w:p>
+    <w:p>
+      <w:pPr>
+        <w:pStyle w:val="23"/>
+      </w:pPr>
+      <w:r>
+        <w:rPr>
+          <w:rFonts w:ascii="Calibri" w:hAnsi="Calibri"/>
+        </w:rPr>
+      </w:r>
+      <w:r>
+        <w:rPr>
+          <w:rFonts w:ascii="Calibri" w:hAnsi="Calibri"/>
+          <w:b/>
+          <w:sz w:val="22"/>
+        </w:rPr>
+        <w:t xml:space="preserve">Registration Page (pages/register.tsx): </w:t>
+      </w:r>
+      <w:r>
+        <w:rPr>
+          <w:rFonts w:ascii="Calibri" w:hAnsi="Calibri"/>
+          <w:sz w:val="22"/>
+        </w:rPr>
+        <w:t>Multi-section form with role selection cards, factory configuration panel (visible for owners), join-code input (visible for team roles), and a dynamic production line builder with add/remove controls.</w:t>
+      </w:r>
+    </w:p>
+    <w:p>
+      <w:pPr>
+        <w:pStyle w:val="23"/>
+      </w:pPr>
+      <w:r>
+        <w:rPr>
+          <w:rFonts w:ascii="Calibri" w:hAnsi="Calibri"/>
+        </w:rPr>
+      </w:r>
+      <w:r>
+        <w:rPr>
+          <w:rFonts w:ascii="Calibri" w:hAnsi="Calibri"/>
+          <w:b/>
+          <w:sz w:val="22"/>
+        </w:rPr>
+        <w:t xml:space="preserve">Auth Guard (_app.tsx): </w:t>
+      </w:r>
+      <w:r>
+        <w:rPr>
+          <w:rFonts w:ascii="Calibri" w:hAnsi="Calibri"/>
+          <w:sz w:val="22"/>
+        </w:rPr>
+        <w:t>Wraps every page. Unauthenticated users get redirected to /login. Authenticated users hitting /login or /register get redirected to the dashboard. Shows a branded loading state while the session is being verified.</w:t>
+      </w:r>
+    </w:p>
+    <w:p>
+      <w:pPr>
+        <w:pStyle w:val="23"/>
+      </w:pPr>
+      <w:r>
+        <w:rPr>
+          <w:rFonts w:ascii="Calibri" w:hAnsi="Calibri"/>
+        </w:rPr>
+      </w:r>
+      <w:r>
+        <w:rPr>
+          <w:rFonts w:ascii="Calibri" w:hAnsi="Calibri"/>
+          <w:b/>
+          <w:sz w:val="22"/>
+        </w:rPr>
+        <w:t xml:space="preserve">Auth Context (lib/auth.tsx): </w:t>
+      </w:r>
+      <w:r>
+        <w:rPr>
+          <w:rFonts w:ascii="Calibri" w:hAnsi="Calibri"/>
+          <w:sz w:val="22"/>
+        </w:rPr>
+        <w:t>React context provider that manages the full session lifecycle: login, register, logout, token persistence in localStorage, automatic session restore on page reload, and a hasRole helper for frontend RBAC checks.</w:t>
+      </w:r>
+    </w:p>
+    <w:p>
+      <w:pPr>
+        <w:pStyle w:val="23"/>
+      </w:pPr>
+      <w:r>
+        <w:rPr>
+          <w:rFonts w:ascii="Calibri" w:hAnsi="Calibri"/>
+        </w:rPr>
+      </w:r>
+      <w:r>
+        <w:rPr>
+          <w:rFonts w:ascii="Calibri" w:hAnsi="Calibri"/>
+          <w:b/>
+          <w:sz w:val="22"/>
+        </w:rPr>
+        <w:t xml:space="preserve">Settings Page (pages/settings.tsx): </w:t>
+      </w:r>
+      <w:r>
+        <w:rPr>
+          <w:rFonts w:ascii="Calibri" w:hAnsi="Calibri"/>
+          <w:sz w:val="22"/>
+        </w:rPr>
+        <w:t>Factory admin panel showing the plant profile (name, location, industry), the join code with a copy-to-clipboard button, configured production lines with machine counts and targets, and an RBAC permission matrix showing which roles can access which modules.</w:t>
+      </w:r>
+    </w:p>
+    <w:p/>
+    <w:p>
+      <w:pPr>
+        <w:pStyle w:val="4"/>
+      </w:pPr>
+      <w:r>
+        <w:rPr>
+          <w:rFonts w:ascii="Calibri" w:hAnsi="Calibri"/>
+        </w:rPr>
+      </w:r>
+      <w:r>
+        <w:rPr>
+          <w:rFonts w:ascii="Calibri" w:hAnsi="Calibri"/>
+          <w:b/>
+          <w:sz w:val="24"/>
+        </w:rPr>
+        <w:t>Database Tables Added</w:t>
+      </w:r>
+    </w:p>
+    <w:p>
+      <w:r>
+        <w:rPr>
+          <w:rFonts w:ascii="Calibri" w:hAnsi="Calibri"/>
+          <w:b w:val="0"/>
+          <w:sz w:val="20"/>
+        </w:rPr>
+        <w:t>Three new tables were added to the schema to support multi-tenancy: factories (plant identity and join code), factory_lines (per-line configuration), and users (credentials, roles, and factory association). All existing tables (production_events, downtime_events, defect_records, tickets) received a factory_id foreign key column to support per-tenant data isolation.</w:t>
+      </w:r>
+    </w:p>
+    <w:p/>
+    <w:p>
+      <w:pPr>
+        <w:pStyle w:val="4"/>
+      </w:pPr>
+      <w:r>
+        <w:rPr>
+          <w:rFonts w:ascii="Calibri" w:hAnsi="Calibri"/>
+        </w:rPr>
+      </w:r>
+      <w:r>
+        <w:rPr>
+          <w:rFonts w:ascii="Calibri" w:hAnsi="Calibri"/>
+          <w:b/>
+          <w:sz w:val="24"/>
+        </w:rPr>
+        <w:t>Security Summary</w:t>
+      </w:r>
+    </w:p>
+    <w:p>
+      <w:pPr>
+        <w:pStyle w:val="23"/>
+      </w:pPr>
+      <w:r>
+        <w:rPr>
+          <w:rFonts w:ascii="Calibri" w:hAnsi="Calibri"/>
+        </w:rPr>
+      </w:r>
+      <w:r>
+        <w:rPr>
+          <w:rFonts w:ascii="Calibri" w:hAnsi="Calibri"/>
+          <w:b/>
+          <w:sz w:val="22"/>
+        </w:rPr>
+        <w:t xml:space="preserve">Passwords: </w:t>
+      </w:r>
+      <w:r>
+        <w:rPr>
+          <w:rFonts w:ascii="Calibri" w:hAnsi="Calibri"/>
+          <w:sz w:val="22"/>
+        </w:rPr>
+        <w:t>bcrypt with 10-round salt, constant-time verification. Tokens: HS256 JWT with 24-hour expiry, validated on every protected endpoint. Rate Limiting: 10 attempts per 5-minute window per IP, 10-minute lockout. Input Validation: RFC email regex, length limits, injection pattern scanning. Enumeration Defense: Generic error messages on login failure.</w:t>
+      </w:r>
+    </w:p>
+    <w:p/>
+    <w:p>
+      <w:pPr>
+        <w:pStyle w:val="2"/>
+      </w:pPr>
+      <w:r>
+        <w:rPr>
+          <w:rFonts w:ascii="Calibri" w:hAnsi="Calibri"/>
+        </w:rPr>
+        <w:t>6. API Contract Reference</w:t>
+      </w:r>
+    </w:p>
+    <w:p>
+      <w:r>
+        <w:rPr>
+          <w:rFonts w:ascii="Calibri" w:hAnsi="Calibri"/>
+        </w:rPr>
+        <w:t>The API contract (docs/api-contracts.md) is the single source of truth for field names, types, and endpoint shapes across all 6 services. If any service's code doesn't match this contract, the contract wins.</w:t>
+      </w:r>
+    </w:p>
+    <w:p>
+      <w:pPr>
+        <w:pStyle w:val="3"/>
+      </w:pPr>
+      <w:r>
+        <w:rPr>
+          <w:rFonts w:ascii="Calibri" w:hAnsi="Calibri"/>
+        </w:rPr>
         <w:t>Shared Data Shapes</w:t>
       </w:r>
     </w:p>
@@ -11288,11 +12232,17 @@
         <w:pStyle w:val="4"/>
       </w:pPr>
       <w:r>
+        <w:rPr>
+          <w:rFonts w:ascii="Calibri" w:hAnsi="Calibri"/>
+        </w:rPr>
         <w:t>DefectDetection</w:t>
       </w:r>
     </w:p>
     <w:p>
       <w:r>
+        <w:rPr>
+          <w:rFonts w:ascii="Calibri" w:hAnsi="Calibri"/>
+        </w:rPr>
         <w:t>Produced by: Vision Inspection  •  Consumed by: Backend Core</w:t>
       </w:r>
     </w:p>
@@ -11353,6 +12303,7 @@
             </w:pPr>
             <w:r>
               <w:rPr>
+                <w:rFonts w:ascii="Calibri" w:hAnsi="Calibri"/>
                 <w:b/>
                 <w:color w:val="FFFFFF"/>
                 <w:sz w:val="20"/>
@@ -11372,6 +12323,7 @@
             </w:pPr>
             <w:r>
               <w:rPr>
+                <w:rFonts w:ascii="Calibri" w:hAnsi="Calibri"/>
                 <w:b/>
                 <w:color w:val="FFFFFF"/>
                 <w:sz w:val="20"/>
@@ -11391,6 +12343,7 @@
             </w:pPr>
             <w:r>
               <w:rPr>
+                <w:rFonts w:ascii="Calibri" w:hAnsi="Calibri"/>
                 <w:b/>
                 <w:color w:val="FFFFFF"/>
                 <w:sz w:val="20"/>
@@ -11430,6 +12383,7 @@
             </w:pPr>
             <w:r>
               <w:rPr>
+                <w:rFonts w:ascii="Calibri" w:hAnsi="Calibri"/>
                 <w:sz w:val="20"/>
               </w:rPr>
               <w:t>defect_type</w:t>
@@ -11446,6 +12400,7 @@
             </w:pPr>
             <w:r>
               <w:rPr>
+                <w:rFonts w:ascii="Calibri" w:hAnsi="Calibri"/>
                 <w:sz w:val="20"/>
               </w:rPr>
               <w:t>string</w:t>
@@ -11462,6 +12417,7 @@
             </w:pPr>
             <w:r>
               <w:rPr>
+                <w:rFonts w:ascii="Calibri" w:hAnsi="Calibri"/>
                 <w:sz w:val="20"/>
               </w:rPr>
               <w:t>crack | scratch | dent | missing_component | ok</w:t>
@@ -11500,6 +12456,7 @@
             </w:pPr>
             <w:r>
               <w:rPr>
+                <w:rFonts w:ascii="Calibri" w:hAnsi="Calibri"/>
                 <w:sz w:val="20"/>
               </w:rPr>
               <w:t>confidence</w:t>
@@ -11517,6 +12474,7 @@
             </w:pPr>
             <w:r>
               <w:rPr>
+                <w:rFonts w:ascii="Calibri" w:hAnsi="Calibri"/>
                 <w:sz w:val="20"/>
               </w:rPr>
               <w:t>float</w:t>
@@ -11534,6 +12492,7 @@
             </w:pPr>
             <w:r>
               <w:rPr>
+                <w:rFonts w:ascii="Calibri" w:hAnsi="Calibri"/>
                 <w:sz w:val="20"/>
               </w:rPr>
               <w:t>0.87</w:t>
@@ -11571,6 +12530,7 @@
             </w:pPr>
             <w:r>
               <w:rPr>
+                <w:rFonts w:ascii="Calibri" w:hAnsi="Calibri"/>
                 <w:sz w:val="20"/>
               </w:rPr>
               <w:t>bbox</w:t>
@@ -11587,6 +12547,7 @@
             </w:pPr>
             <w:r>
               <w:rPr>
+                <w:rFonts w:ascii="Calibri" w:hAnsi="Calibri"/>
                 <w:sz w:val="20"/>
               </w:rPr>
               <w:t>int[4]</w:t>
@@ -11603,6 +12564,7 @@
             </w:pPr>
             <w:r>
               <w:rPr>
+                <w:rFonts w:ascii="Calibri" w:hAnsi="Calibri"/>
                 <w:sz w:val="20"/>
               </w:rPr>
               <w:t>[120, 80, 340, 260]</w:t>
@@ -11641,6 +12603,7 @@
             </w:pPr>
             <w:r>
               <w:rPr>
+                <w:rFonts w:ascii="Calibri" w:hAnsi="Calibri"/>
                 <w:sz w:val="20"/>
               </w:rPr>
               <w:t>image_ref</w:t>
@@ -11658,6 +12621,7 @@
             </w:pPr>
             <w:r>
               <w:rPr>
+                <w:rFonts w:ascii="Calibri" w:hAnsi="Calibri"/>
                 <w:sz w:val="20"/>
               </w:rPr>
               <w:t>string</w:t>
@@ -11675,6 +12639,7 @@
             </w:pPr>
             <w:r>
               <w:rPr>
+                <w:rFonts w:ascii="Calibri" w:hAnsi="Calibri"/>
                 <w:sz w:val="20"/>
               </w:rPr>
               <w:t>sample_001.jpg</w:t>
@@ -11712,6 +12677,7 @@
             </w:pPr>
             <w:r>
               <w:rPr>
+                <w:rFonts w:ascii="Calibri" w:hAnsi="Calibri"/>
                 <w:sz w:val="20"/>
               </w:rPr>
               <w:t>timestamp</w:t>
@@ -11728,6 +12694,7 @@
             </w:pPr>
             <w:r>
               <w:rPr>
+                <w:rFonts w:ascii="Calibri" w:hAnsi="Calibri"/>
                 <w:sz w:val="20"/>
               </w:rPr>
               <w:t>datetime (ISO 8601)</w:t>
@@ -11744,6 +12711,7 @@
             </w:pPr>
             <w:r>
               <w:rPr>
+                <w:rFonts w:ascii="Calibri" w:hAnsi="Calibri"/>
                 <w:sz w:val="20"/>
               </w:rPr>
               <w:t>2026-08-01T10:00:00Z</w:t>
@@ -11758,11 +12726,17 @@
         <w:pStyle w:val="4"/>
       </w:pPr>
       <w:r>
+        <w:rPr>
+          <w:rFonts w:ascii="Calibri" w:hAnsi="Calibri"/>
+        </w:rPr>
         <w:t>ProductionEvent</w:t>
       </w:r>
     </w:p>
     <w:p>
       <w:r>
+        <w:rPr>
+          <w:rFonts w:ascii="Calibri" w:hAnsi="Calibri"/>
+        </w:rPr>
         <w:t>Owned by: Backend Core</w:t>
       </w:r>
     </w:p>
@@ -11823,6 +12797,7 @@
             </w:pPr>
             <w:r>
               <w:rPr>
+                <w:rFonts w:ascii="Calibri" w:hAnsi="Calibri"/>
                 <w:b/>
                 <w:color w:val="FFFFFF"/>
                 <w:sz w:val="20"/>
@@ -11842,6 +12817,7 @@
             </w:pPr>
             <w:r>
               <w:rPr>
+                <w:rFonts w:ascii="Calibri" w:hAnsi="Calibri"/>
                 <w:b/>
                 <w:color w:val="FFFFFF"/>
                 <w:sz w:val="20"/>
@@ -11861,6 +12837,7 @@
             </w:pPr>
             <w:r>
               <w:rPr>
+                <w:rFonts w:ascii="Calibri" w:hAnsi="Calibri"/>
                 <w:b/>
                 <w:color w:val="FFFFFF"/>
                 <w:sz w:val="20"/>
@@ -11900,6 +12877,7 @@
             </w:pPr>
             <w:r>
               <w:rPr>
+                <w:rFonts w:ascii="Calibri" w:hAnsi="Calibri"/>
                 <w:sz w:val="20"/>
               </w:rPr>
               <w:t>line_id</w:t>
@@ -11916,6 +12894,7 @@
             </w:pPr>
             <w:r>
               <w:rPr>
+                <w:rFonts w:ascii="Calibri" w:hAnsi="Calibri"/>
                 <w:sz w:val="20"/>
               </w:rPr>
               <w:t>string</w:t>
@@ -11932,6 +12911,7 @@
             </w:pPr>
             <w:r>
               <w:rPr>
+                <w:rFonts w:ascii="Calibri" w:hAnsi="Calibri"/>
                 <w:sz w:val="20"/>
               </w:rPr>
               <w:t>Line-1</w:t>
@@ -11970,6 +12950,7 @@
             </w:pPr>
             <w:r>
               <w:rPr>
+                <w:rFonts w:ascii="Calibri" w:hAnsi="Calibri"/>
                 <w:sz w:val="20"/>
               </w:rPr>
               <w:t>count</w:t>
@@ -11987,6 +12968,7 @@
             </w:pPr>
             <w:r>
               <w:rPr>
+                <w:rFonts w:ascii="Calibri" w:hAnsi="Calibri"/>
                 <w:sz w:val="20"/>
               </w:rPr>
               <w:t>integer</w:t>
@@ -12004,6 +12986,7 @@
             </w:pPr>
             <w:r>
               <w:rPr>
+                <w:rFonts w:ascii="Calibri" w:hAnsi="Calibri"/>
                 <w:sz w:val="20"/>
               </w:rPr>
               <w:t>145</w:t>
@@ -12041,6 +13024,7 @@
             </w:pPr>
             <w:r>
               <w:rPr>
+                <w:rFonts w:ascii="Calibri" w:hAnsi="Calibri"/>
                 <w:sz w:val="20"/>
               </w:rPr>
               <w:t>target</w:t>
@@ -12057,6 +13041,7 @@
             </w:pPr>
             <w:r>
               <w:rPr>
+                <w:rFonts w:ascii="Calibri" w:hAnsi="Calibri"/>
                 <w:sz w:val="20"/>
               </w:rPr>
               <w:t>integer</w:t>
@@ -12073,6 +13058,7 @@
             </w:pPr>
             <w:r>
               <w:rPr>
+                <w:rFonts w:ascii="Calibri" w:hAnsi="Calibri"/>
                 <w:sz w:val="20"/>
               </w:rPr>
               <w:t>160</w:t>
@@ -12111,6 +13097,7 @@
             </w:pPr>
             <w:r>
               <w:rPr>
+                <w:rFonts w:ascii="Calibri" w:hAnsi="Calibri"/>
                 <w:sz w:val="20"/>
               </w:rPr>
               <w:t>shift</w:t>
@@ -12128,6 +13115,7 @@
             </w:pPr>
             <w:r>
               <w:rPr>
+                <w:rFonts w:ascii="Calibri" w:hAnsi="Calibri"/>
                 <w:sz w:val="20"/>
               </w:rPr>
               <w:t>string (A | B | C)</w:t>
@@ -12145,6 +13133,7 @@
             </w:pPr>
             <w:r>
               <w:rPr>
+                <w:rFonts w:ascii="Calibri" w:hAnsi="Calibri"/>
                 <w:sz w:val="20"/>
               </w:rPr>
               <w:t>A</w:t>
@@ -12182,6 +13171,7 @@
             </w:pPr>
             <w:r>
               <w:rPr>
+                <w:rFonts w:ascii="Calibri" w:hAnsi="Calibri"/>
                 <w:sz w:val="20"/>
               </w:rPr>
               <w:t>timestamp</w:t>
@@ -12198,6 +13188,7 @@
             </w:pPr>
             <w:r>
               <w:rPr>
+                <w:rFonts w:ascii="Calibri" w:hAnsi="Calibri"/>
                 <w:sz w:val="20"/>
               </w:rPr>
               <w:t>datetime (ISO 8601)</w:t>
@@ -12214,6 +13205,7 @@
             </w:pPr>
             <w:r>
               <w:rPr>
+                <w:rFonts w:ascii="Calibri" w:hAnsi="Calibri"/>
                 <w:sz w:val="20"/>
               </w:rPr>
               <w:t>2026-08-01T10:00:00Z</w:t>
@@ -12228,11 +13220,17 @@
         <w:pStyle w:val="4"/>
       </w:pPr>
       <w:r>
+        <w:rPr>
+          <w:rFonts w:ascii="Calibri" w:hAnsi="Calibri"/>
+        </w:rPr>
         <w:t>DowntimeEvent</w:t>
       </w:r>
     </w:p>
     <w:p>
       <w:r>
+        <w:rPr>
+          <w:rFonts w:ascii="Calibri" w:hAnsi="Calibri"/>
+        </w:rPr>
         <w:t>Owned by: Backend Core</w:t>
       </w:r>
     </w:p>
@@ -12293,6 +13291,7 @@
             </w:pPr>
             <w:r>
               <w:rPr>
+                <w:rFonts w:ascii="Calibri" w:hAnsi="Calibri"/>
                 <w:b/>
                 <w:color w:val="FFFFFF"/>
                 <w:sz w:val="20"/>
@@ -12312,6 +13311,7 @@
             </w:pPr>
             <w:r>
               <w:rPr>
+                <w:rFonts w:ascii="Calibri" w:hAnsi="Calibri"/>
                 <w:b/>
                 <w:color w:val="FFFFFF"/>
                 <w:sz w:val="20"/>
@@ -12331,6 +13331,7 @@
             </w:pPr>
             <w:r>
               <w:rPr>
+                <w:rFonts w:ascii="Calibri" w:hAnsi="Calibri"/>
                 <w:b/>
                 <w:color w:val="FFFFFF"/>
                 <w:sz w:val="20"/>
@@ -12370,6 +13371,7 @@
             </w:pPr>
             <w:r>
               <w:rPr>
+                <w:rFonts w:ascii="Calibri" w:hAnsi="Calibri"/>
                 <w:sz w:val="20"/>
               </w:rPr>
               <w:t>line_id</w:t>
@@ -12386,6 +13388,7 @@
             </w:pPr>
             <w:r>
               <w:rPr>
+                <w:rFonts w:ascii="Calibri" w:hAnsi="Calibri"/>
                 <w:sz w:val="20"/>
               </w:rPr>
               <w:t>string</w:t>
@@ -12402,6 +13405,7 @@
             </w:pPr>
             <w:r>
               <w:rPr>
+                <w:rFonts w:ascii="Calibri" w:hAnsi="Calibri"/>
                 <w:sz w:val="20"/>
               </w:rPr>
               <w:t>Line-2</w:t>
@@ -12440,6 +13444,7 @@
             </w:pPr>
             <w:r>
               <w:rPr>
+                <w:rFonts w:ascii="Calibri" w:hAnsi="Calibri"/>
                 <w:sz w:val="20"/>
               </w:rPr>
               <w:t>machine_id</w:t>
@@ -12457,6 +13462,7 @@
             </w:pPr>
             <w:r>
               <w:rPr>
+                <w:rFonts w:ascii="Calibri" w:hAnsi="Calibri"/>
                 <w:sz w:val="20"/>
               </w:rPr>
               <w:t>string</w:t>
@@ -12474,6 +13480,7 @@
             </w:pPr>
             <w:r>
               <w:rPr>
+                <w:rFonts w:ascii="Calibri" w:hAnsi="Calibri"/>
                 <w:sz w:val="20"/>
               </w:rPr>
               <w:t>Line-2-M1</w:t>
@@ -12511,6 +13518,7 @@
             </w:pPr>
             <w:r>
               <w:rPr>
+                <w:rFonts w:ascii="Calibri" w:hAnsi="Calibri"/>
                 <w:sz w:val="20"/>
               </w:rPr>
               <w:t>duration_seconds</w:t>
@@ -12527,6 +13535,7 @@
             </w:pPr>
             <w:r>
               <w:rPr>
+                <w:rFonts w:ascii="Calibri" w:hAnsi="Calibri"/>
                 <w:sz w:val="20"/>
               </w:rPr>
               <w:t>integer</w:t>
@@ -12543,6 +13552,7 @@
             </w:pPr>
             <w:r>
               <w:rPr>
+                <w:rFonts w:ascii="Calibri" w:hAnsi="Calibri"/>
                 <w:sz w:val="20"/>
               </w:rPr>
               <w:t>1800</w:t>
@@ -12581,6 +13591,7 @@
             </w:pPr>
             <w:r>
               <w:rPr>
+                <w:rFonts w:ascii="Calibri" w:hAnsi="Calibri"/>
                 <w:sz w:val="20"/>
               </w:rPr>
               <w:t>reason</w:t>
@@ -12598,6 +13609,7 @@
             </w:pPr>
             <w:r>
               <w:rPr>
+                <w:rFonts w:ascii="Calibri" w:hAnsi="Calibri"/>
                 <w:sz w:val="20"/>
               </w:rPr>
               <w:t>string</w:t>
@@ -12615,6 +13627,7 @@
             </w:pPr>
             <w:r>
               <w:rPr>
+                <w:rFonts w:ascii="Calibri" w:hAnsi="Calibri"/>
                 <w:sz w:val="20"/>
               </w:rPr>
               <w:t>Hydraulic pressure drop, seal replacement</w:t>
@@ -12652,6 +13665,7 @@
             </w:pPr>
             <w:r>
               <w:rPr>
+                <w:rFonts w:ascii="Calibri" w:hAnsi="Calibri"/>
                 <w:sz w:val="20"/>
               </w:rPr>
               <w:t>timestamp</w:t>
@@ -12668,6 +13682,7 @@
             </w:pPr>
             <w:r>
               <w:rPr>
+                <w:rFonts w:ascii="Calibri" w:hAnsi="Calibri"/>
                 <w:sz w:val="20"/>
               </w:rPr>
               <w:t>datetime (ISO 8601)</w:t>
@@ -12684,6 +13699,7 @@
             </w:pPr>
             <w:r>
               <w:rPr>
+                <w:rFonts w:ascii="Calibri" w:hAnsi="Calibri"/>
                 <w:sz w:val="20"/>
               </w:rPr>
               <w:t>2026-08-01T10:00:00Z</w:t>
@@ -12708,11 +13724,17 @@
         <w:pStyle w:val="4"/>
       </w:pPr>
       <w:r>
+        <w:rPr>
+          <w:rFonts w:ascii="Calibri" w:hAnsi="Calibri"/>
+        </w:rPr>
         <w:t>MachineHealth</w:t>
       </w:r>
     </w:p>
     <w:p>
       <w:r>
+        <w:rPr>
+          <w:rFonts w:ascii="Calibri" w:hAnsi="Calibri"/>
+        </w:rPr>
         <w:t>Produced by: Predictive Maintenance</w:t>
       </w:r>
     </w:p>
@@ -12773,6 +13795,7 @@
             </w:pPr>
             <w:r>
               <w:rPr>
+                <w:rFonts w:ascii="Calibri" w:hAnsi="Calibri"/>
                 <w:b/>
                 <w:color w:val="FFFFFF"/>
                 <w:sz w:val="20"/>
@@ -12792,6 +13815,7 @@
             </w:pPr>
             <w:r>
               <w:rPr>
+                <w:rFonts w:ascii="Calibri" w:hAnsi="Calibri"/>
                 <w:b/>
                 <w:color w:val="FFFFFF"/>
                 <w:sz w:val="20"/>
@@ -12811,6 +13835,7 @@
             </w:pPr>
             <w:r>
               <w:rPr>
+                <w:rFonts w:ascii="Calibri" w:hAnsi="Calibri"/>
                 <w:b/>
                 <w:color w:val="FFFFFF"/>
                 <w:sz w:val="20"/>
@@ -12850,6 +13875,7 @@
             </w:pPr>
             <w:r>
               <w:rPr>
+                <w:rFonts w:ascii="Calibri" w:hAnsi="Calibri"/>
                 <w:sz w:val="20"/>
               </w:rPr>
               <w:t>machine_id</w:t>
@@ -12866,6 +13892,7 @@
             </w:pPr>
             <w:r>
               <w:rPr>
+                <w:rFonts w:ascii="Calibri" w:hAnsi="Calibri"/>
                 <w:sz w:val="20"/>
               </w:rPr>
               <w:t>string</w:t>
@@ -12882,6 +13909,7 @@
             </w:pPr>
             <w:r>
               <w:rPr>
+                <w:rFonts w:ascii="Calibri" w:hAnsi="Calibri"/>
                 <w:sz w:val="20"/>
               </w:rPr>
               <w:t>Line-1-M1</w:t>
@@ -12920,6 +13948,7 @@
             </w:pPr>
             <w:r>
               <w:rPr>
+                <w:rFonts w:ascii="Calibri" w:hAnsi="Calibri"/>
                 <w:sz w:val="20"/>
               </w:rPr>
               <w:t>health_score</w:t>
@@ -12937,6 +13966,7 @@
             </w:pPr>
             <w:r>
               <w:rPr>
+                <w:rFonts w:ascii="Calibri" w:hAnsi="Calibri"/>
                 <w:sz w:val="20"/>
               </w:rPr>
               <w:t>integer (0–100)</w:t>
@@ -12954,6 +13984,7 @@
             </w:pPr>
             <w:r>
               <w:rPr>
+                <w:rFonts w:ascii="Calibri" w:hAnsi="Calibri"/>
                 <w:sz w:val="20"/>
               </w:rPr>
               <w:t>72</w:t>
@@ -12991,6 +14022,7 @@
             </w:pPr>
             <w:r>
               <w:rPr>
+                <w:rFonts w:ascii="Calibri" w:hAnsi="Calibri"/>
                 <w:sz w:val="20"/>
               </w:rPr>
               <w:t>vibration</w:t>
@@ -13007,6 +14039,7 @@
             </w:pPr>
             <w:r>
               <w:rPr>
+                <w:rFonts w:ascii="Calibri" w:hAnsi="Calibri"/>
                 <w:sz w:val="20"/>
               </w:rPr>
               <w:t>float (mm/s)</w:t>
@@ -13023,6 +14056,7 @@
             </w:pPr>
             <w:r>
               <w:rPr>
+                <w:rFonts w:ascii="Calibri" w:hAnsi="Calibri"/>
                 <w:sz w:val="20"/>
               </w:rPr>
               <w:t>3.85</w:t>
@@ -13061,6 +14095,7 @@
             </w:pPr>
             <w:r>
               <w:rPr>
+                <w:rFonts w:ascii="Calibri" w:hAnsi="Calibri"/>
                 <w:sz w:val="20"/>
               </w:rPr>
               <w:t>temperature</w:t>
@@ -13078,6 +14113,7 @@
             </w:pPr>
             <w:r>
               <w:rPr>
+                <w:rFonts w:ascii="Calibri" w:hAnsi="Calibri"/>
                 <w:sz w:val="20"/>
               </w:rPr>
               <w:t>float (°C)</w:t>
@@ -13095,6 +14131,7 @@
             </w:pPr>
             <w:r>
               <w:rPr>
+                <w:rFonts w:ascii="Calibri" w:hAnsi="Calibri"/>
                 <w:sz w:val="20"/>
               </w:rPr>
               <w:t>68.5</w:t>
@@ -13132,6 +14169,7 @@
             </w:pPr>
             <w:r>
               <w:rPr>
+                <w:rFonts w:ascii="Calibri" w:hAnsi="Calibri"/>
                 <w:sz w:val="20"/>
               </w:rPr>
               <w:t>rpm</w:t>
@@ -13148,6 +14186,7 @@
             </w:pPr>
             <w:r>
               <w:rPr>
+                <w:rFonts w:ascii="Calibri" w:hAnsi="Calibri"/>
                 <w:sz w:val="20"/>
               </w:rPr>
               <w:t>integer</w:t>
@@ -13164,6 +14203,7 @@
             </w:pPr>
             <w:r>
               <w:rPr>
+                <w:rFonts w:ascii="Calibri" w:hAnsi="Calibri"/>
                 <w:sz w:val="20"/>
               </w:rPr>
               <w:t>1490</w:t>
@@ -13202,6 +14242,7 @@
             </w:pPr>
             <w:r>
               <w:rPr>
+                <w:rFonts w:ascii="Calibri" w:hAnsi="Calibri"/>
                 <w:sz w:val="20"/>
               </w:rPr>
               <w:t>predicted_days_to_failure</w:t>
@@ -13219,6 +14260,7 @@
             </w:pPr>
             <w:r>
               <w:rPr>
+                <w:rFonts w:ascii="Calibri" w:hAnsi="Calibri"/>
                 <w:sz w:val="20"/>
               </w:rPr>
               <w:t>integer</w:t>
@@ -13236,6 +14278,7 @@
             </w:pPr>
             <w:r>
               <w:rPr>
+                <w:rFonts w:ascii="Calibri" w:hAnsi="Calibri"/>
                 <w:sz w:val="20"/>
               </w:rPr>
               <w:t>30</w:t>
@@ -13273,6 +14316,7 @@
             </w:pPr>
             <w:r>
               <w:rPr>
+                <w:rFonts w:ascii="Calibri" w:hAnsi="Calibri"/>
                 <w:sz w:val="20"/>
               </w:rPr>
               <w:t>timestamp</w:t>
@@ -13289,6 +14333,7 @@
             </w:pPr>
             <w:r>
               <w:rPr>
+                <w:rFonts w:ascii="Calibri" w:hAnsi="Calibri"/>
                 <w:sz w:val="20"/>
               </w:rPr>
               <w:t>datetime (ISO 8601)</w:t>
@@ -13305,6 +14350,7 @@
             </w:pPr>
             <w:r>
               <w:rPr>
+                <w:rFonts w:ascii="Calibri" w:hAnsi="Calibri"/>
                 <w:sz w:val="20"/>
               </w:rPr>
               <w:t>2026-08-11T14:30:00Z</w:t>
@@ -13319,11 +14365,17 @@
         <w:pStyle w:val="4"/>
       </w:pPr>
       <w:r>
+        <w:rPr>
+          <w:rFonts w:ascii="Calibri" w:hAnsi="Calibri"/>
+        </w:rPr>
         <w:t>Ticket</w:t>
       </w:r>
     </w:p>
     <w:p>
       <w:r>
+        <w:rPr>
+          <w:rFonts w:ascii="Calibri" w:hAnsi="Calibri"/>
+        </w:rPr>
         <w:t>Owned by: Backend Core  •  Created via Workflow Chain</w:t>
       </w:r>
     </w:p>
@@ -13384,6 +14436,7 @@
             </w:pPr>
             <w:r>
               <w:rPr>
+                <w:rFonts w:ascii="Calibri" w:hAnsi="Calibri"/>
                 <w:b/>
                 <w:color w:val="FFFFFF"/>
                 <w:sz w:val="20"/>
@@ -13403,6 +14456,7 @@
             </w:pPr>
             <w:r>
               <w:rPr>
+                <w:rFonts w:ascii="Calibri" w:hAnsi="Calibri"/>
                 <w:b/>
                 <w:color w:val="FFFFFF"/>
                 <w:sz w:val="20"/>
@@ -13422,6 +14476,7 @@
             </w:pPr>
             <w:r>
               <w:rPr>
+                <w:rFonts w:ascii="Calibri" w:hAnsi="Calibri"/>
                 <w:b/>
                 <w:color w:val="FFFFFF"/>
                 <w:sz w:val="20"/>
@@ -13461,6 +14516,7 @@
             </w:pPr>
             <w:r>
               <w:rPr>
+                <w:rFonts w:ascii="Calibri" w:hAnsi="Calibri"/>
                 <w:sz w:val="20"/>
               </w:rPr>
               <w:t>id</w:t>
@@ -13477,6 +14533,7 @@
             </w:pPr>
             <w:r>
               <w:rPr>
+                <w:rFonts w:ascii="Calibri" w:hAnsi="Calibri"/>
                 <w:sz w:val="20"/>
               </w:rPr>
               <w:t>integer (auto)</w:t>
@@ -13493,6 +14550,7 @@
             </w:pPr>
             <w:r>
               <w:rPr>
+                <w:rFonts w:ascii="Calibri" w:hAnsi="Calibri"/>
                 <w:sz w:val="20"/>
               </w:rPr>
               <w:t>42</w:t>
@@ -13531,6 +14589,7 @@
             </w:pPr>
             <w:r>
               <w:rPr>
+                <w:rFonts w:ascii="Calibri" w:hAnsi="Calibri"/>
                 <w:sz w:val="20"/>
               </w:rPr>
               <w:t>source_module</w:t>
@@ -13548,6 +14607,7 @@
             </w:pPr>
             <w:r>
               <w:rPr>
+                <w:rFonts w:ascii="Calibri" w:hAnsi="Calibri"/>
                 <w:sz w:val="20"/>
               </w:rPr>
               <w:t>string</w:t>
@@ -13565,6 +14625,7 @@
             </w:pPr>
             <w:r>
               <w:rPr>
+                <w:rFonts w:ascii="Calibri" w:hAnsi="Calibri"/>
                 <w:sz w:val="20"/>
               </w:rPr>
               <w:t>vision | maintenance | safety</w:t>
@@ -13602,6 +14663,7 @@
             </w:pPr>
             <w:r>
               <w:rPr>
+                <w:rFonts w:ascii="Calibri" w:hAnsi="Calibri"/>
                 <w:sz w:val="20"/>
               </w:rPr>
               <w:t>type</w:t>
@@ -13618,6 +14680,7 @@
             </w:pPr>
             <w:r>
               <w:rPr>
+                <w:rFonts w:ascii="Calibri" w:hAnsi="Calibri"/>
                 <w:sz w:val="20"/>
               </w:rPr>
               <w:t>string</w:t>
@@ -13634,6 +14697,7 @@
             </w:pPr>
             <w:r>
               <w:rPr>
+                <w:rFonts w:ascii="Calibri" w:hAnsi="Calibri"/>
                 <w:sz w:val="20"/>
               </w:rPr>
               <w:t>defect | machine_health | safety</w:t>
@@ -13672,6 +14736,7 @@
             </w:pPr>
             <w:r>
               <w:rPr>
+                <w:rFonts w:ascii="Calibri" w:hAnsi="Calibri"/>
                 <w:sz w:val="20"/>
               </w:rPr>
               <w:t>status</w:t>
@@ -13689,6 +14754,7 @@
             </w:pPr>
             <w:r>
               <w:rPr>
+                <w:rFonts w:ascii="Calibri" w:hAnsi="Calibri"/>
                 <w:sz w:val="20"/>
               </w:rPr>
               <w:t>string</w:t>
@@ -13706,6 +14772,7 @@
             </w:pPr>
             <w:r>
               <w:rPr>
+                <w:rFonts w:ascii="Calibri" w:hAnsi="Calibri"/>
                 <w:sz w:val="20"/>
               </w:rPr>
               <w:t>open | acknowledged | closed</w:t>
@@ -13743,6 +14810,7 @@
             </w:pPr>
             <w:r>
               <w:rPr>
+                <w:rFonts w:ascii="Calibri" w:hAnsi="Calibri"/>
                 <w:sz w:val="20"/>
               </w:rPr>
               <w:t>description</w:t>
@@ -13759,6 +14827,7 @@
             </w:pPr>
             <w:r>
               <w:rPr>
+                <w:rFonts w:ascii="Calibri" w:hAnsi="Calibri"/>
                 <w:sz w:val="20"/>
               </w:rPr>
               <w:t>string</w:t>
@@ -13775,6 +14844,7 @@
             </w:pPr>
             <w:r>
               <w:rPr>
+                <w:rFonts w:ascii="Calibri" w:hAnsi="Calibri"/>
                 <w:sz w:val="20"/>
               </w:rPr>
               <w:t>Line-2-M1 health score dropped to 35</w:t>
@@ -13813,6 +14883,7 @@
             </w:pPr>
             <w:r>
               <w:rPr>
+                <w:rFonts w:ascii="Calibri" w:hAnsi="Calibri"/>
                 <w:sz w:val="20"/>
               </w:rPr>
               <w:t>created_at</w:t>
@@ -13830,6 +14901,7 @@
             </w:pPr>
             <w:r>
               <w:rPr>
+                <w:rFonts w:ascii="Calibri" w:hAnsi="Calibri"/>
                 <w:sz w:val="20"/>
               </w:rPr>
               <w:t>datetime (ISO 8601)</w:t>
@@ -13847,6 +14919,7 @@
             </w:pPr>
             <w:r>
               <w:rPr>
+                <w:rFonts w:ascii="Calibri" w:hAnsi="Calibri"/>
                 <w:sz w:val="20"/>
               </w:rPr>
               <w:t>2026-08-11T14:32:00Z</w:t>
@@ -13858,6 +14931,9 @@
     <w:p/>
     <w:p>
       <w:r>
+        <w:rPr>
+          <w:rFonts w:ascii="Calibri" w:hAnsi="Calibri"/>
+        </w:rPr>
         <w:br w:type="page"/>
       </w:r>
     </w:p>
@@ -13866,11 +14942,17 @@
         <w:pStyle w:val="2"/>
       </w:pPr>
       <w:r>
+        <w:rPr>
+          <w:rFonts w:ascii="Calibri" w:hAnsi="Calibri"/>
+        </w:rPr>
         <w:t>7. Database Schema</w:t>
       </w:r>
     </w:p>
     <w:p>
       <w:r>
+        <w:rPr>
+          <w:rFonts w:ascii="Calibri" w:hAnsi="Calibri"/>
+        </w:rPr>
         <w:t>The database has 4 tables, all owned and managed by backend-core. No other service reads from or writes to the database directly; they all go through backend-core's REST API.</w:t>
       </w:r>
     </w:p>
@@ -13879,6 +14961,9 @@
         <w:pStyle w:val="3"/>
       </w:pPr>
       <w:r>
+        <w:rPr>
+          <w:rFonts w:ascii="Calibri" w:hAnsi="Calibri"/>
+        </w:rPr>
         <w:t>Entity Relationship Overview</w:t>
       </w:r>
     </w:p>
@@ -13887,6 +14972,9 @@
         <w:pStyle w:val="4"/>
       </w:pPr>
       <w:r>
+        <w:rPr>
+          <w:rFonts w:ascii="Calibri" w:hAnsi="Calibri"/>
+        </w:rPr>
         <w:t>Table: production_events</w:t>
       </w:r>
     </w:p>
@@ -13947,6 +15035,7 @@
             </w:pPr>
             <w:r>
               <w:rPr>
+                <w:rFonts w:ascii="Calibri" w:hAnsi="Calibri"/>
                 <w:b/>
                 <w:color w:val="FFFFFF"/>
                 <w:sz w:val="20"/>
@@ -13966,6 +15055,7 @@
             </w:pPr>
             <w:r>
               <w:rPr>
+                <w:rFonts w:ascii="Calibri" w:hAnsi="Calibri"/>
                 <w:b/>
                 <w:color w:val="FFFFFF"/>
                 <w:sz w:val="20"/>
@@ -13985,6 +15075,7 @@
             </w:pPr>
             <w:r>
               <w:rPr>
+                <w:rFonts w:ascii="Calibri" w:hAnsi="Calibri"/>
                 <w:b/>
                 <w:color w:val="FFFFFF"/>
                 <w:sz w:val="20"/>
@@ -14024,6 +15115,7 @@
             </w:pPr>
             <w:r>
               <w:rPr>
+                <w:rFonts w:ascii="Calibri" w:hAnsi="Calibri"/>
                 <w:sz w:val="20"/>
               </w:rPr>
               <w:t>id</w:t>
@@ -14040,6 +15132,7 @@
             </w:pPr>
             <w:r>
               <w:rPr>
+                <w:rFonts w:ascii="Calibri" w:hAnsi="Calibri"/>
                 <w:sz w:val="20"/>
               </w:rPr>
               <w:t>Integer</w:t>
@@ -14056,6 +15149,7 @@
             </w:pPr>
             <w:r>
               <w:rPr>
+                <w:rFonts w:ascii="Calibri" w:hAnsi="Calibri"/>
                 <w:sz w:val="20"/>
               </w:rPr>
               <w:t>Primary Key, Auto-increment, Indexed</w:t>
@@ -14094,6 +15188,7 @@
             </w:pPr>
             <w:r>
               <w:rPr>
+                <w:rFonts w:ascii="Calibri" w:hAnsi="Calibri"/>
                 <w:sz w:val="20"/>
               </w:rPr>
               <w:t>line_id</w:t>
@@ -14111,6 +15206,7 @@
             </w:pPr>
             <w:r>
               <w:rPr>
+                <w:rFonts w:ascii="Calibri" w:hAnsi="Calibri"/>
                 <w:sz w:val="20"/>
               </w:rPr>
               <w:t>String</w:t>
@@ -14128,6 +15224,7 @@
             </w:pPr>
             <w:r>
               <w:rPr>
+                <w:rFonts w:ascii="Calibri" w:hAnsi="Calibri"/>
                 <w:sz w:val="20"/>
               </w:rPr>
               <w:t>Production line identifier (e.g., Line-1), Indexed</w:t>
@@ -14165,6 +15262,7 @@
             </w:pPr>
             <w:r>
               <w:rPr>
+                <w:rFonts w:ascii="Calibri" w:hAnsi="Calibri"/>
                 <w:sz w:val="20"/>
               </w:rPr>
               <w:t>count</w:t>
@@ -14181,6 +15279,7 @@
             </w:pPr>
             <w:r>
               <w:rPr>
+                <w:rFonts w:ascii="Calibri" w:hAnsi="Calibri"/>
                 <w:sz w:val="20"/>
               </w:rPr>
               <w:t>Integer</w:t>
@@ -14197,6 +15296,7 @@
             </w:pPr>
             <w:r>
               <w:rPr>
+                <w:rFonts w:ascii="Calibri" w:hAnsi="Calibri"/>
                 <w:sz w:val="20"/>
               </w:rPr>
               <w:t>Actual units produced (default: 0)</w:t>
@@ -14235,6 +15335,7 @@
             </w:pPr>
             <w:r>
               <w:rPr>
+                <w:rFonts w:ascii="Calibri" w:hAnsi="Calibri"/>
                 <w:sz w:val="20"/>
               </w:rPr>
               <w:t>target</w:t>
@@ -14252,6 +15353,7 @@
             </w:pPr>
             <w:r>
               <w:rPr>
+                <w:rFonts w:ascii="Calibri" w:hAnsi="Calibri"/>
                 <w:sz w:val="20"/>
               </w:rPr>
               <w:t>Integer</w:t>
@@ -14269,6 +15371,7 @@
             </w:pPr>
             <w:r>
               <w:rPr>
+                <w:rFonts w:ascii="Calibri" w:hAnsi="Calibri"/>
                 <w:sz w:val="20"/>
               </w:rPr>
               <w:t>Target units for this record (default: 0)</w:t>
@@ -14306,6 +15409,7 @@
             </w:pPr>
             <w:r>
               <w:rPr>
+                <w:rFonts w:ascii="Calibri" w:hAnsi="Calibri"/>
                 <w:sz w:val="20"/>
               </w:rPr>
               <w:t>shift</w:t>
@@ -14322,6 +15426,7 @@
             </w:pPr>
             <w:r>
               <w:rPr>
+                <w:rFonts w:ascii="Calibri" w:hAnsi="Calibri"/>
                 <w:sz w:val="20"/>
               </w:rPr>
               <w:t>String</w:t>
@@ -14338,6 +15443,7 @@
             </w:pPr>
             <w:r>
               <w:rPr>
+                <w:rFonts w:ascii="Calibri" w:hAnsi="Calibri"/>
                 <w:sz w:val="20"/>
               </w:rPr>
               <w:t>Shift identifier: A, B, or C (default: A)</w:t>
@@ -14376,6 +15482,7 @@
             </w:pPr>
             <w:r>
               <w:rPr>
+                <w:rFonts w:ascii="Calibri" w:hAnsi="Calibri"/>
                 <w:sz w:val="20"/>
               </w:rPr>
               <w:t>timestamp</w:t>
@@ -14393,6 +15500,7 @@
             </w:pPr>
             <w:r>
               <w:rPr>
+                <w:rFonts w:ascii="Calibri" w:hAnsi="Calibri"/>
                 <w:sz w:val="20"/>
               </w:rPr>
               <w:t>DateTime (TZ)</w:t>
@@ -14410,6 +15518,7 @@
             </w:pPr>
             <w:r>
               <w:rPr>
+                <w:rFonts w:ascii="Calibri" w:hAnsi="Calibri"/>
                 <w:sz w:val="20"/>
               </w:rPr>
               <w:t>Record creation time (server_default: now())</w:t>
@@ -14424,6 +15533,9 @@
         <w:pStyle w:val="4"/>
       </w:pPr>
       <w:r>
+        <w:rPr>
+          <w:rFonts w:ascii="Calibri" w:hAnsi="Calibri"/>
+        </w:rPr>
         <w:t>Table: downtime_events</w:t>
       </w:r>
     </w:p>
@@ -14484,6 +15596,7 @@
             </w:pPr>
             <w:r>
               <w:rPr>
+                <w:rFonts w:ascii="Calibri" w:hAnsi="Calibri"/>
                 <w:b/>
                 <w:color w:val="FFFFFF"/>
                 <w:sz w:val="20"/>
@@ -14503,6 +15616,7 @@
             </w:pPr>
             <w:r>
               <w:rPr>
+                <w:rFonts w:ascii="Calibri" w:hAnsi="Calibri"/>
                 <w:b/>
                 <w:color w:val="FFFFFF"/>
                 <w:sz w:val="20"/>
@@ -14522,6 +15636,7 @@
             </w:pPr>
             <w:r>
               <w:rPr>
+                <w:rFonts w:ascii="Calibri" w:hAnsi="Calibri"/>
                 <w:b/>
                 <w:color w:val="FFFFFF"/>
                 <w:sz w:val="20"/>
@@ -14561,6 +15676,7 @@
             </w:pPr>
             <w:r>
               <w:rPr>
+                <w:rFonts w:ascii="Calibri" w:hAnsi="Calibri"/>
                 <w:sz w:val="20"/>
               </w:rPr>
               <w:t>id</w:t>
@@ -14577,6 +15693,7 @@
             </w:pPr>
             <w:r>
               <w:rPr>
+                <w:rFonts w:ascii="Calibri" w:hAnsi="Calibri"/>
                 <w:sz w:val="20"/>
               </w:rPr>
               <w:t>Integer</w:t>
@@ -14593,6 +15710,7 @@
             </w:pPr>
             <w:r>
               <w:rPr>
+                <w:rFonts w:ascii="Calibri" w:hAnsi="Calibri"/>
                 <w:sz w:val="20"/>
               </w:rPr>
               <w:t>Primary Key, Auto-increment, Indexed</w:t>
@@ -14631,6 +15749,7 @@
             </w:pPr>
             <w:r>
               <w:rPr>
+                <w:rFonts w:ascii="Calibri" w:hAnsi="Calibri"/>
                 <w:sz w:val="20"/>
               </w:rPr>
               <w:t>line_id</w:t>
@@ -14648,6 +15767,7 @@
             </w:pPr>
             <w:r>
               <w:rPr>
+                <w:rFonts w:ascii="Calibri" w:hAnsi="Calibri"/>
                 <w:sz w:val="20"/>
               </w:rPr>
               <w:t>String</w:t>
@@ -14665,6 +15785,7 @@
             </w:pPr>
             <w:r>
               <w:rPr>
+                <w:rFonts w:ascii="Calibri" w:hAnsi="Calibri"/>
                 <w:sz w:val="20"/>
               </w:rPr>
               <w:t>Production line where downtime occurred, Indexed</w:t>
@@ -14702,6 +15823,7 @@
             </w:pPr>
             <w:r>
               <w:rPr>
+                <w:rFonts w:ascii="Calibri" w:hAnsi="Calibri"/>
                 <w:sz w:val="20"/>
               </w:rPr>
               <w:t>machine_id</w:t>
@@ -14718,6 +15840,7 @@
             </w:pPr>
             <w:r>
               <w:rPr>
+                <w:rFonts w:ascii="Calibri" w:hAnsi="Calibri"/>
                 <w:sz w:val="20"/>
               </w:rPr>
               <w:t>String</w:t>
@@ -14734,6 +15857,7 @@
             </w:pPr>
             <w:r>
               <w:rPr>
+                <w:rFonts w:ascii="Calibri" w:hAnsi="Calibri"/>
                 <w:sz w:val="20"/>
               </w:rPr>
               <w:t>Specific machine identifier, Indexed</w:t>
@@ -14772,6 +15896,7 @@
             </w:pPr>
             <w:r>
               <w:rPr>
+                <w:rFonts w:ascii="Calibri" w:hAnsi="Calibri"/>
                 <w:sz w:val="20"/>
               </w:rPr>
               <w:t>duration_seconds</w:t>
@@ -14789,6 +15914,7 @@
             </w:pPr>
             <w:r>
               <w:rPr>
+                <w:rFonts w:ascii="Calibri" w:hAnsi="Calibri"/>
                 <w:sz w:val="20"/>
               </w:rPr>
               <w:t>Integer</w:t>
@@ -14806,6 +15932,7 @@
             </w:pPr>
             <w:r>
               <w:rPr>
+                <w:rFonts w:ascii="Calibri" w:hAnsi="Calibri"/>
                 <w:sz w:val="20"/>
               </w:rPr>
               <w:t>Duration of downtime in seconds (default: 0)</w:t>
@@ -14843,6 +15970,7 @@
             </w:pPr>
             <w:r>
               <w:rPr>
+                <w:rFonts w:ascii="Calibri" w:hAnsi="Calibri"/>
                 <w:sz w:val="20"/>
               </w:rPr>
               <w:t>reason</w:t>
@@ -14859,6 +15987,7 @@
             </w:pPr>
             <w:r>
               <w:rPr>
+                <w:rFonts w:ascii="Calibri" w:hAnsi="Calibri"/>
                 <w:sz w:val="20"/>
               </w:rPr>
               <w:t>String</w:t>
@@ -14875,6 +16004,7 @@
             </w:pPr>
             <w:r>
               <w:rPr>
+                <w:rFonts w:ascii="Calibri" w:hAnsi="Calibri"/>
                 <w:sz w:val="20"/>
               </w:rPr>
               <w:t>Human-readable cause description (default: unknown)</w:t>
@@ -14913,6 +16043,7 @@
             </w:pPr>
             <w:r>
               <w:rPr>
+                <w:rFonts w:ascii="Calibri" w:hAnsi="Calibri"/>
                 <w:sz w:val="20"/>
               </w:rPr>
               <w:t>timestamp</w:t>
@@ -14930,6 +16061,7 @@
             </w:pPr>
             <w:r>
               <w:rPr>
+                <w:rFonts w:ascii="Calibri" w:hAnsi="Calibri"/>
                 <w:sz w:val="20"/>
               </w:rPr>
               <w:t>DateTime (TZ)</w:t>
@@ -14947,6 +16079,7 @@
             </w:pPr>
             <w:r>
               <w:rPr>
+                <w:rFonts w:ascii="Calibri" w:hAnsi="Calibri"/>
                 <w:sz w:val="20"/>
               </w:rPr>
               <w:t>Event occurrence time (server_default: now())</w:t>
@@ -14961,6 +16094,9 @@
         <w:pStyle w:val="4"/>
       </w:pPr>
       <w:r>
+        <w:rPr>
+          <w:rFonts w:ascii="Calibri" w:hAnsi="Calibri"/>
+        </w:rPr>
         <w:t>Table: defect_records</w:t>
       </w:r>
     </w:p>
@@ -15021,6 +16157,7 @@
             </w:pPr>
             <w:r>
               <w:rPr>
+                <w:rFonts w:ascii="Calibri" w:hAnsi="Calibri"/>
                 <w:b/>
                 <w:color w:val="FFFFFF"/>
                 <w:sz w:val="20"/>
@@ -15040,6 +16177,7 @@
             </w:pPr>
             <w:r>
               <w:rPr>
+                <w:rFonts w:ascii="Calibri" w:hAnsi="Calibri"/>
                 <w:b/>
                 <w:color w:val="FFFFFF"/>
                 <w:sz w:val="20"/>
@@ -15059,6 +16197,7 @@
             </w:pPr>
             <w:r>
               <w:rPr>
+                <w:rFonts w:ascii="Calibri" w:hAnsi="Calibri"/>
                 <w:b/>
                 <w:color w:val="FFFFFF"/>
                 <w:sz w:val="20"/>
@@ -15098,6 +16237,7 @@
             </w:pPr>
             <w:r>
               <w:rPr>
+                <w:rFonts w:ascii="Calibri" w:hAnsi="Calibri"/>
                 <w:sz w:val="20"/>
               </w:rPr>
               <w:t>id</w:t>
@@ -15114,6 +16254,7 @@
             </w:pPr>
             <w:r>
               <w:rPr>
+                <w:rFonts w:ascii="Calibri" w:hAnsi="Calibri"/>
                 <w:sz w:val="20"/>
               </w:rPr>
               <w:t>Integer</w:t>
@@ -15130,6 +16271,7 @@
             </w:pPr>
             <w:r>
               <w:rPr>
+                <w:rFonts w:ascii="Calibri" w:hAnsi="Calibri"/>
                 <w:sz w:val="20"/>
               </w:rPr>
               <w:t>Primary Key, Auto-increment, Indexed</w:t>
@@ -15168,6 +16310,7 @@
             </w:pPr>
             <w:r>
               <w:rPr>
+                <w:rFonts w:ascii="Calibri" w:hAnsi="Calibri"/>
                 <w:sz w:val="20"/>
               </w:rPr>
               <w:t>defect_type</w:t>
@@ -15185,6 +16328,7 @@
             </w:pPr>
             <w:r>
               <w:rPr>
+                <w:rFonts w:ascii="Calibri" w:hAnsi="Calibri"/>
                 <w:sz w:val="20"/>
               </w:rPr>
               <w:t>String</w:t>
@@ -15202,6 +16346,7 @@
             </w:pPr>
             <w:r>
               <w:rPr>
+                <w:rFonts w:ascii="Calibri" w:hAnsi="Calibri"/>
                 <w:sz w:val="20"/>
               </w:rPr>
               <w:t>Classification of defect (e.g., crack, scratch), Indexed</w:t>
@@ -15239,6 +16384,7 @@
             </w:pPr>
             <w:r>
               <w:rPr>
+                <w:rFonts w:ascii="Calibri" w:hAnsi="Calibri"/>
                 <w:sz w:val="20"/>
               </w:rPr>
               <w:t>confidence</w:t>
@@ -15255,6 +16401,7 @@
             </w:pPr>
             <w:r>
               <w:rPr>
+                <w:rFonts w:ascii="Calibri" w:hAnsi="Calibri"/>
                 <w:sz w:val="20"/>
               </w:rPr>
               <w:t>Float</w:t>
@@ -15271,6 +16418,7 @@
             </w:pPr>
             <w:r>
               <w:rPr>
+                <w:rFonts w:ascii="Calibri" w:hAnsi="Calibri"/>
                 <w:sz w:val="20"/>
               </w:rPr>
               <w:t>Detection confidence score (0.0–1.0)</w:t>
@@ -15309,6 +16457,7 @@
             </w:pPr>
             <w:r>
               <w:rPr>
+                <w:rFonts w:ascii="Calibri" w:hAnsi="Calibri"/>
                 <w:sz w:val="20"/>
               </w:rPr>
               <w:t>image_ref</w:t>
@@ -15326,6 +16475,7 @@
             </w:pPr>
             <w:r>
               <w:rPr>
+                <w:rFonts w:ascii="Calibri" w:hAnsi="Calibri"/>
                 <w:sz w:val="20"/>
               </w:rPr>
               <w:t>String</w:t>
@@ -15343,6 +16493,7 @@
             </w:pPr>
             <w:r>
               <w:rPr>
+                <w:rFonts w:ascii="Calibri" w:hAnsi="Calibri"/>
                 <w:sz w:val="20"/>
               </w:rPr>
               <w:t>Reference to source image (nullable)</w:t>
@@ -15380,6 +16531,7 @@
             </w:pPr>
             <w:r>
               <w:rPr>
+                <w:rFonts w:ascii="Calibri" w:hAnsi="Calibri"/>
                 <w:sz w:val="20"/>
               </w:rPr>
               <w:t>timestamp</w:t>
@@ -15396,6 +16548,7 @@
             </w:pPr>
             <w:r>
               <w:rPr>
+                <w:rFonts w:ascii="Calibri" w:hAnsi="Calibri"/>
                 <w:sz w:val="20"/>
               </w:rPr>
               <w:t>DateTime (TZ)</w:t>
@@ -15412,6 +16565,7 @@
             </w:pPr>
             <w:r>
               <w:rPr>
+                <w:rFonts w:ascii="Calibri" w:hAnsi="Calibri"/>
                 <w:sz w:val="20"/>
               </w:rPr>
               <w:t>Detection time (server_default: now())</w:t>
@@ -15426,6 +16580,9 @@
         <w:pStyle w:val="4"/>
       </w:pPr>
       <w:r>
+        <w:rPr>
+          <w:rFonts w:ascii="Calibri" w:hAnsi="Calibri"/>
+        </w:rPr>
         <w:t>Table: tickets</w:t>
       </w:r>
     </w:p>
@@ -15486,6 +16643,7 @@
             </w:pPr>
             <w:r>
               <w:rPr>
+                <w:rFonts w:ascii="Calibri" w:hAnsi="Calibri"/>
                 <w:b/>
                 <w:color w:val="FFFFFF"/>
                 <w:sz w:val="20"/>
@@ -15505,6 +16663,7 @@
             </w:pPr>
             <w:r>
               <w:rPr>
+                <w:rFonts w:ascii="Calibri" w:hAnsi="Calibri"/>
                 <w:b/>
                 <w:color w:val="FFFFFF"/>
                 <w:sz w:val="20"/>
@@ -15524,6 +16683,7 @@
             </w:pPr>
             <w:r>
               <w:rPr>
+                <w:rFonts w:ascii="Calibri" w:hAnsi="Calibri"/>
                 <w:b/>
                 <w:color w:val="FFFFFF"/>
                 <w:sz w:val="20"/>
@@ -15563,6 +16723,7 @@
             </w:pPr>
             <w:r>
               <w:rPr>
+                <w:rFonts w:ascii="Calibri" w:hAnsi="Calibri"/>
                 <w:sz w:val="20"/>
               </w:rPr>
               <w:t>id</w:t>
@@ -15579,6 +16740,7 @@
             </w:pPr>
             <w:r>
               <w:rPr>
+                <w:rFonts w:ascii="Calibri" w:hAnsi="Calibri"/>
                 <w:sz w:val="20"/>
               </w:rPr>
               <w:t>Integer</w:t>
@@ -15595,6 +16757,7 @@
             </w:pPr>
             <w:r>
               <w:rPr>
+                <w:rFonts w:ascii="Calibri" w:hAnsi="Calibri"/>
                 <w:sz w:val="20"/>
               </w:rPr>
               <w:t>Primary Key, Auto-increment, Indexed</w:t>
@@ -15633,6 +16796,7 @@
             </w:pPr>
             <w:r>
               <w:rPr>
+                <w:rFonts w:ascii="Calibri" w:hAnsi="Calibri"/>
                 <w:sz w:val="20"/>
               </w:rPr>
               <w:t>source_module</w:t>
@@ -15650,6 +16814,7 @@
             </w:pPr>
             <w:r>
               <w:rPr>
+                <w:rFonts w:ascii="Calibri" w:hAnsi="Calibri"/>
                 <w:sz w:val="20"/>
               </w:rPr>
               <w:t>String</w:t>
@@ -15667,6 +16832,7 @@
             </w:pPr>
             <w:r>
               <w:rPr>
+                <w:rFonts w:ascii="Calibri" w:hAnsi="Calibri"/>
                 <w:sz w:val="20"/>
               </w:rPr>
               <w:t>Originating service: vision | maintenance | safety, Indexed</w:t>
@@ -15704,6 +16870,7 @@
             </w:pPr>
             <w:r>
               <w:rPr>
+                <w:rFonts w:ascii="Calibri" w:hAnsi="Calibri"/>
                 <w:sz w:val="20"/>
               </w:rPr>
               <w:t>type</w:t>
@@ -15720,6 +16887,7 @@
             </w:pPr>
             <w:r>
               <w:rPr>
+                <w:rFonts w:ascii="Calibri" w:hAnsi="Calibri"/>
                 <w:sz w:val="20"/>
               </w:rPr>
               <w:t>String</w:t>
@@ -15736,6 +16904,7 @@
             </w:pPr>
             <w:r>
               <w:rPr>
+                <w:rFonts w:ascii="Calibri" w:hAnsi="Calibri"/>
                 <w:sz w:val="20"/>
               </w:rPr>
               <w:t>Event type: defect | machine_health | safety, Indexed</w:t>
@@ -15774,6 +16943,7 @@
             </w:pPr>
             <w:r>
               <w:rPr>
+                <w:rFonts w:ascii="Calibri" w:hAnsi="Calibri"/>
                 <w:sz w:val="20"/>
               </w:rPr>
               <w:t>status</w:t>
@@ -15791,6 +16961,7 @@
             </w:pPr>
             <w:r>
               <w:rPr>
+                <w:rFonts w:ascii="Calibri" w:hAnsi="Calibri"/>
                 <w:sz w:val="20"/>
               </w:rPr>
               <w:t>String</w:t>
@@ -15808,6 +16979,7 @@
             </w:pPr>
             <w:r>
               <w:rPr>
+                <w:rFonts w:ascii="Calibri" w:hAnsi="Calibri"/>
                 <w:sz w:val="20"/>
               </w:rPr>
               <w:t>Workflow state: open | acknowledged | closed (default: open)</w:t>
@@ -15845,6 +17017,7 @@
             </w:pPr>
             <w:r>
               <w:rPr>
+                <w:rFonts w:ascii="Calibri" w:hAnsi="Calibri"/>
                 <w:sz w:val="20"/>
               </w:rPr>
               <w:t>description</w:t>
@@ -15861,6 +17034,7 @@
             </w:pPr>
             <w:r>
               <w:rPr>
+                <w:rFonts w:ascii="Calibri" w:hAnsi="Calibri"/>
                 <w:sz w:val="20"/>
               </w:rPr>
               <w:t>String</w:t>
@@ -15877,6 +17051,7 @@
             </w:pPr>
             <w:r>
               <w:rPr>
+                <w:rFonts w:ascii="Calibri" w:hAnsi="Calibri"/>
                 <w:sz w:val="20"/>
               </w:rPr>
               <w:t>Human-readable ticket description</w:t>
@@ -15915,6 +17090,7 @@
             </w:pPr>
             <w:r>
               <w:rPr>
+                <w:rFonts w:ascii="Calibri" w:hAnsi="Calibri"/>
                 <w:sz w:val="20"/>
               </w:rPr>
               <w:t>created_at</w:t>
@@ -15932,6 +17108,7 @@
             </w:pPr>
             <w:r>
               <w:rPr>
+                <w:rFonts w:ascii="Calibri" w:hAnsi="Calibri"/>
                 <w:sz w:val="20"/>
               </w:rPr>
               <w:t>DateTime (TZ)</w:t>
@@ -15949,6 +17126,7 @@
             </w:pPr>
             <w:r>
               <w:rPr>
+                <w:rFonts w:ascii="Calibri" w:hAnsi="Calibri"/>
                 <w:sz w:val="20"/>
               </w:rPr>
               <w:t>Ticket creation time (server_default: now())</w:t>
@@ -15963,11 +17141,17 @@
         <w:pStyle w:val="3"/>
       </w:pPr>
       <w:r>
+        <w:rPr>
+          <w:rFonts w:ascii="Calibri" w:hAnsi="Calibri"/>
+        </w:rPr>
         <w:t>Seed Data</w:t>
       </w:r>
     </w:p>
     <w:p>
       <w:r>
+        <w:rPr>
+          <w:rFonts w:ascii="Calibri" w:hAnsi="Calibri"/>
+        </w:rPr>
         <w:t>The POST /production/seed endpoint fills the database with a realistic 14-day manufacturing history:</w:t>
       </w:r>
     </w:p>
@@ -15977,6 +17161,9 @@
         <w:ind w:left="360"/>
       </w:pPr>
       <w:r>
+        <w:rPr>
+          <w:rFonts w:ascii="Calibri" w:hAnsi="Calibri"/>
+        </w:rPr>
         <w:t>126 shift production logs with realistic OEE variance (75% to 95%)</w:t>
       </w:r>
     </w:p>
@@ -15986,6 +17173,9 @@
         <w:ind w:left="360"/>
       </w:pPr>
       <w:r>
+        <w:rPr>
+          <w:rFonts w:ascii="Calibri" w:hAnsi="Calibri"/>
+        </w:rPr>
         <w:t>More than 25 authentic engineering downtime incidents (e.g., "Hydraulic pressure drop on Stamping Press-01, seal replacement required")</w:t>
       </w:r>
     </w:p>
@@ -15995,6 +17185,9 @@
         <w:ind w:left="360"/>
       </w:pPr>
       <w:r>
+        <w:rPr>
+          <w:rFonts w:ascii="Calibri" w:hAnsi="Calibri"/>
+        </w:rPr>
         <w:t>15+ ERP work order tickets</w:t>
       </w:r>
     </w:p>
@@ -16004,11 +17197,17 @@
         <w:ind w:left="360"/>
       </w:pPr>
       <w:r>
+        <w:rPr>
+          <w:rFonts w:ascii="Calibri" w:hAnsi="Calibri"/>
+        </w:rPr>
         <w:t>10 quality defect records for testing chatbot data retrieval</w:t>
       </w:r>
     </w:p>
     <w:p>
       <w:r>
+        <w:rPr>
+          <w:rFonts w:ascii="Calibri" w:hAnsi="Calibri"/>
+        </w:rPr>
         <w:br w:type="page"/>
       </w:r>
     </w:p>
@@ -16017,11 +17216,17 @@
         <w:pStyle w:val="2"/>
       </w:pPr>
       <w:r>
+        <w:rPr>
+          <w:rFonts w:ascii="Calibri" w:hAnsi="Calibri"/>
+        </w:rPr>
         <w:t>8. AI / ML Models &amp; Performance</w:t>
       </w:r>
     </w:p>
     <w:p>
       <w:r>
+        <w:rPr>
+          <w:rFonts w:ascii="Calibri" w:hAnsi="Calibri"/>
+        </w:rPr>
         <w:t>FactoryGPT uses two trained machine learning models and one large language model, each with a built-in fallback so the system keeps running even if a model is unavailable.</w:t>
       </w:r>
     </w:p>
@@ -16030,6 +17235,9 @@
         <w:pStyle w:val="3"/>
       </w:pPr>
       <w:r>
+        <w:rPr>
+          <w:rFonts w:ascii="Calibri" w:hAnsi="Calibri"/>
+        </w:rPr>
         <w:t>Model Summary</w:t>
       </w:r>
     </w:p>
@@ -16092,6 +17300,7 @@
             </w:pPr>
             <w:r>
               <w:rPr>
+                <w:rFonts w:ascii="Calibri" w:hAnsi="Calibri"/>
                 <w:b/>
                 <w:color w:val="FFFFFF"/>
                 <w:sz w:val="20"/>
@@ -16111,6 +17320,7 @@
             </w:pPr>
             <w:r>
               <w:rPr>
+                <w:rFonts w:ascii="Calibri" w:hAnsi="Calibri"/>
                 <w:b/>
                 <w:color w:val="FFFFFF"/>
                 <w:sz w:val="20"/>
@@ -16130,6 +17340,7 @@
             </w:pPr>
             <w:r>
               <w:rPr>
+                <w:rFonts w:ascii="Calibri" w:hAnsi="Calibri"/>
                 <w:b/>
                 <w:color w:val="FFFFFF"/>
                 <w:sz w:val="20"/>
@@ -16149,6 +17360,7 @@
             </w:pPr>
             <w:r>
               <w:rPr>
+                <w:rFonts w:ascii="Calibri" w:hAnsi="Calibri"/>
                 <w:b/>
                 <w:color w:val="FFFFFF"/>
                 <w:sz w:val="20"/>
@@ -16168,6 +17380,7 @@
             </w:pPr>
             <w:r>
               <w:rPr>
+                <w:rFonts w:ascii="Calibri" w:hAnsi="Calibri"/>
                 <w:b/>
                 <w:color w:val="FFFFFF"/>
                 <w:sz w:val="20"/>
@@ -16207,6 +17420,7 @@
             </w:pPr>
             <w:r>
               <w:rPr>
+                <w:rFonts w:ascii="Calibri" w:hAnsi="Calibri"/>
                 <w:sz w:val="20"/>
               </w:rPr>
               <w:t>Welding Defect Detector</w:t>
@@ -16223,6 +17437,7 @@
             </w:pPr>
             <w:r>
               <w:rPr>
+                <w:rFonts w:ascii="Calibri" w:hAnsi="Calibri"/>
                 <w:sz w:val="20"/>
               </w:rPr>
               <w:t>Image classification &amp; localization</w:t>
@@ -16239,6 +17454,7 @@
             </w:pPr>
             <w:r>
               <w:rPr>
+                <w:rFonts w:ascii="Calibri" w:hAnsi="Calibri"/>
                 <w:sz w:val="20"/>
               </w:rPr>
               <w:t>YOLOv8n (Ultralytics)</w:t>
@@ -16255,6 +17471,7 @@
             </w:pPr>
             <w:r>
               <w:rPr>
+                <w:rFonts w:ascii="Calibri" w:hAnsi="Calibri"/>
                 <w:sz w:val="20"/>
               </w:rPr>
               <w:t>Welding defect dataset (70/20/10)</w:t>
@@ -16271,6 +17488,7 @@
             </w:pPr>
             <w:r>
               <w:rPr>
+                <w:rFonts w:ascii="Calibri" w:hAnsi="Calibri"/>
                 <w:sz w:val="20"/>
               </w:rPr>
               <w:t>mAP@50: 0.632</w:t>
@@ -16309,6 +17527,7 @@
             </w:pPr>
             <w:r>
               <w:rPr>
+                <w:rFonts w:ascii="Calibri" w:hAnsi="Calibri"/>
                 <w:sz w:val="20"/>
               </w:rPr>
               <w:t>Machine Health Predictor</w:t>
@@ -16326,6 +17545,7 @@
             </w:pPr>
             <w:r>
               <w:rPr>
+                <w:rFonts w:ascii="Calibri" w:hAnsi="Calibri"/>
                 <w:sz w:val="20"/>
               </w:rPr>
               <w:t>Sensor → Health score regression</w:t>
@@ -16343,6 +17563,7 @@
             </w:pPr>
             <w:r>
               <w:rPr>
+                <w:rFonts w:ascii="Calibri" w:hAnsi="Calibri"/>
                 <w:sz w:val="20"/>
               </w:rPr>
               <w:t>RandomForestRegressor (scikit-learn)</w:t>
@@ -16360,6 +17581,7 @@
             </w:pPr>
             <w:r>
               <w:rPr>
+                <w:rFonts w:ascii="Calibri" w:hAnsi="Calibri"/>
                 <w:sz w:val="20"/>
               </w:rPr>
               <w:t>12,000 synthetic readings</w:t>
@@ -16377,6 +17599,7 @@
             </w:pPr>
             <w:r>
               <w:rPr>
+                <w:rFonts w:ascii="Calibri" w:hAnsi="Calibri"/>
                 <w:sz w:val="20"/>
               </w:rPr>
               <w:t>R²: 0.9994, MAE: 0.21</w:t>
@@ -16414,6 +17637,7 @@
             </w:pPr>
             <w:r>
               <w:rPr>
+                <w:rFonts w:ascii="Calibri" w:hAnsi="Calibri"/>
                 <w:sz w:val="20"/>
               </w:rPr>
               <w:t>Factory AI Assistant</w:t>
@@ -16430,6 +17654,7 @@
             </w:pPr>
             <w:r>
               <w:rPr>
+                <w:rFonts w:ascii="Calibri" w:hAnsi="Calibri"/>
                 <w:sz w:val="20"/>
               </w:rPr>
               <w:t>Natural language Q&amp;A + tool-use</w:t>
@@ -16446,6 +17671,7 @@
             </w:pPr>
             <w:r>
               <w:rPr>
+                <w:rFonts w:ascii="Calibri" w:hAnsi="Calibri"/>
                 <w:sz w:val="20"/>
               </w:rPr>
               <w:t>Claude 3.5 Sonnet (Anthropic)</w:t>
@@ -16462,6 +17688,7 @@
             </w:pPr>
             <w:r>
               <w:rPr>
+                <w:rFonts w:ascii="Calibri" w:hAnsi="Calibri"/>
                 <w:sz w:val="20"/>
               </w:rPr>
               <w:t>Function-calling with live data</w:t>
@@ -16478,6 +17705,7 @@
             </w:pPr>
             <w:r>
               <w:rPr>
+                <w:rFonts w:ascii="Calibri" w:hAnsi="Calibri"/>
                 <w:sz w:val="20"/>
               </w:rPr>
               <w:t>N/A (LLM)</w:t>
@@ -16516,6 +17744,7 @@
             </w:pPr>
             <w:r>
               <w:rPr>
+                <w:rFonts w:ascii="Calibri" w:hAnsi="Calibri"/>
                 <w:sz w:val="20"/>
               </w:rPr>
               <w:t>Voice Transcription</w:t>
@@ -16533,6 +17762,7 @@
             </w:pPr>
             <w:r>
               <w:rPr>
+                <w:rFonts w:ascii="Calibri" w:hAnsi="Calibri"/>
                 <w:sz w:val="20"/>
               </w:rPr>
               <w:t>Speech-to-text</w:t>
@@ -16550,6 +17780,7 @@
             </w:pPr>
             <w:r>
               <w:rPr>
+                <w:rFonts w:ascii="Calibri" w:hAnsi="Calibri"/>
                 <w:sz w:val="20"/>
               </w:rPr>
               <w:t>whisper-large-v3 (Groq)</w:t>
@@ -16567,6 +17798,7 @@
             </w:pPr>
             <w:r>
               <w:rPr>
+                <w:rFonts w:ascii="Calibri" w:hAnsi="Calibri"/>
                 <w:sz w:val="20"/>
               </w:rPr>
               <w:t>Pre-trained</w:t>
@@ -16584,6 +17816,7 @@
             </w:pPr>
             <w:r>
               <w:rPr>
+                <w:rFonts w:ascii="Calibri" w:hAnsi="Calibri"/>
                 <w:sz w:val="20"/>
               </w:rPr>
               <w:t>N/A (pre-trained)</w:t>
@@ -16598,11 +17831,17 @@
         <w:pStyle w:val="3"/>
       </w:pPr>
       <w:r>
+        <w:rPr>
+          <w:rFonts w:ascii="Calibri" w:hAnsi="Calibri"/>
+        </w:rPr>
         <w:t>Fallback Strategies</w:t>
       </w:r>
     </w:p>
     <w:p>
       <w:r>
+        <w:rPr>
+          <w:rFonts w:ascii="Calibri" w:hAnsi="Calibri"/>
+        </w:rPr>
         <w:t>Every model has a safe degradation path:</w:t>
       </w:r>
     </w:p>
@@ -16663,6 +17902,7 @@
             </w:pPr>
             <w:r>
               <w:rPr>
+                <w:rFonts w:ascii="Calibri" w:hAnsi="Calibri"/>
                 <w:b/>
                 <w:color w:val="FFFFFF"/>
                 <w:sz w:val="20"/>
@@ -16682,6 +17922,7 @@
             </w:pPr>
             <w:r>
               <w:rPr>
+                <w:rFonts w:ascii="Calibri" w:hAnsi="Calibri"/>
                 <w:b/>
                 <w:color w:val="FFFFFF"/>
                 <w:sz w:val="20"/>
@@ -16701,6 +17942,7 @@
             </w:pPr>
             <w:r>
               <w:rPr>
+                <w:rFonts w:ascii="Calibri" w:hAnsi="Calibri"/>
                 <w:b/>
                 <w:color w:val="FFFFFF"/>
                 <w:sz w:val="20"/>
@@ -16740,6 +17982,7 @@
             </w:pPr>
             <w:r>
               <w:rPr>
+                <w:rFonts w:ascii="Calibri" w:hAnsi="Calibri"/>
                 <w:sz w:val="20"/>
               </w:rPr>
               <w:t>YOLOv8 Defect Detector</w:t>
@@ -16756,6 +17999,7 @@
             </w:pPr>
             <w:r>
               <w:rPr>
+                <w:rFonts w:ascii="Calibri" w:hAnsi="Calibri"/>
                 <w:sz w:val="20"/>
               </w:rPr>
               <w:t>Dummy mode, returns plausible random detections</w:t>
@@ -16772,6 +18016,7 @@
             </w:pPr>
             <w:r>
               <w:rPr>
+                <w:rFonts w:ascii="Calibri" w:hAnsi="Calibri"/>
                 <w:sz w:val="20"/>
               </w:rPr>
               <w:t>When best.pt weights file is absent</w:t>
@@ -16810,6 +18055,7 @@
             </w:pPr>
             <w:r>
               <w:rPr>
+                <w:rFonts w:ascii="Calibri" w:hAnsi="Calibri"/>
                 <w:sz w:val="20"/>
               </w:rPr>
               <w:t>RandomForest Health Predictor</w:t>
@@ -16827,6 +18073,7 @@
             </w:pPr>
             <w:r>
               <w:rPr>
+                <w:rFonts w:ascii="Calibri" w:hAnsi="Calibri"/>
                 <w:sz w:val="20"/>
               </w:rPr>
               <w:t>Rule-based weighted-threshold formula</w:t>
@@ -16844,6 +18091,7 @@
             </w:pPr>
             <w:r>
               <w:rPr>
+                <w:rFonts w:ascii="Calibri" w:hAnsi="Calibri"/>
                 <w:sz w:val="20"/>
               </w:rPr>
               <w:t>When model file is missing or corrupted</w:t>
@@ -16881,6 +18129,7 @@
             </w:pPr>
             <w:r>
               <w:rPr>
+                <w:rFonts w:ascii="Calibri" w:hAnsi="Calibri"/>
                 <w:sz w:val="20"/>
               </w:rPr>
               <w:t>Claude 3.5 Sonnet (LLM)</w:t>
@@ -16897,6 +18146,7 @@
             </w:pPr>
             <w:r>
               <w:rPr>
+                <w:rFonts w:ascii="Calibri" w:hAnsi="Calibri"/>
                 <w:sz w:val="20"/>
               </w:rPr>
               <w:t>Deterministic rule engine with keyword matching</w:t>
@@ -16913,6 +18163,7 @@
             </w:pPr>
             <w:r>
               <w:rPr>
+                <w:rFonts w:ascii="Calibri" w:hAnsi="Calibri"/>
                 <w:sz w:val="20"/>
               </w:rPr>
               <w:t>When API key is missing or network fails</w:t>
@@ -16951,6 +18202,7 @@
             </w:pPr>
             <w:r>
               <w:rPr>
+                <w:rFonts w:ascii="Calibri" w:hAnsi="Calibri"/>
                 <w:sz w:val="20"/>
               </w:rPr>
               <w:t>Groq Whisper (STT)</w:t>
@@ -16968,6 +18220,7 @@
             </w:pPr>
             <w:r>
               <w:rPr>
+                <w:rFonts w:ascii="Calibri" w:hAnsi="Calibri"/>
                 <w:sz w:val="20"/>
               </w:rPr>
               <w:t>Fixed demo transcription string</w:t>
@@ -16985,6 +18238,7 @@
             </w:pPr>
             <w:r>
               <w:rPr>
+                <w:rFonts w:ascii="Calibri" w:hAnsi="Calibri"/>
                 <w:sz w:val="20"/>
               </w:rPr>
               <w:t>When API key is unavailable</w:t>
@@ -16996,6 +18250,9 @@
     <w:p/>
     <w:p>
       <w:r>
+        <w:rPr>
+          <w:rFonts w:ascii="Calibri" w:hAnsi="Calibri"/>
+        </w:rPr>
         <w:br w:type="page"/>
       </w:r>
     </w:p>
@@ -17004,11 +18261,17 @@
         <w:pStyle w:val="2"/>
       </w:pPr>
       <w:r>
+        <w:rPr>
+          <w:rFonts w:ascii="Calibri" w:hAnsi="Calibri"/>
+        </w:rPr>
         <w:t>9. Workflow Automation Pipeline</w:t>
       </w:r>
     </w:p>
     <w:p>
       <w:r>
+        <w:rPr>
+          <w:rFonts w:ascii="Calibri" w:hAnsi="Calibri"/>
+        </w:rPr>
         <w:t>The workflow automation is what turns FactoryGPT from 5 separate demos into one connected factory system. It proves the full detect, analyze, notify, and act loop works end to end.</w:t>
       </w:r>
     </w:p>
@@ -17017,6 +18280,9 @@
         <w:pStyle w:val="3"/>
       </w:pPr>
       <w:r>
+        <w:rPr>
+          <w:rFonts w:ascii="Calibri" w:hAnsi="Calibri"/>
+        </w:rPr>
         <w:t>End-to-End Flow</w:t>
       </w:r>
     </w:p>
@@ -17447,6 +18713,9 @@
         <w:pStyle w:val="3"/>
       </w:pPr>
       <w:r>
+        <w:rPr>
+          <w:rFonts w:ascii="Calibri" w:hAnsi="Calibri"/>
+        </w:rPr>
         <w:t>Error Handling</w:t>
       </w:r>
     </w:p>
@@ -17456,6 +18725,9 @@
         <w:ind w:left="360"/>
       </w:pPr>
       <w:r>
+        <w:rPr>
+          <w:rFonts w:ascii="Calibri" w:hAnsi="Calibri"/>
+        </w:rPr>
         <w:t>Database operations are wrapped in try/except with explicit db.rollback(), so webhook timeouts never corrupt the database.</w:t>
       </w:r>
     </w:p>
@@ -17465,6 +18737,9 @@
         <w:ind w:left="360"/>
       </w:pPr>
       <w:r>
+        <w:rPr>
+          <w:rFonts w:ascii="Calibri" w:hAnsi="Calibri"/>
+        </w:rPr>
         <w:t>Chatbot notification is best-effort. If the chatbot service is down, it does not crash the workflow chain.</w:t>
       </w:r>
     </w:p>
@@ -17474,6 +18749,9 @@
         <w:ind w:left="360"/>
       </w:pPr>
       <w:r>
+        <w:rPr>
+          <w:rFonts w:ascii="Calibri" w:hAnsi="Calibri"/>
+        </w:rPr>
         <w:t>Downstream service calls are wrapped in _safe_get_async(). A dead service returns None or offline status, never a 500 error.</w:t>
       </w:r>
     </w:p>
@@ -17483,11 +18761,17 @@
         <w:ind w:left="360"/>
       </w:pPr>
       <w:r>
+        <w:rPr>
+          <w:rFonts w:ascii="Calibri" w:hAnsi="Calibri"/>
+        </w:rPr>
         <w:t>Predictive Maintenance uses hysteresis (fires below 40, re-arms above 55) to prevent alert spam.</w:t>
       </w:r>
     </w:p>
     <w:p>
       <w:r>
+        <w:rPr>
+          <w:rFonts w:ascii="Calibri" w:hAnsi="Calibri"/>
+        </w:rPr>
         <w:br w:type="page"/>
       </w:r>
     </w:p>
@@ -17496,6 +18780,9 @@
         <w:pStyle w:val="2"/>
       </w:pPr>
       <w:r>
+        <w:rPr>
+          <w:rFonts w:ascii="Calibri" w:hAnsi="Calibri"/>
+        </w:rPr>
         <w:t>10. Deployment &amp; Infrastructure</w:t>
       </w:r>
     </w:p>
@@ -17504,11 +18791,17 @@
         <w:pStyle w:val="3"/>
       </w:pPr>
       <w:r>
+        <w:rPr>
+          <w:rFonts w:ascii="Calibri" w:hAnsi="Calibri"/>
+        </w:rPr>
         <w:t>Docker Compose</w:t>
       </w:r>
     </w:p>
     <w:p>
       <w:r>
+        <w:rPr>
+          <w:rFonts w:ascii="Calibri" w:hAnsi="Calibri"/>
+        </w:rPr>
         <w:t>The entire system can be started with one command using Docker Compose. The docker-compose.yml at the repo root defines all 7 services (PostgreSQL, backend-core, 4 microservices, frontend) with proper dependency ordering.</w:t>
       </w:r>
     </w:p>
@@ -17570,6 +18863,7 @@
             </w:pPr>
             <w:r>
               <w:rPr>
+                <w:rFonts w:ascii="Calibri" w:hAnsi="Calibri"/>
                 <w:b/>
                 <w:color w:val="FFFFFF"/>
                 <w:sz w:val="20"/>
@@ -17589,6 +18883,7 @@
             </w:pPr>
             <w:r>
               <w:rPr>
+                <w:rFonts w:ascii="Calibri" w:hAnsi="Calibri"/>
                 <w:b/>
                 <w:color w:val="FFFFFF"/>
                 <w:sz w:val="20"/>
@@ -17608,6 +18903,7 @@
             </w:pPr>
             <w:r>
               <w:rPr>
+                <w:rFonts w:ascii="Calibri" w:hAnsi="Calibri"/>
                 <w:b/>
                 <w:color w:val="FFFFFF"/>
                 <w:sz w:val="20"/>
@@ -17627,6 +18923,7 @@
             </w:pPr>
             <w:r>
               <w:rPr>
+                <w:rFonts w:ascii="Calibri" w:hAnsi="Calibri"/>
                 <w:b/>
                 <w:color w:val="FFFFFF"/>
                 <w:sz w:val="20"/>
@@ -17666,6 +18963,7 @@
             </w:pPr>
             <w:r>
               <w:rPr>
+                <w:rFonts w:ascii="Calibri" w:hAnsi="Calibri"/>
                 <w:sz w:val="20"/>
               </w:rPr>
               <w:t>postgres</w:t>
@@ -17682,6 +18980,7 @@
             </w:pPr>
             <w:r>
               <w:rPr>
+                <w:rFonts w:ascii="Calibri" w:hAnsi="Calibri"/>
                 <w:sz w:val="20"/>
               </w:rPr>
               <w:t>postgres:16</w:t>
@@ -17698,6 +18997,7 @@
             </w:pPr>
             <w:r>
               <w:rPr>
+                <w:rFonts w:ascii="Calibri" w:hAnsi="Calibri"/>
                 <w:sz w:val="20"/>
               </w:rPr>
               <w:t>5432</w:t>
@@ -17714,6 +19014,7 @@
             </w:pPr>
             <w:r>
               <w:rPr>
+                <w:rFonts w:ascii="Calibri" w:hAnsi="Calibri"/>
                 <w:sz w:val="20"/>
               </w:rPr>
               <w:t xml:space="preserve">, </w:t>
@@ -17752,6 +19053,7 @@
             </w:pPr>
             <w:r>
               <w:rPr>
+                <w:rFonts w:ascii="Calibri" w:hAnsi="Calibri"/>
                 <w:sz w:val="20"/>
               </w:rPr>
               <w:t>backend-core</w:t>
@@ -17769,6 +19071,7 @@
             </w:pPr>
             <w:r>
               <w:rPr>
+                <w:rFonts w:ascii="Calibri" w:hAnsi="Calibri"/>
                 <w:sz w:val="20"/>
               </w:rPr>
               <w:t>./apps/backend-core</w:t>
@@ -17786,6 +19089,7 @@
             </w:pPr>
             <w:r>
               <w:rPr>
+                <w:rFonts w:ascii="Calibri" w:hAnsi="Calibri"/>
                 <w:sz w:val="20"/>
               </w:rPr>
               <w:t>8000</w:t>
@@ -17803,6 +19107,7 @@
             </w:pPr>
             <w:r>
               <w:rPr>
+                <w:rFonts w:ascii="Calibri" w:hAnsi="Calibri"/>
                 <w:sz w:val="20"/>
               </w:rPr>
               <w:t>postgres, all 4 microservices</w:t>
@@ -17840,6 +19145,7 @@
             </w:pPr>
             <w:r>
               <w:rPr>
+                <w:rFonts w:ascii="Calibri" w:hAnsi="Calibri"/>
                 <w:sz w:val="20"/>
               </w:rPr>
               <w:t>vision-inspection</w:t>
@@ -17856,6 +19162,7 @@
             </w:pPr>
             <w:r>
               <w:rPr>
+                <w:rFonts w:ascii="Calibri" w:hAnsi="Calibri"/>
                 <w:sz w:val="20"/>
               </w:rPr>
               <w:t>./services/vision-inspection</w:t>
@@ -17872,6 +19179,7 @@
             </w:pPr>
             <w:r>
               <w:rPr>
+                <w:rFonts w:ascii="Calibri" w:hAnsi="Calibri"/>
                 <w:sz w:val="20"/>
               </w:rPr>
               <w:t>8001</w:t>
@@ -17888,6 +19196,7 @@
             </w:pPr>
             <w:r>
               <w:rPr>
+                <w:rFonts w:ascii="Calibri" w:hAnsi="Calibri"/>
                 <w:sz w:val="20"/>
               </w:rPr>
               <w:t xml:space="preserve">, </w:t>
@@ -17926,6 +19235,7 @@
             </w:pPr>
             <w:r>
               <w:rPr>
+                <w:rFonts w:ascii="Calibri" w:hAnsi="Calibri"/>
                 <w:sz w:val="20"/>
               </w:rPr>
               <w:t>chatbot-assistant</w:t>
@@ -17943,6 +19253,7 @@
             </w:pPr>
             <w:r>
               <w:rPr>
+                <w:rFonts w:ascii="Calibri" w:hAnsi="Calibri"/>
                 <w:sz w:val="20"/>
               </w:rPr>
               <w:t>./services/chatbot-assistant</w:t>
@@ -17960,6 +19271,7 @@
             </w:pPr>
             <w:r>
               <w:rPr>
+                <w:rFonts w:ascii="Calibri" w:hAnsi="Calibri"/>
                 <w:sz w:val="20"/>
               </w:rPr>
               <w:t>8002</w:t>
@@ -17977,6 +19289,7 @@
             </w:pPr>
             <w:r>
               <w:rPr>
+                <w:rFonts w:ascii="Calibri" w:hAnsi="Calibri"/>
                 <w:sz w:val="20"/>
               </w:rPr>
               <w:t xml:space="preserve">, </w:t>
@@ -18014,6 +19327,7 @@
             </w:pPr>
             <w:r>
               <w:rPr>
+                <w:rFonts w:ascii="Calibri" w:hAnsi="Calibri"/>
                 <w:sz w:val="20"/>
               </w:rPr>
               <w:t>predictive-maintenance</w:t>
@@ -18030,6 +19344,7 @@
             </w:pPr>
             <w:r>
               <w:rPr>
+                <w:rFonts w:ascii="Calibri" w:hAnsi="Calibri"/>
                 <w:sz w:val="20"/>
               </w:rPr>
               <w:t>./services/predictive-maintenance</w:t>
@@ -18046,6 +19361,7 @@
             </w:pPr>
             <w:r>
               <w:rPr>
+                <w:rFonts w:ascii="Calibri" w:hAnsi="Calibri"/>
                 <w:sz w:val="20"/>
               </w:rPr>
               <w:t>8003</w:t>
@@ -18062,6 +19378,7 @@
             </w:pPr>
             <w:r>
               <w:rPr>
+                <w:rFonts w:ascii="Calibri" w:hAnsi="Calibri"/>
                 <w:sz w:val="20"/>
               </w:rPr>
               <w:t xml:space="preserve">, </w:t>
@@ -18100,6 +19417,7 @@
             </w:pPr>
             <w:r>
               <w:rPr>
+                <w:rFonts w:ascii="Calibri" w:hAnsi="Calibri"/>
                 <w:sz w:val="20"/>
               </w:rPr>
               <w:t>root-cause-analysis</w:t>
@@ -18117,6 +19435,7 @@
             </w:pPr>
             <w:r>
               <w:rPr>
+                <w:rFonts w:ascii="Calibri" w:hAnsi="Calibri"/>
                 <w:sz w:val="20"/>
               </w:rPr>
               <w:t>./services/root-cause-analysis</w:t>
@@ -18134,6 +19453,7 @@
             </w:pPr>
             <w:r>
               <w:rPr>
+                <w:rFonts w:ascii="Calibri" w:hAnsi="Calibri"/>
                 <w:sz w:val="20"/>
               </w:rPr>
               <w:t>8004</w:t>
@@ -18151,6 +19471,7 @@
             </w:pPr>
             <w:r>
               <w:rPr>
+                <w:rFonts w:ascii="Calibri" w:hAnsi="Calibri"/>
                 <w:sz w:val="20"/>
               </w:rPr>
               <w:t xml:space="preserve">, </w:t>
@@ -18188,6 +19509,7 @@
             </w:pPr>
             <w:r>
               <w:rPr>
+                <w:rFonts w:ascii="Calibri" w:hAnsi="Calibri"/>
                 <w:sz w:val="20"/>
               </w:rPr>
               <w:t>frontend</w:t>
@@ -18204,6 +19526,7 @@
             </w:pPr>
             <w:r>
               <w:rPr>
+                <w:rFonts w:ascii="Calibri" w:hAnsi="Calibri"/>
                 <w:sz w:val="20"/>
               </w:rPr>
               <w:t>./apps/frontend</w:t>
@@ -18220,6 +19543,7 @@
             </w:pPr>
             <w:r>
               <w:rPr>
+                <w:rFonts w:ascii="Calibri" w:hAnsi="Calibri"/>
                 <w:sz w:val="20"/>
               </w:rPr>
               <w:t>3000</w:t>
@@ -18236,6 +19560,7 @@
             </w:pPr>
             <w:r>
               <w:rPr>
+                <w:rFonts w:ascii="Calibri" w:hAnsi="Calibri"/>
                 <w:sz w:val="20"/>
               </w:rPr>
               <w:t>backend-core</w:t>
@@ -18250,11 +19575,17 @@
         <w:pStyle w:val="3"/>
       </w:pPr>
       <w:r>
+        <w:rPr>
+          <w:rFonts w:ascii="Calibri" w:hAnsi="Calibri"/>
+        </w:rPr>
         <w:t>Environment Variables</w:t>
       </w:r>
     </w:p>
     <w:p>
       <w:r>
+        <w:rPr>
+          <w:rFonts w:ascii="Calibri" w:hAnsi="Calibri"/>
+        </w:rPr>
         <w:t>Each service has its own .env file (copied from .env.example on first setup). The variable names are listed below; actual values should be configured per environment.</w:t>
       </w:r>
     </w:p>
@@ -18315,6 +19646,7 @@
             </w:pPr>
             <w:r>
               <w:rPr>
+                <w:rFonts w:ascii="Calibri" w:hAnsi="Calibri"/>
                 <w:b/>
                 <w:color w:val="FFFFFF"/>
                 <w:sz w:val="20"/>
@@ -18334,6 +19666,7 @@
             </w:pPr>
             <w:r>
               <w:rPr>
+                <w:rFonts w:ascii="Calibri" w:hAnsi="Calibri"/>
                 <w:b/>
                 <w:color w:val="FFFFFF"/>
                 <w:sz w:val="20"/>
@@ -18353,6 +19686,7 @@
             </w:pPr>
             <w:r>
               <w:rPr>
+                <w:rFonts w:ascii="Calibri" w:hAnsi="Calibri"/>
                 <w:b/>
                 <w:color w:val="FFFFFF"/>
                 <w:sz w:val="20"/>
@@ -18392,6 +19726,7 @@
             </w:pPr>
             <w:r>
               <w:rPr>
+                <w:rFonts w:ascii="Calibri" w:hAnsi="Calibri"/>
                 <w:sz w:val="20"/>
               </w:rPr>
               <w:t>backend-core</w:t>
@@ -18408,6 +19743,7 @@
             </w:pPr>
             <w:r>
               <w:rPr>
+                <w:rFonts w:ascii="Calibri" w:hAnsi="Calibri"/>
                 <w:sz w:val="20"/>
               </w:rPr>
               <w:t>DATABASE_URL</w:t>
@@ -18424,6 +19760,7 @@
             </w:pPr>
             <w:r>
               <w:rPr>
+                <w:rFonts w:ascii="Calibri" w:hAnsi="Calibri"/>
                 <w:sz w:val="20"/>
               </w:rPr>
               <w:t>PostgreSQL connection string</w:t>
@@ -18462,6 +19799,7 @@
             </w:pPr>
             <w:r>
               <w:rPr>
+                <w:rFonts w:ascii="Calibri" w:hAnsi="Calibri"/>
                 <w:sz w:val="20"/>
               </w:rPr>
               <w:t>backend-core</w:t>
@@ -18479,6 +19817,7 @@
             </w:pPr>
             <w:r>
               <w:rPr>
+                <w:rFonts w:ascii="Calibri" w:hAnsi="Calibri"/>
                 <w:sz w:val="20"/>
               </w:rPr>
               <w:t>CHATBOT_SERVICE_URL</w:t>
@@ -18496,6 +19835,7 @@
             </w:pPr>
             <w:r>
               <w:rPr>
+                <w:rFonts w:ascii="Calibri" w:hAnsi="Calibri"/>
                 <w:sz w:val="20"/>
               </w:rPr>
               <w:t>URL to chatbot service (default: http://localhost:8002)</w:t>
@@ -18533,6 +19873,7 @@
             </w:pPr>
             <w:r>
               <w:rPr>
+                <w:rFonts w:ascii="Calibri" w:hAnsi="Calibri"/>
                 <w:sz w:val="20"/>
               </w:rPr>
               <w:t>backend-core</w:t>
@@ -18549,6 +19890,7 @@
             </w:pPr>
             <w:r>
               <w:rPr>
+                <w:rFonts w:ascii="Calibri" w:hAnsi="Calibri"/>
                 <w:sz w:val="20"/>
               </w:rPr>
               <w:t>MAINTENANCE_SERVICE_URL</w:t>
@@ -18565,6 +19907,7 @@
             </w:pPr>
             <w:r>
               <w:rPr>
+                <w:rFonts w:ascii="Calibri" w:hAnsi="Calibri"/>
                 <w:sz w:val="20"/>
               </w:rPr>
               <w:t>URL to maintenance service (default: http://localhost:8003)</w:t>
@@ -18603,6 +19946,7 @@
             </w:pPr>
             <w:r>
               <w:rPr>
+                <w:rFonts w:ascii="Calibri" w:hAnsi="Calibri"/>
                 <w:sz w:val="20"/>
               </w:rPr>
               <w:t>chatbot-assistant</w:t>
@@ -18620,6 +19964,7 @@
             </w:pPr>
             <w:r>
               <w:rPr>
+                <w:rFonts w:ascii="Calibri" w:hAnsi="Calibri"/>
                 <w:sz w:val="20"/>
               </w:rPr>
               <w:t>ANTHROPIC_API_KEY</w:t>
@@ -18637,6 +19982,7 @@
             </w:pPr>
             <w:r>
               <w:rPr>
+                <w:rFonts w:ascii="Calibri" w:hAnsi="Calibri"/>
                 <w:sz w:val="20"/>
               </w:rPr>
               <w:t>Anthropic Claude API key for LLM</w:t>
@@ -18674,6 +20020,7 @@
             </w:pPr>
             <w:r>
               <w:rPr>
+                <w:rFonts w:ascii="Calibri" w:hAnsi="Calibri"/>
                 <w:sz w:val="20"/>
               </w:rPr>
               <w:t>chatbot-assistant</w:t>
@@ -18690,6 +20037,7 @@
             </w:pPr>
             <w:r>
               <w:rPr>
+                <w:rFonts w:ascii="Calibri" w:hAnsi="Calibri"/>
                 <w:sz w:val="20"/>
               </w:rPr>
               <w:t>GROQ_API_KEY</w:t>
@@ -18706,6 +20054,7 @@
             </w:pPr>
             <w:r>
               <w:rPr>
+                <w:rFonts w:ascii="Calibri" w:hAnsi="Calibri"/>
                 <w:sz w:val="20"/>
               </w:rPr>
               <w:t>Groq API key for Whisper STT</w:t>
@@ -18744,6 +20093,7 @@
             </w:pPr>
             <w:r>
               <w:rPr>
+                <w:rFonts w:ascii="Calibri" w:hAnsi="Calibri"/>
                 <w:sz w:val="20"/>
               </w:rPr>
               <w:t>chatbot-assistant</w:t>
@@ -18761,6 +20111,7 @@
             </w:pPr>
             <w:r>
               <w:rPr>
+                <w:rFonts w:ascii="Calibri" w:hAnsi="Calibri"/>
                 <w:sz w:val="20"/>
               </w:rPr>
               <w:t>NOTIFY_WEBHOOK_URL</w:t>
@@ -18778,6 +20129,7 @@
             </w:pPr>
             <w:r>
               <w:rPr>
+                <w:rFonts w:ascii="Calibri" w:hAnsi="Calibri"/>
                 <w:sz w:val="20"/>
               </w:rPr>
               <w:t>Slack/Teams webhook URL for alerts</w:t>
@@ -18815,6 +20167,7 @@
             </w:pPr>
             <w:r>
               <w:rPr>
+                <w:rFonts w:ascii="Calibri" w:hAnsi="Calibri"/>
                 <w:sz w:val="20"/>
               </w:rPr>
               <w:t>vision-inspection</w:t>
@@ -18831,6 +20184,7 @@
             </w:pPr>
             <w:r>
               <w:rPr>
+                <w:rFonts w:ascii="Calibri" w:hAnsi="Calibri"/>
                 <w:sz w:val="20"/>
               </w:rPr>
               <w:t>MODEL_WEIGHTS_PATH</w:t>
@@ -18847,6 +20201,7 @@
             </w:pPr>
             <w:r>
               <w:rPr>
+                <w:rFonts w:ascii="Calibri" w:hAnsi="Calibri"/>
                 <w:sz w:val="20"/>
               </w:rPr>
               <w:t>Path to YOLOv8 best.pt weights file</w:t>
@@ -18885,6 +20240,7 @@
             </w:pPr>
             <w:r>
               <w:rPr>
+                <w:rFonts w:ascii="Calibri" w:hAnsi="Calibri"/>
                 <w:sz w:val="20"/>
               </w:rPr>
               <w:t>vision-inspection</w:t>
@@ -18902,6 +20258,7 @@
             </w:pPr>
             <w:r>
               <w:rPr>
+                <w:rFonts w:ascii="Calibri" w:hAnsi="Calibri"/>
                 <w:sz w:val="20"/>
               </w:rPr>
               <w:t>BACKEND_CORE_URL</w:t>
@@ -18919,6 +20276,7 @@
             </w:pPr>
             <w:r>
               <w:rPr>
+                <w:rFonts w:ascii="Calibri" w:hAnsi="Calibri"/>
                 <w:sz w:val="20"/>
               </w:rPr>
               <w:t>URL to backend-core (default: http://localhost:8000)</w:t>
@@ -18956,6 +20314,7 @@
             </w:pPr>
             <w:r>
               <w:rPr>
+                <w:rFonts w:ascii="Calibri" w:hAnsi="Calibri"/>
                 <w:sz w:val="20"/>
               </w:rPr>
               <w:t>predictive-maintenance</w:t>
@@ -18972,6 +20331,7 @@
             </w:pPr>
             <w:r>
               <w:rPr>
+                <w:rFonts w:ascii="Calibri" w:hAnsi="Calibri"/>
                 <w:sz w:val="20"/>
               </w:rPr>
               <w:t>BACKEND_CORE_URL</w:t>
@@ -18988,6 +20348,7 @@
             </w:pPr>
             <w:r>
               <w:rPr>
+                <w:rFonts w:ascii="Calibri" w:hAnsi="Calibri"/>
                 <w:sz w:val="20"/>
               </w:rPr>
               <w:t>URL to backend-core</w:t>
@@ -19026,6 +20387,7 @@
             </w:pPr>
             <w:r>
               <w:rPr>
+                <w:rFonts w:ascii="Calibri" w:hAnsi="Calibri"/>
                 <w:sz w:val="20"/>
               </w:rPr>
               <w:t>predictive-maintenance</w:t>
@@ -19043,6 +20405,7 @@
             </w:pPr>
             <w:r>
               <w:rPr>
+                <w:rFonts w:ascii="Calibri" w:hAnsi="Calibri"/>
                 <w:sz w:val="20"/>
               </w:rPr>
               <w:t>HEALTH_ALERT_THRESHOLD</w:t>
@@ -19060,6 +20423,7 @@
             </w:pPr>
             <w:r>
               <w:rPr>
+                <w:rFonts w:ascii="Calibri" w:hAnsi="Calibri"/>
                 <w:sz w:val="20"/>
               </w:rPr>
               <w:t>Health score threshold for alerts (default: 40)</w:t>
@@ -19097,6 +20461,7 @@
             </w:pPr>
             <w:r>
               <w:rPr>
+                <w:rFonts w:ascii="Calibri" w:hAnsi="Calibri"/>
                 <w:sz w:val="20"/>
               </w:rPr>
               <w:t>root-cause-analysis</w:t>
@@ -19113,6 +20478,7 @@
             </w:pPr>
             <w:r>
               <w:rPr>
+                <w:rFonts w:ascii="Calibri" w:hAnsi="Calibri"/>
                 <w:sz w:val="20"/>
               </w:rPr>
               <w:t>BACKEND_CORE_URL</w:t>
@@ -19129,6 +20495,7 @@
             </w:pPr>
             <w:r>
               <w:rPr>
+                <w:rFonts w:ascii="Calibri" w:hAnsi="Calibri"/>
                 <w:sz w:val="20"/>
               </w:rPr>
               <w:t>URL to backend-core</w:t>
@@ -19167,6 +20534,7 @@
             </w:pPr>
             <w:r>
               <w:rPr>
+                <w:rFonts w:ascii="Calibri" w:hAnsi="Calibri"/>
                 <w:sz w:val="20"/>
               </w:rPr>
               <w:t>frontend</w:t>
@@ -19184,6 +20552,7 @@
             </w:pPr>
             <w:r>
               <w:rPr>
+                <w:rFonts w:ascii="Calibri" w:hAnsi="Calibri"/>
                 <w:sz w:val="20"/>
               </w:rPr>
               <w:t>NEXT_PUBLIC_API_URL</w:t>
@@ -19201,6 +20570,7 @@
             </w:pPr>
             <w:r>
               <w:rPr>
+                <w:rFonts w:ascii="Calibri" w:hAnsi="Calibri"/>
                 <w:sz w:val="20"/>
               </w:rPr>
               <w:t>Backend-core URL for frontend API calls</w:t>
@@ -19212,6 +20582,9 @@
     <w:p/>
     <w:p>
       <w:r>
+        <w:rPr>
+          <w:rFonts w:ascii="Calibri" w:hAnsi="Calibri"/>
+        </w:rPr>
         <w:br w:type="page"/>
       </w:r>
     </w:p>
@@ -19220,6 +20593,9 @@
         <w:pStyle w:val="2"/>
       </w:pPr>
       <w:r>
+        <w:rPr>
+          <w:rFonts w:ascii="Calibri" w:hAnsi="Calibri"/>
+        </w:rPr>
         <w:t>11. Team Contributions &amp; Project Coordination</w:t>
       </w:r>
     </w:p>
@@ -19228,6 +20604,9 @@
         <w:pStyle w:val="3"/>
       </w:pPr>
       <w:r>
+        <w:rPr>
+          <w:rFonts w:ascii="Calibri" w:hAnsi="Calibri"/>
+        </w:rPr>
         <w:t>Individual Contributions</w:t>
       </w:r>
     </w:p>
@@ -19253,10 +20632,10 @@
         </w:tblCellMar>
       </w:tblPr>
       <w:tblGrid>
-        <w:gridCol w:w="1637"/>
-        <w:gridCol w:w="1802"/>
-        <w:gridCol w:w="2463"/>
-        <w:gridCol w:w="2954"/>
+        <w:gridCol w:w="1638"/>
+        <w:gridCol w:w="1790"/>
+        <w:gridCol w:w="2464"/>
+        <w:gridCol w:w="2964"/>
       </w:tblGrid>
       <w:tr>
         <w:tblPrEx>
@@ -19289,6 +20668,7 @@
             </w:pPr>
             <w:r>
               <w:rPr>
+                <w:rFonts w:ascii="Calibri" w:hAnsi="Calibri"/>
                 <w:b/>
                 <w:color w:val="FFFFFF"/>
                 <w:sz w:val="20"/>
@@ -19308,6 +20688,7 @@
             </w:pPr>
             <w:r>
               <w:rPr>
+                <w:rFonts w:ascii="Calibri" w:hAnsi="Calibri"/>
                 <w:b/>
                 <w:color w:val="FFFFFF"/>
                 <w:sz w:val="20"/>
@@ -19327,6 +20708,7 @@
             </w:pPr>
             <w:r>
               <w:rPr>
+                <w:rFonts w:ascii="Calibri" w:hAnsi="Calibri"/>
                 <w:b/>
                 <w:color w:val="FFFFFF"/>
                 <w:sz w:val="20"/>
@@ -19346,6 +20728,7 @@
             </w:pPr>
             <w:r>
               <w:rPr>
+                <w:rFonts w:ascii="Calibri" w:hAnsi="Calibri"/>
                 <w:b/>
                 <w:color w:val="FFFFFF"/>
                 <w:sz w:val="20"/>
@@ -19385,6 +20768,7 @@
             </w:pPr>
             <w:r>
               <w:rPr>
+                <w:rFonts w:ascii="Calibri" w:hAnsi="Calibri"/>
                 <w:sz w:val="20"/>
               </w:rPr>
               <w:t>Krrish Goswami</w:t>
@@ -19401,18 +20785,21 @@
             </w:pPr>
             <w:r>
               <w:rPr>
+                <w:rFonts w:ascii="Calibri" w:hAnsi="Calibri"/>
                 <w:sz w:val="20"/>
               </w:rPr>
               <w:t>Vision Inspection</w:t>
             </w:r>
             <w:r>
               <w:rPr>
+                <w:rFonts w:ascii="Calibri" w:hAnsi="Calibri"/>
                 <w:sz w:val="20"/>
               </w:rPr>
               <w:br w:type="textWrapping"/>
             </w:r>
             <w:r>
               <w:rPr>
+                <w:rFonts w:ascii="Calibri" w:hAnsi="Calibri"/>
                 <w:sz w:val="20"/>
               </w:rPr>
               <w:t>+ Project Setup</w:t>
@@ -19429,6 +20816,7 @@
             </w:pPr>
             <w:r>
               <w:rPr>
+                <w:rFonts w:ascii="Calibri" w:hAnsi="Calibri"/>
                 <w:sz w:val="20"/>
               </w:rPr>
               <w:t>feature/krrish-*</w:t>
@@ -19445,6 +20833,7 @@
             </w:pPr>
             <w:r>
               <w:rPr>
+                <w:rFonts w:ascii="Calibri" w:hAnsi="Calibri"/>
                 <w:sz w:val="20"/>
               </w:rPr>
               <w:t>YOLOv8 model training &amp; evaluation, repo structure, Docker Compose, API contracts, TEAM_GUIDE, dataset pipeline, cross-platform validation</w:t>
@@ -19487,13 +20876,14 @@
             </w:pPr>
             <w:r>
               <w:rPr>
+                <w:rFonts w:ascii="Calibri" w:hAnsi="Calibri"/>
                 <w:sz w:val="20"/>
               </w:rPr>
               <w:t>Anuj</w:t>
             </w:r>
             <w:r>
               <w:rPr>
-                <w:rFonts w:hint="default"/>
+                <w:rFonts w:hint="default" w:ascii="Calibri" w:hAnsi="Calibri"/>
                 <w:sz w:val="20"/>
                 <w:lang w:val="en-US"/>
               </w:rPr>
@@ -19509,14 +20899,51 @@
           <w:p>
             <w:r>
               <w:rPr>
+                <w:rFonts w:ascii="Calibri" w:hAnsi="Calibri"/>
                 <w:sz w:val="18"/>
               </w:rPr>
               <w:t>Backend Core</w:t>
-              <w:br/>
+            </w:r>
+            <w:r>
+              <w:rPr>
+                <w:rFonts w:ascii="Calibri" w:hAnsi="Calibri"/>
+                <w:sz w:val="18"/>
+              </w:rPr>
+              <w:br w:type="textWrapping"/>
+            </w:r>
+            <w:r>
+              <w:rPr>
+                <w:rFonts w:ascii="Calibri" w:hAnsi="Calibri"/>
+                <w:sz w:val="18"/>
+              </w:rPr>
               <w:t>+ Frontend ERP Portal</w:t>
-              <w:br/>
+            </w:r>
+            <w:r>
+              <w:rPr>
+                <w:rFonts w:ascii="Calibri" w:hAnsi="Calibri"/>
+                <w:sz w:val="18"/>
+              </w:rPr>
+              <w:br w:type="textWrapping"/>
+            </w:r>
+            <w:r>
+              <w:rPr>
+                <w:rFonts w:ascii="Calibri" w:hAnsi="Calibri"/>
+                <w:sz w:val="18"/>
+              </w:rPr>
               <w:t>+ Auth &amp; Security Layer</w:t>
-              <w:br/>
+            </w:r>
+            <w:r>
+              <w:rPr>
+                <w:rFonts w:ascii="Calibri" w:hAnsi="Calibri"/>
+                <w:sz w:val="18"/>
+              </w:rPr>
+              <w:br w:type="textWrapping"/>
+            </w:r>
+            <w:r>
+              <w:rPr>
+                <w:rFonts w:ascii="Calibri" w:hAnsi="Calibri"/>
+                <w:sz w:val="18"/>
+              </w:rPr>
               <w:t>+ Settings &amp; Admin</w:t>
             </w:r>
           </w:p>
@@ -19529,12 +20956,37 @@
           <w:p>
             <w:r>
               <w:rPr>
+                <w:rFonts w:ascii="Calibri" w:hAnsi="Calibri"/>
                 <w:sz w:val="18"/>
               </w:rPr>
               <w:t>feature/anuj-backend-core</w:t>
-              <w:br/>
+            </w:r>
+            <w:r>
+              <w:rPr>
+                <w:rFonts w:ascii="Calibri" w:hAnsi="Calibri"/>
+                <w:sz w:val="18"/>
+              </w:rPr>
+              <w:br w:type="textWrapping"/>
+            </w:r>
+            <w:r>
+              <w:rPr>
+                <w:rFonts w:ascii="Calibri" w:hAnsi="Calibri"/>
+                <w:sz w:val="18"/>
+              </w:rPr>
               <w:t>feature/anuj-frontend-portal</w:t>
-              <w:br/>
+            </w:r>
+            <w:r>
+              <w:rPr>
+                <w:rFonts w:ascii="Calibri" w:hAnsi="Calibri"/>
+                <w:sz w:val="18"/>
+              </w:rPr>
+              <w:br w:type="textWrapping"/>
+            </w:r>
+            <w:r>
+              <w:rPr>
+                <w:rFonts w:ascii="Calibri" w:hAnsi="Calibri"/>
+                <w:sz w:val="18"/>
+              </w:rPr>
               <w:t>feature/anuj-auth-security</w:t>
             </w:r>
           </w:p>
@@ -19547,6 +20999,7 @@
           <w:p>
             <w:r>
               <w:rPr>
+                <w:rFonts w:ascii="Calibri" w:hAnsi="Calibri"/>
                 <w:sz w:val="18"/>
               </w:rPr>
               <w:t>Database schema, workflow engine, OEE endpoint, seed data, integration gateway, complete 7-module frontend rebuild &amp; light enterprise UI redesign, multi-tenant authentication system (JWT + bcrypt), login &amp; registration pages with brute-force protection, admin approval queue for factory join codes (owner/manager gate), RBAC role system (Owner, QC Inspector, Maintenance Engineer, Operator), factory onboarding with production line configurator, settings &amp; team admin page with member approval panel, ticket description cleanup, UI contrast fixes</w:t>
@@ -19584,6 +21037,7 @@
             </w:pPr>
             <w:r>
               <w:rPr>
+                <w:rFonts w:ascii="Calibri" w:hAnsi="Calibri"/>
                 <w:sz w:val="20"/>
               </w:rPr>
               <w:t>Neerav</w:t>
@@ -19597,10 +21051,23 @@
           <w:p>
             <w:r>
               <w:rPr>
+                <w:rFonts w:ascii="Calibri" w:hAnsi="Calibri"/>
                 <w:sz w:val="18"/>
               </w:rPr>
               <w:t>Predictive Maintenance</w:t>
-              <w:br/>
+            </w:r>
+            <w:r>
+              <w:rPr>
+                <w:rFonts w:ascii="Calibri" w:hAnsi="Calibri"/>
+                <w:sz w:val="18"/>
+              </w:rPr>
+              <w:br w:type="textWrapping"/>
+            </w:r>
+            <w:r>
+              <w:rPr>
+                <w:rFonts w:ascii="Calibri" w:hAnsi="Calibri"/>
+                <w:sz w:val="18"/>
+              </w:rPr>
               <w:t>+ Tutorial &amp; Onboarding Guide</w:t>
             </w:r>
           </w:p>
@@ -19612,10 +21079,23 @@
           <w:p>
             <w:r>
               <w:rPr>
+                <w:rFonts w:ascii="Calibri" w:hAnsi="Calibri"/>
                 <w:sz w:val="18"/>
               </w:rPr>
               <w:t>feature/neerav-predictive-maintenance</w:t>
-              <w:br/>
+            </w:r>
+            <w:r>
+              <w:rPr>
+                <w:rFonts w:ascii="Calibri" w:hAnsi="Calibri"/>
+                <w:sz w:val="18"/>
+              </w:rPr>
+              <w:br w:type="textWrapping"/>
+            </w:r>
+            <w:r>
+              <w:rPr>
+                <w:rFonts w:ascii="Calibri" w:hAnsi="Calibri"/>
+                <w:sz w:val="18"/>
+              </w:rPr>
               <w:t>feature/neerav-tutorial-doc</w:t>
             </w:r>
           </w:p>
@@ -19627,6 +21107,7 @@
           <w:p>
             <w:r>
               <w:rPr>
+                <w:rFonts w:ascii="Calibri" w:hAnsi="Calibri"/>
                 <w:sz w:val="18"/>
               </w:rPr>
               <w:t>Sensor simulation, ML model (R²=0.9994), alert pipeline with hysteresis, history endpoint, contract compliance fixes, step-by-step user onboarding &amp; system tutorial documentation</w:t>
@@ -19665,6 +21146,7 @@
             </w:pPr>
             <w:r>
               <w:rPr>
+                <w:rFonts w:ascii="Calibri" w:hAnsi="Calibri"/>
                 <w:sz w:val="20"/>
               </w:rPr>
               <w:t>Vedant</w:t>
@@ -19682,18 +21164,21 @@
             </w:pPr>
             <w:r>
               <w:rPr>
+                <w:rFonts w:ascii="Calibri" w:hAnsi="Calibri"/>
                 <w:sz w:val="20"/>
               </w:rPr>
               <w:t>Root Cause Analysis</w:t>
             </w:r>
             <w:r>
               <w:rPr>
+                <w:rFonts w:ascii="Calibri" w:hAnsi="Calibri"/>
                 <w:sz w:val="20"/>
               </w:rPr>
               <w:br w:type="textWrapping"/>
             </w:r>
             <w:r>
               <w:rPr>
+                <w:rFonts w:ascii="Calibri" w:hAnsi="Calibri"/>
                 <w:sz w:val="20"/>
               </w:rPr>
               <w:t>+ Inventory Intelligence</w:t>
@@ -19711,6 +21196,7 @@
             </w:pPr>
             <w:r>
               <w:rPr>
+                <w:rFonts w:ascii="Calibri" w:hAnsi="Calibri"/>
                 <w:sz w:val="20"/>
               </w:rPr>
               <w:t>feature/vedant-root-cause</w:t>
@@ -19728,6 +21214,7 @@
             </w:pPr>
             <w:r>
               <w:rPr>
+                <w:rFonts w:ascii="Calibri" w:hAnsi="Calibri"/>
                 <w:sz w:val="20"/>
               </w:rPr>
               <w:t>Downtime analytics, report generation, dashboard summary, inventory endpoints, low-stock detection</w:t>
@@ -19765,6 +21252,7 @@
             </w:pPr>
             <w:r>
               <w:rPr>
+                <w:rFonts w:ascii="Calibri" w:hAnsi="Calibri"/>
                 <w:sz w:val="20"/>
               </w:rPr>
               <w:t>Gauri</w:t>
@@ -19781,6 +21269,7 @@
             </w:pPr>
             <w:r>
               <w:rPr>
+                <w:rFonts w:ascii="Calibri" w:hAnsi="Calibri"/>
                 <w:sz w:val="20"/>
               </w:rPr>
               <w:t>Chatbot Assistant</w:t>
@@ -19797,6 +21286,7 @@
             </w:pPr>
             <w:r>
               <w:rPr>
+                <w:rFonts w:ascii="Calibri" w:hAnsi="Calibri"/>
                 <w:sz w:val="20"/>
               </w:rPr>
               <w:t>(chatbot branch)</w:t>
@@ -19813,6 +21303,7 @@
             </w:pPr>
             <w:r>
               <w:rPr>
+                <w:rFonts w:ascii="Calibri" w:hAnsi="Calibri"/>
                 <w:sz w:val="20"/>
               </w:rPr>
               <w:t>LLM integration (Claude 3.5 Sonnet), function-calling, voice STT (Groq Whisper), JWT auth, chat history, WebSocket, notifications</w:t>
@@ -19851,6 +21342,7 @@
             </w:pPr>
             <w:r>
               <w:rPr>
+                <w:rFonts w:ascii="Calibri" w:hAnsi="Calibri"/>
                 <w:sz w:val="20"/>
               </w:rPr>
               <w:t>Abhi</w:t>
@@ -19868,6 +21360,7 @@
             </w:pPr>
             <w:r>
               <w:rPr>
+                <w:rFonts w:ascii="Calibri" w:hAnsi="Calibri"/>
                 <w:sz w:val="20"/>
               </w:rPr>
               <w:t>Frontend (originally)</w:t>
@@ -19885,6 +21378,7 @@
             </w:pPr>
             <w:r>
               <w:rPr>
+                <w:rFonts w:ascii="Calibri" w:hAnsi="Calibri"/>
                 <w:sz w:val="20"/>
               </w:rPr>
               <w:t xml:space="preserve">, </w:t>
@@ -19902,6 +21396,7 @@
             </w:pPr>
             <w:r>
               <w:rPr>
+                <w:rFonts w:ascii="Calibri" w:hAnsi="Calibri"/>
                 <w:sz w:val="20"/>
               </w:rPr>
               <w:t>No deliverables submitted (see note below)</w:t>
@@ -19916,24 +21411,32 @@
         <w:pStyle w:val="3"/>
       </w:pPr>
       <w:r>
+        <w:rPr>
+          <w:rFonts w:ascii="Calibri" w:hAnsi="Calibri"/>
+        </w:rPr>
         <w:t>Project Coordination Note</w:t>
       </w:r>
     </w:p>
     <w:p>
       <w:r>
+        <w:rPr>
+          <w:rFonts w:ascii="Calibri" w:hAnsi="Calibri"/>
+        </w:rPr>
         <w:t>For an accurate project record: the frontend module (apps/frontend/) was originally assigned to Abhi. However, Abhi did not contribute any work and was unresponsive throughout the build period. To make sure the project met its deadline with a complete, working system, Anuj took full responsibility for building the entire frontend ERP portal from scratch, including designing the Light Enterprise UI, on top of his backend-core responsibilities.</w:t>
       </w:r>
     </w:p>
     <w:p>
       <w:r>
+        <w:rPr>
+          <w:rFonts w:ascii="Calibri" w:hAnsi="Calibri"/>
+        </w:rPr>
         <w:t>This documentation was also put together by Anuj, after coordinating individually with each team member to collect their module status updates and technical details.</w:t>
       </w:r>
     </w:p>
     <w:p>
-      <w:r/>
-      <w:r>
-        <w:rPr>
-          <w:rFonts w:ascii="Inter" w:hAnsi="Inter"/>
+      <w:r>
+        <w:rPr>
+          <w:rFonts w:ascii="Calibri" w:hAnsi="Calibri"/>
           <w:sz w:val="20"/>
         </w:rPr>
         <w:t>Tutorial Documentation: Alongside engineering the Predictive Maintenance microservice, Neerav authored the comprehensive user onboarding and tutorial documentation, detailing step-by-step walkthroughs for plant managers and floor technicians.</w:t>
@@ -19941,6 +21444,9 @@
     </w:p>
     <w:p>
       <w:r>
+        <w:rPr>
+          <w:rFonts w:ascii="Calibri" w:hAnsi="Calibri"/>
+        </w:rPr>
         <w:t>This note is here to keep an accurate record of who contributed what, for future reference and stakeholder awareness. It does not take away from the effort of the team members who actively participated and delivered their modules.</w:t>
       </w:r>
     </w:p>
@@ -19949,6 +21455,9 @@
         <w:pStyle w:val="3"/>
       </w:pPr>
       <w:r>
+        <w:rPr>
+          <w:rFonts w:ascii="Calibri" w:hAnsi="Calibri"/>
+        </w:rPr>
         <w:t>Git Workflow</w:t>
       </w:r>
     </w:p>
@@ -19958,6 +21467,9 @@
         <w:ind w:left="360"/>
       </w:pPr>
       <w:r>
+        <w:rPr>
+          <w:rFonts w:ascii="Calibri" w:hAnsi="Calibri"/>
+        </w:rPr>
         <w:t>main branch: Always demo-ready. Protected, no direct pushes.</w:t>
       </w:r>
     </w:p>
@@ -19967,6 +21479,9 @@
         <w:ind w:left="360"/>
       </w:pPr>
       <w:r>
+        <w:rPr>
+          <w:rFonts w:ascii="Calibri" w:hAnsi="Calibri"/>
+        </w:rPr>
         <w:t>develop / frontend branch: Daily integration branches. All feature branches merge here first.</w:t>
       </w:r>
     </w:p>
@@ -19976,6 +21491,9 @@
         <w:ind w:left="360"/>
       </w:pPr>
       <w:r>
+        <w:rPr>
+          <w:rFonts w:ascii="Calibri" w:hAnsi="Calibri"/>
+        </w:rPr>
         <w:t>Feature branches: Named feature/&lt;name&gt;-&lt;short-task&gt; (e.g., feature/anuj-frontend-portal).</w:t>
       </w:r>
     </w:p>
@@ -19985,6 +21503,9 @@
         <w:ind w:left="360"/>
       </w:pPr>
       <w:r>
+        <w:rPr>
+          <w:rFonts w:ascii="Calibri" w:hAnsi="Calibri"/>
+        </w:rPr>
         <w:t>Code review: Any change touching apps/backend-core/app/db/ or app/schemas.py requires Anuj's review (shared contract). Changes within individual service folders can be reviewed by any teammate.</w:t>
       </w:r>
     </w:p>
@@ -19994,11 +21515,17 @@
         <w:ind w:left="360"/>
       </w:pPr>
       <w:r>
+        <w:rPr>
+          <w:rFonts w:ascii="Calibri" w:hAnsi="Calibri"/>
+        </w:rPr>
         <w:t>Daily merge: Validated through docker compose up and checking individual health endpoints.</w:t>
       </w:r>
     </w:p>
     <w:p>
       <w:r>
+        <w:rPr>
+          <w:rFonts w:ascii="Calibri" w:hAnsi="Calibri"/>
+        </w:rPr>
         <w:br w:type="page"/>
       </w:r>
     </w:p>
@@ -20007,6 +21534,9 @@
         <w:pStyle w:val="2"/>
       </w:pPr>
       <w:r>
+        <w:rPr>
+          <w:rFonts w:ascii="Calibri" w:hAnsi="Calibri"/>
+        </w:rPr>
         <w:t>12. How to Run, Quick Start Guide</w:t>
       </w:r>
     </w:p>
@@ -20015,6 +21545,9 @@
         <w:pStyle w:val="3"/>
       </w:pPr>
       <w:r>
+        <w:rPr>
+          <w:rFonts w:ascii="Calibri" w:hAnsi="Calibri"/>
+        </w:rPr>
         <w:t>Prerequisites</w:t>
       </w:r>
     </w:p>
@@ -20024,6 +21557,9 @@
         <w:ind w:left="360"/>
       </w:pPr>
       <w:r>
+        <w:rPr>
+          <w:rFonts w:ascii="Calibri" w:hAnsi="Calibri"/>
+        </w:rPr>
         <w:t>Python 3.10+</w:t>
       </w:r>
     </w:p>
@@ -20033,6 +21569,9 @@
         <w:ind w:left="360"/>
       </w:pPr>
       <w:r>
+        <w:rPr>
+          <w:rFonts w:ascii="Calibri" w:hAnsi="Calibri"/>
+        </w:rPr>
         <w:t>Node.js 18+ and npm</w:t>
       </w:r>
     </w:p>
@@ -20042,6 +21581,9 @@
         <w:ind w:left="360"/>
       </w:pPr>
       <w:r>
+        <w:rPr>
+          <w:rFonts w:ascii="Calibri" w:hAnsi="Calibri"/>
+        </w:rPr>
         <w:t>Docker and Docker Compose (for full-stack mode)</w:t>
       </w:r>
     </w:p>
@@ -20051,6 +21593,9 @@
         <w:ind w:left="360"/>
       </w:pPr>
       <w:r>
+        <w:rPr>
+          <w:rFonts w:ascii="Calibri" w:hAnsi="Calibri"/>
+        </w:rPr>
         <w:t>Git</w:t>
       </w:r>
     </w:p>
@@ -20059,12 +21604,16 @@
         <w:pStyle w:val="3"/>
       </w:pPr>
       <w:r>
+        <w:rPr>
+          <w:rFonts w:ascii="Calibri" w:hAnsi="Calibri"/>
+        </w:rPr>
         <w:t>Option A: Docker Compose (Recommended)</w:t>
       </w:r>
     </w:p>
     <w:p>
       <w:r>
         <w:rPr>
+          <w:rFonts w:ascii="Calibri" w:hAnsi="Calibri"/>
           <w:b/>
           <w:sz w:val="22"/>
         </w:rPr>
@@ -20109,6 +21658,7 @@
     <w:p>
       <w:r>
         <w:rPr>
+          <w:rFonts w:ascii="Calibri" w:hAnsi="Calibri"/>
           <w:b/>
           <w:sz w:val="22"/>
         </w:rPr>
@@ -20209,6 +21759,7 @@
     <w:p>
       <w:r>
         <w:rPr>
+          <w:rFonts w:ascii="Calibri" w:hAnsi="Calibri"/>
           <w:b/>
           <w:sz w:val="22"/>
         </w:rPr>
@@ -20253,6 +21804,7 @@
     <w:p>
       <w:r>
         <w:rPr>
+          <w:rFonts w:ascii="Calibri" w:hAnsi="Calibri"/>
           <w:b/>
           <w:sz w:val="22"/>
         </w:rPr>
@@ -20283,6 +21835,7 @@
     <w:p>
       <w:r>
         <w:rPr>
+          <w:rFonts w:ascii="Calibri" w:hAnsi="Calibri"/>
           <w:b/>
           <w:sz w:val="22"/>
         </w:rPr>
@@ -20369,6 +21922,7 @@
     <w:p>
       <w:r>
         <w:rPr>
+          <w:rFonts w:ascii="Calibri" w:hAnsi="Calibri"/>
           <w:b/>
           <w:sz w:val="22"/>
         </w:rPr>
@@ -20399,6 +21953,7 @@
     <w:p>
       <w:r>
         <w:rPr>
+          <w:rFonts w:ascii="Calibri" w:hAnsi="Calibri"/>
           <w:b/>
           <w:sz w:val="22"/>
         </w:rPr>
@@ -20431,17 +21986,24 @@
         <w:pStyle w:val="3"/>
       </w:pPr>
       <w:r>
+        <w:rPr>
+          <w:rFonts w:ascii="Calibri" w:hAnsi="Calibri"/>
+        </w:rPr>
         <w:t>Option B: Standalone (No Docker)</w:t>
       </w:r>
     </w:p>
     <w:p>
       <w:r>
+        <w:rPr>
+          <w:rFonts w:ascii="Calibri" w:hAnsi="Calibri"/>
+        </w:rPr>
         <w:t>Each service can also be run on its own for development:</w:t>
       </w:r>
     </w:p>
     <w:p>
       <w:r>
         <w:rPr>
+          <w:rFonts w:ascii="Calibri" w:hAnsi="Calibri"/>
           <w:b/>
           <w:sz w:val="20"/>
         </w:rPr>
@@ -20458,6 +22020,7 @@
     <w:p>
       <w:r>
         <w:rPr>
+          <w:rFonts w:ascii="Calibri" w:hAnsi="Calibri"/>
           <w:b/>
           <w:sz w:val="20"/>
         </w:rPr>
@@ -20474,6 +22037,7 @@
     <w:p>
       <w:r>
         <w:rPr>
+          <w:rFonts w:ascii="Calibri" w:hAnsi="Calibri"/>
           <w:b/>
           <w:sz w:val="20"/>
         </w:rPr>
@@ -20490,6 +22054,7 @@
     <w:p>
       <w:r>
         <w:rPr>
+          <w:rFonts w:ascii="Calibri" w:hAnsi="Calibri"/>
           <w:b/>
           <w:sz w:val="20"/>
         </w:rPr>
@@ -20506,6 +22071,7 @@
     <w:p>
       <w:r>
         <w:rPr>
+          <w:rFonts w:ascii="Calibri" w:hAnsi="Calibri"/>
           <w:b/>
           <w:sz w:val="20"/>
         </w:rPr>
@@ -20522,6 +22088,7 @@
     <w:p>
       <w:r>
         <w:rPr>
+          <w:rFonts w:ascii="Calibri" w:hAnsi="Calibri"/>
           <w:b/>
           <w:sz w:val="20"/>
         </w:rPr>
@@ -20537,6 +22104,9 @@
     </w:p>
     <w:p>
       <w:r>
+        <w:rPr>
+          <w:rFonts w:ascii="Calibri" w:hAnsi="Calibri"/>
+        </w:rPr>
         <w:br w:type="page"/>
       </w:r>
     </w:p>
@@ -20545,11 +22115,17 @@
         <w:pStyle w:val="2"/>
       </w:pPr>
       <w:r>
+        <w:rPr>
+          <w:rFonts w:ascii="Calibri" w:hAnsi="Calibri"/>
+        </w:rPr>
         <w:t>13. Future Scope &amp; Roadmap</w:t>
       </w:r>
     </w:p>
     <w:p>
       <w:r>
+        <w:rPr>
+          <w:rFonts w:ascii="Calibri" w:hAnsi="Calibri"/>
+        </w:rPr>
         <w:t>FactoryGPT was built as a 15-day proof of concept. The following are natural next steps to turn it into a production-ready factory OS:</w:t>
       </w:r>
     </w:p>
@@ -20560,6 +22136,7 @@
       </w:pPr>
       <w:r>
         <w:rPr>
+          <w:rFonts w:ascii="Calibri" w:hAnsi="Calibri"/>
           <w:b/>
           <w:sz w:val="22"/>
         </w:rPr>
@@ -20573,6 +22150,7 @@
       </w:pPr>
       <w:r>
         <w:rPr>
+          <w:rFonts w:ascii="Calibri" w:hAnsi="Calibri"/>
           <w:b/>
           <w:sz w:val="22"/>
         </w:rPr>
@@ -20586,6 +22164,7 @@
       </w:pPr>
       <w:r>
         <w:rPr>
+          <w:rFonts w:ascii="Calibri" w:hAnsi="Calibri"/>
           <w:b/>
           <w:sz w:val="22"/>
         </w:rPr>
@@ -20599,6 +22178,7 @@
       </w:pPr>
       <w:r>
         <w:rPr>
+          <w:rFonts w:ascii="Calibri" w:hAnsi="Calibri"/>
           <w:b/>
           <w:sz w:val="22"/>
         </w:rPr>
@@ -20612,6 +22192,7 @@
       </w:pPr>
       <w:r>
         <w:rPr>
+          <w:rFonts w:ascii="Calibri" w:hAnsi="Calibri"/>
           <w:b/>
           <w:sz w:val="22"/>
         </w:rPr>
@@ -20625,6 +22206,7 @@
       </w:pPr>
       <w:r>
         <w:rPr>
+          <w:rFonts w:ascii="Calibri" w:hAnsi="Calibri"/>
           <w:b/>
           <w:sz w:val="22"/>
         </w:rPr>
@@ -20638,6 +22220,7 @@
       </w:pPr>
       <w:r>
         <w:rPr>
+          <w:rFonts w:ascii="Calibri" w:hAnsi="Calibri"/>
           <w:b/>
           <w:sz w:val="22"/>
         </w:rPr>
@@ -20651,6 +22234,7 @@
       </w:pPr>
       <w:r>
         <w:rPr>
+          <w:rFonts w:ascii="Calibri" w:hAnsi="Calibri"/>
           <w:b/>
           <w:sz w:val="22"/>
         </w:rPr>
@@ -20664,6 +22248,7 @@
       </w:pPr>
       <w:r>
         <w:rPr>
+          <w:rFonts w:ascii="Calibri" w:hAnsi="Calibri"/>
           <w:b/>
           <w:sz w:val="22"/>
         </w:rPr>
@@ -20677,6 +22262,7 @@
       </w:pPr>
       <w:r>
         <w:rPr>
+          <w:rFonts w:ascii="Calibri" w:hAnsi="Calibri"/>
           <w:b/>
           <w:sz w:val="22"/>
         </w:rPr>
@@ -20685,6 +22271,9 @@
     </w:p>
     <w:p>
       <w:r>
+        <w:rPr>
+          <w:rFonts w:ascii="Calibri" w:hAnsi="Calibri"/>
+        </w:rPr>
         <w:br w:type="page"/>
       </w:r>
     </w:p>
@@ -20693,6 +22282,9 @@
         <w:pStyle w:val="2"/>
       </w:pPr>
       <w:r>
+        <w:rPr>
+          <w:rFonts w:ascii="Calibri" w:hAnsi="Calibri"/>
+        </w:rPr>
         <w:t>14. Glossary</w:t>
       </w:r>
     </w:p>
@@ -20752,6 +22344,7 @@
             </w:pPr>
             <w:r>
               <w:rPr>
+                <w:rFonts w:ascii="Calibri" w:hAnsi="Calibri"/>
                 <w:b/>
                 <w:color w:val="FFFFFF"/>
                 <w:sz w:val="20"/>
@@ -20771,6 +22364,7 @@
             </w:pPr>
             <w:r>
               <w:rPr>
+                <w:rFonts w:ascii="Calibri" w:hAnsi="Calibri"/>
                 <w:b/>
                 <w:color w:val="FFFFFF"/>
                 <w:sz w:val="20"/>
@@ -20810,6 +22404,7 @@
             </w:pPr>
             <w:r>
               <w:rPr>
+                <w:rFonts w:ascii="Calibri" w:hAnsi="Calibri"/>
                 <w:sz w:val="20"/>
               </w:rPr>
               <w:t>OEE</w:t>
@@ -20826,6 +22421,7 @@
             </w:pPr>
             <w:r>
               <w:rPr>
+                <w:rFonts w:ascii="Calibri" w:hAnsi="Calibri"/>
                 <w:sz w:val="20"/>
               </w:rPr>
               <w:t>Overall Equipment Effectiveness, a manufacturing productivity metric combining Availability, Performance, and Quality</w:t>
@@ -20864,6 +22460,7 @@
             </w:pPr>
             <w:r>
               <w:rPr>
+                <w:rFonts w:ascii="Calibri" w:hAnsi="Calibri"/>
                 <w:sz w:val="20"/>
               </w:rPr>
               <w:t>mAP</w:t>
@@ -20881,6 +22478,7 @@
             </w:pPr>
             <w:r>
               <w:rPr>
+                <w:rFonts w:ascii="Calibri" w:hAnsi="Calibri"/>
                 <w:sz w:val="20"/>
               </w:rPr>
               <w:t>Mean Average Precision, standard metric for object detection model accuracy</w:t>
@@ -20918,6 +22516,7 @@
             </w:pPr>
             <w:r>
               <w:rPr>
+                <w:rFonts w:ascii="Calibri" w:hAnsi="Calibri"/>
                 <w:sz w:val="20"/>
               </w:rPr>
               <w:t>Precision</w:t>
@@ -20934,6 +22533,7 @@
             </w:pPr>
             <w:r>
               <w:rPr>
+                <w:rFonts w:ascii="Calibri" w:hAnsi="Calibri"/>
                 <w:sz w:val="20"/>
               </w:rPr>
               <w:t>Fraction of detected objects that are correct (true positives / all detections)</w:t>
@@ -20972,6 +22572,7 @@
             </w:pPr>
             <w:r>
               <w:rPr>
+                <w:rFonts w:ascii="Calibri" w:hAnsi="Calibri"/>
                 <w:sz w:val="20"/>
               </w:rPr>
               <w:t>Recall</w:t>
@@ -20989,6 +22590,7 @@
             </w:pPr>
             <w:r>
               <w:rPr>
+                <w:rFonts w:ascii="Calibri" w:hAnsi="Calibri"/>
                 <w:sz w:val="20"/>
               </w:rPr>
               <w:t>Fraction of actual objects that were detected (true positives / all ground truth)</w:t>
@@ -21026,6 +22628,7 @@
             </w:pPr>
             <w:r>
               <w:rPr>
+                <w:rFonts w:ascii="Calibri" w:hAnsi="Calibri"/>
                 <w:sz w:val="20"/>
               </w:rPr>
               <w:t>IoU</w:t>
@@ -21042,6 +22645,7 @@
             </w:pPr>
             <w:r>
               <w:rPr>
+                <w:rFonts w:ascii="Calibri" w:hAnsi="Calibri"/>
                 <w:sz w:val="20"/>
               </w:rPr>
               <w:t>Intersection over Union, measures overlap between predicted and actual bounding boxes</w:t>
@@ -21080,6 +22684,7 @@
             </w:pPr>
             <w:r>
               <w:rPr>
+                <w:rFonts w:ascii="Calibri" w:hAnsi="Calibri"/>
                 <w:sz w:val="20"/>
               </w:rPr>
               <w:t>R²</w:t>
@@ -21097,6 +22702,7 @@
             </w:pPr>
             <w:r>
               <w:rPr>
+                <w:rFonts w:ascii="Calibri" w:hAnsi="Calibri"/>
                 <w:sz w:val="20"/>
               </w:rPr>
               <w:t>Coefficient of Determination, measures how well a regression model fits the data (1.0 = perfect)</w:t>
@@ -21134,6 +22740,7 @@
             </w:pPr>
             <w:r>
               <w:rPr>
+                <w:rFonts w:ascii="Calibri" w:hAnsi="Calibri"/>
                 <w:sz w:val="20"/>
               </w:rPr>
               <w:t>MAE</w:t>
@@ -21150,6 +22757,7 @@
             </w:pPr>
             <w:r>
               <w:rPr>
+                <w:rFonts w:ascii="Calibri" w:hAnsi="Calibri"/>
                 <w:sz w:val="20"/>
               </w:rPr>
               <w:t>Mean Absolute Error, average magnitude of prediction errors</w:t>
@@ -21188,6 +22796,7 @@
             </w:pPr>
             <w:r>
               <w:rPr>
+                <w:rFonts w:ascii="Calibri" w:hAnsi="Calibri"/>
                 <w:sz w:val="20"/>
               </w:rPr>
               <w:t>YOLO</w:t>
@@ -21205,6 +22814,7 @@
             </w:pPr>
             <w:r>
               <w:rPr>
+                <w:rFonts w:ascii="Calibri" w:hAnsi="Calibri"/>
                 <w:sz w:val="20"/>
               </w:rPr>
               <w:t>You Only Look Once, real-time object detection architecture</w:t>
@@ -21242,6 +22852,7 @@
             </w:pPr>
             <w:r>
               <w:rPr>
+                <w:rFonts w:ascii="Calibri" w:hAnsi="Calibri"/>
                 <w:sz w:val="20"/>
               </w:rPr>
               <w:t>STT</w:t>
@@ -21258,6 +22869,7 @@
             </w:pPr>
             <w:r>
               <w:rPr>
+                <w:rFonts w:ascii="Calibri" w:hAnsi="Calibri"/>
                 <w:sz w:val="20"/>
               </w:rPr>
               <w:t>Speech-to-Text, converting audio speech into written text</w:t>
@@ -21296,6 +22908,7 @@
             </w:pPr>
             <w:r>
               <w:rPr>
+                <w:rFonts w:ascii="Calibri" w:hAnsi="Calibri"/>
                 <w:sz w:val="20"/>
               </w:rPr>
               <w:t>RAG</w:t>
@@ -21313,6 +22926,7 @@
             </w:pPr>
             <w:r>
               <w:rPr>
+                <w:rFonts w:ascii="Calibri" w:hAnsi="Calibri"/>
                 <w:sz w:val="20"/>
               </w:rPr>
               <w:t>Retrieval-Augmented Generation, combining LLM responses with retrieved factual data</w:t>
@@ -21350,6 +22964,7 @@
             </w:pPr>
             <w:r>
               <w:rPr>
+                <w:rFonts w:ascii="Calibri" w:hAnsi="Calibri"/>
                 <w:sz w:val="20"/>
               </w:rPr>
               <w:t>LLM</w:t>
@@ -21366,6 +22981,7 @@
             </w:pPr>
             <w:r>
               <w:rPr>
+                <w:rFonts w:ascii="Calibri" w:hAnsi="Calibri"/>
                 <w:sz w:val="20"/>
               </w:rPr>
               <w:t>Large Language Model, AI model trained on large text corpora for language understanding</w:t>
@@ -21404,6 +23020,7 @@
             </w:pPr>
             <w:r>
               <w:rPr>
+                <w:rFonts w:ascii="Calibri" w:hAnsi="Calibri"/>
                 <w:sz w:val="20"/>
               </w:rPr>
               <w:t>FastAPI</w:t>
@@ -21421,6 +23038,7 @@
             </w:pPr>
             <w:r>
               <w:rPr>
+                <w:rFonts w:ascii="Calibri" w:hAnsi="Calibri"/>
                 <w:sz w:val="20"/>
               </w:rPr>
               <w:t>High-performance Python web framework for building REST APIs</w:t>
@@ -21458,6 +23076,7 @@
             </w:pPr>
             <w:r>
               <w:rPr>
+                <w:rFonts w:ascii="Calibri" w:hAnsi="Calibri"/>
                 <w:sz w:val="20"/>
               </w:rPr>
               <w:t>SQLAlchemy</w:t>
@@ -21474,6 +23093,7 @@
             </w:pPr>
             <w:r>
               <w:rPr>
+                <w:rFonts w:ascii="Calibri" w:hAnsi="Calibri"/>
                 <w:sz w:val="20"/>
               </w:rPr>
               <w:t>Python SQL toolkit and Object-Relational Mapping (ORM) library</w:t>
@@ -21512,6 +23132,7 @@
             </w:pPr>
             <w:r>
               <w:rPr>
+                <w:rFonts w:ascii="Calibri" w:hAnsi="Calibri"/>
                 <w:sz w:val="20"/>
               </w:rPr>
               <w:t>Pydantic</w:t>
@@ -21529,6 +23150,7 @@
             </w:pPr>
             <w:r>
               <w:rPr>
+                <w:rFonts w:ascii="Calibri" w:hAnsi="Calibri"/>
                 <w:sz w:val="20"/>
               </w:rPr>
               <w:t>Python data validation library using type annotations</w:t>
@@ -21566,6 +23188,7 @@
             </w:pPr>
             <w:r>
               <w:rPr>
+                <w:rFonts w:ascii="Calibri" w:hAnsi="Calibri"/>
                 <w:sz w:val="20"/>
               </w:rPr>
               <w:t>JWT</w:t>
@@ -21582,6 +23205,7 @@
             </w:pPr>
             <w:r>
               <w:rPr>
+                <w:rFonts w:ascii="Calibri" w:hAnsi="Calibri"/>
                 <w:sz w:val="20"/>
               </w:rPr>
               <w:t>JSON Web Token, compact token format for authentication and authorization</w:t>
@@ -21620,6 +23244,7 @@
             </w:pPr>
             <w:r>
               <w:rPr>
+                <w:rFonts w:ascii="Calibri" w:hAnsi="Calibri"/>
                 <w:sz w:val="20"/>
               </w:rPr>
               <w:t>ORM</w:t>
@@ -21637,6 +23262,7 @@
             </w:pPr>
             <w:r>
               <w:rPr>
+                <w:rFonts w:ascii="Calibri" w:hAnsi="Calibri"/>
                 <w:sz w:val="20"/>
               </w:rPr>
               <w:t>Object-Relational Mapping, programming technique for converting between database and code objects</w:t>
@@ -21674,6 +23300,7 @@
             </w:pPr>
             <w:r>
               <w:rPr>
+                <w:rFonts w:ascii="Calibri" w:hAnsi="Calibri"/>
                 <w:sz w:val="20"/>
               </w:rPr>
               <w:t>WebSocket</w:t>
@@ -21690,6 +23317,7 @@
             </w:pPr>
             <w:r>
               <w:rPr>
+                <w:rFonts w:ascii="Calibri" w:hAnsi="Calibri"/>
                 <w:sz w:val="20"/>
               </w:rPr>
               <w:t>Protocol for full-duplex, real-time communication between client and server</w:t>
@@ -21728,6 +23356,7 @@
             </w:pPr>
             <w:r>
               <w:rPr>
+                <w:rFonts w:ascii="Calibri" w:hAnsi="Calibri"/>
                 <w:sz w:val="20"/>
               </w:rPr>
               <w:t>Hysteresis</w:t>
@@ -21745,6 +23374,7 @@
             </w:pPr>
             <w:r>
               <w:rPr>
+                <w:rFonts w:ascii="Calibri" w:hAnsi="Calibri"/>
                 <w:sz w:val="20"/>
               </w:rPr>
               <w:t>Threshold-based control with different fire and re-arm points to prevent oscillation</w:t>
@@ -21782,6 +23412,7 @@
             </w:pPr>
             <w:r>
               <w:rPr>
+                <w:rFonts w:ascii="Calibri" w:hAnsi="Calibri"/>
                 <w:sz w:val="20"/>
               </w:rPr>
               <w:t>ERP</w:t>
@@ -21798,6 +23429,7 @@
             </w:pPr>
             <w:r>
               <w:rPr>
+                <w:rFonts w:ascii="Calibri" w:hAnsi="Calibri"/>
                 <w:sz w:val="20"/>
               </w:rPr>
               <w:t>Enterprise Resource Planning, integrated management software for business processes</w:t>
@@ -21836,6 +23468,7 @@
             </w:pPr>
             <w:r>
               <w:rPr>
+                <w:rFonts w:ascii="Calibri" w:hAnsi="Calibri"/>
                 <w:sz w:val="20"/>
               </w:rPr>
               <w:t>MES</w:t>
@@ -21853,6 +23486,7 @@
             </w:pPr>
             <w:r>
               <w:rPr>
+                <w:rFonts w:ascii="Calibri" w:hAnsi="Calibri"/>
                 <w:sz w:val="20"/>
               </w:rPr>
               <w:t>Manufacturing Execution System, software for managing manufacturing operations</w:t>
@@ -21864,6 +23498,9 @@
     <w:p/>
     <w:p>
       <w:r>
+        <w:rPr>
+          <w:rFonts w:ascii="Calibri" w:hAnsi="Calibri"/>
+        </w:rPr>
         <w:br w:type="page"/>
       </w:r>
     </w:p>
@@ -21881,6 +23518,7 @@
       </w:pPr>
       <w:r>
         <w:rPr>
+          <w:rFonts w:ascii="Calibri" w:hAnsi="Calibri"/>
           <w:i/>
           <w:color w:val="757575"/>
           <w:sz w:val="28"/>
@@ -21895,6 +23533,7 @@
       </w:pPr>
       <w:r>
         <w:rPr>
+          <w:rFonts w:ascii="Calibri" w:hAnsi="Calibri"/>
           <w:color w:val="9E9E9E"/>
           <w:sz w:val="20"/>
         </w:rPr>
@@ -21911,6 +23550,7 @@
       </w:pPr>
       <w:r>
         <w:rPr>
+          <w:rFonts w:ascii="Calibri" w:hAnsi="Calibri"/>
           <w:color w:val="0D47A1"/>
           <w:sz w:val="20"/>
         </w:rPr>
@@ -21956,12 +23596,32 @@
       </w:pPr>
       <w:r>
         <w:rPr>
+          <w:rFonts w:hint="default" w:ascii="Calibri" w:hAnsi="Calibri"/>
+          <w:color w:val="0D47A1"/>
+          <w:sz w:val="20"/>
+          <w:lang w:val="en-US"/>
+        </w:rPr>
+        <w:t>Factory owner</w:t>
+      </w:r>
+    </w:p>
+    <w:p>
+      <w:pPr>
+        <w:jc w:val="center"/>
+        <w:rPr>
           <w:rFonts w:hint="default"/>
           <w:color w:val="0D47A1"/>
           <w:sz w:val="20"/>
           <w:lang w:val="en-US"/>
         </w:rPr>
-        <w:t>Factory owner</w:t>
+      </w:pPr>
+      <w:r>
+        <w:rPr>
+          <w:rFonts w:hint="default" w:ascii="Calibri" w:hAnsi="Calibri"/>
+          <w:color w:val="0D47A1"/>
+          <w:sz w:val="20"/>
+          <w:lang w:val="en-US"/>
+        </w:rPr>
+        <w:t>Manager</w:t>
       </w:r>
     </w:p>
     <w:p>
@@ -21976,46 +23636,24 @@
       </w:pPr>
       <w:r>
         <w:rPr>
+          <w:rFonts w:hint="default" w:ascii="Calibri" w:hAnsi="Calibri"/>
+          <w:color w:val="0D47A1"/>
+          <w:sz w:val="20"/>
+          <w:lang w:val="en-US"/>
+        </w:rPr>
+        <w:t>Employees</w:t>
+      </w:r>
+    </w:p>
+    <w:p>
+      <w:pPr>
+        <w:jc w:val="both"/>
+        <w:rPr>
           <w:rFonts w:hint="default"/>
           <w:color w:val="0D47A1"/>
           <w:sz w:val="20"/>
           <w:lang w:val="en-US"/>
         </w:rPr>
-        <w:t>Manager</w:t>
-      </w:r>
-    </w:p>
-    <w:p>
-      <w:pPr>
-        <w:jc w:val="center"/>
-        <w:rPr>
-          <w:rFonts w:hint="default"/>
-          <w:color w:val="0D47A1"/>
-          <w:sz w:val="20"/>
-          <w:lang w:val="en-US"/>
-        </w:rPr>
       </w:pPr>
-      <w:r>
-        <w:rPr>
-          <w:rFonts w:hint="default"/>
-          <w:color w:val="0D47A1"/>
-          <w:sz w:val="20"/>
-          <w:lang w:val="en-US"/>
-        </w:rPr>
-        <w:t>Employees</w:t>
-      </w:r>
-    </w:p>
-    <w:p>
-      <w:pPr>
-        <w:jc w:val="both"/>
-        <w:rPr>
-          <w:rFonts w:hint="default"/>
-          <w:color w:val="0D47A1"/>
-          <w:sz w:val="20"/>
-          <w:lang w:val="en-US"/>
-        </w:rPr>
-      </w:pPr>
-      <w:bookmarkStart w:id="0" w:name="_GoBack"/>
-      <w:bookmarkEnd w:id="0"/>
     </w:p>
     <w:sectPr>
       <w:pgSz w:w="12240" w:h="15840"/>
@@ -22277,8 +23915,8 @@
     <w:lsdException w:uiPriority="99" w:name="toa heading"/>
     <w:lsdException w:qFormat="1" w:uiPriority="99" w:semiHidden="0" w:name="List"/>
     <w:lsdException w:qFormat="1" w:uiPriority="99" w:semiHidden="0" w:name="List Bullet"/>
-    <w:lsdException w:uiPriority="99" w:semiHidden="0" w:name="List Number"/>
-    <w:lsdException w:uiPriority="99" w:semiHidden="0" w:name="List 2"/>
+    <w:lsdException w:qFormat="1" w:uiPriority="99" w:semiHidden="0" w:name="List Number"/>
+    <w:lsdException w:qFormat="1" w:uiPriority="99" w:semiHidden="0" w:name="List 2"/>
     <w:lsdException w:qFormat="1" w:uiPriority="99" w:semiHidden="0" w:name="List 3"/>
     <w:lsdException w:uiPriority="99" w:name="List 4"/>
     <w:lsdException w:uiPriority="99" w:name="List 5"/>
@@ -22293,8 +23931,8 @@
     <w:lsdException w:qFormat="1" w:unhideWhenUsed="0" w:uiPriority="10" w:semiHidden="0" w:name="Title"/>
     <w:lsdException w:uiPriority="99" w:name="Closing"/>
     <w:lsdException w:uiPriority="99" w:name="Signature"/>
-    <w:lsdException w:uiPriority="1" w:name="Default Paragraph Font"/>
-    <w:lsdException w:uiPriority="99" w:semiHidden="0" w:name="Body Text"/>
+    <w:lsdException w:qFormat="1" w:uiPriority="1" w:name="Default Paragraph Font"/>
+    <w:lsdException w:qFormat="1" w:uiPriority="99" w:semiHidden="0" w:name="Body Text"/>
     <w:lsdException w:uiPriority="99" w:name="Body Text Indent"/>
     <w:lsdException w:qFormat="1" w:uiPriority="99" w:semiHidden="0" w:name="List Continue"/>
     <w:lsdException w:qFormat="1" w:uiPriority="99" w:semiHidden="0" w:name="List Continue 2"/>
@@ -22331,7 +23969,7 @@
     <w:lsdException w:uiPriority="99" w:name="HTML Sample"/>
     <w:lsdException w:uiPriority="99" w:name="HTML Typewriter"/>
     <w:lsdException w:uiPriority="99" w:name="HTML Variable"/>
-    <w:lsdException w:uiPriority="99" w:name="Normal Table"/>
+    <w:lsdException w:qFormat="1" w:uiPriority="99" w:name="Normal Table"/>
     <w:lsdException w:uiPriority="99" w:name="annotation subject"/>
     <w:lsdException w:uiPriority="99" w:name="Table Simple 1"/>
     <w:lsdException w:uiPriority="99" w:name="Table Simple 2"/>
@@ -22381,7 +24019,7 @@
     <w:lsdException w:qFormat="1" w:unhideWhenUsed="0" w:uiPriority="1" w:semiHidden="0" w:name="No Spacing"/>
     <w:lsdException w:qFormat="1" w:unhideWhenUsed="0" w:uiPriority="60" w:semiHidden="0" w:name="Light Shading"/>
     <w:lsdException w:qFormat="1" w:unhideWhenUsed="0" w:uiPriority="61" w:semiHidden="0" w:name="Light List"/>
-    <w:lsdException w:unhideWhenUsed="0" w:uiPriority="62" w:semiHidden="0" w:name="Light Grid"/>
+    <w:lsdException w:qFormat="1" w:unhideWhenUsed="0" w:uiPriority="62" w:semiHidden="0" w:name="Light Grid"/>
     <w:lsdException w:qFormat="1" w:unhideWhenUsed="0" w:uiPriority="63" w:semiHidden="0" w:name="Medium Shading 1"/>
     <w:lsdException w:qFormat="1" w:unhideWhenUsed="0" w:uiPriority="64" w:semiHidden="0" w:name="Medium Shading 2"/>
     <w:lsdException w:qFormat="1" w:unhideWhenUsed="0" w:uiPriority="65" w:semiHidden="0" w:name="Medium List 1"/>
@@ -22414,7 +24052,7 @@
     <w:lsdException w:qFormat="1" w:unhideWhenUsed="0" w:uiPriority="61" w:semiHidden="0" w:name="Light List Accent 2"/>
     <w:lsdException w:qFormat="1" w:unhideWhenUsed="0" w:uiPriority="62" w:semiHidden="0" w:name="Light Grid Accent 2"/>
     <w:lsdException w:qFormat="1" w:unhideWhenUsed="0" w:uiPriority="63" w:semiHidden="0" w:name="Medium Shading 1 Accent 2"/>
-    <w:lsdException w:unhideWhenUsed="0" w:uiPriority="64" w:semiHidden="0" w:name="Medium Shading 2 Accent 2"/>
+    <w:lsdException w:qFormat="1" w:unhideWhenUsed="0" w:uiPriority="64" w:semiHidden="0" w:name="Medium Shading 2 Accent 2"/>
     <w:lsdException w:qFormat="1" w:unhideWhenUsed="0" w:uiPriority="65" w:semiHidden="0" w:name="Medium List 1 Accent 2"/>
     <w:lsdException w:qFormat="1" w:unhideWhenUsed="0" w:uiPriority="66" w:semiHidden="0" w:name="Medium List 2 Accent 2"/>
     <w:lsdException w:qFormat="1" w:unhideWhenUsed="0" w:uiPriority="67" w:semiHidden="0" w:name="Medium Grid 1 Accent 2"/>
@@ -22428,7 +24066,7 @@
     <w:lsdException w:qFormat="1" w:unhideWhenUsed="0" w:uiPriority="61" w:semiHidden="0" w:name="Light List Accent 3"/>
     <w:lsdException w:qFormat="1" w:unhideWhenUsed="0" w:uiPriority="62" w:semiHidden="0" w:name="Light Grid Accent 3"/>
     <w:lsdException w:qFormat="1" w:unhideWhenUsed="0" w:uiPriority="63" w:semiHidden="0" w:name="Medium Shading 1 Accent 3"/>
-    <w:lsdException w:unhideWhenUsed="0" w:uiPriority="64" w:semiHidden="0" w:name="Medium Shading 2 Accent 3"/>
+    <w:lsdException w:qFormat="1" w:unhideWhenUsed="0" w:uiPriority="64" w:semiHidden="0" w:name="Medium Shading 2 Accent 3"/>
     <w:lsdException w:qFormat="1" w:unhideWhenUsed="0" w:uiPriority="65" w:semiHidden="0" w:name="Medium List 1 Accent 3"/>
     <w:lsdException w:qFormat="1" w:unhideWhenUsed="0" w:uiPriority="66" w:semiHidden="0" w:name="Medium List 2 Accent 3"/>
     <w:lsdException w:qFormat="1" w:unhideWhenUsed="0" w:uiPriority="67" w:semiHidden="0" w:name="Medium Grid 1 Accent 3"/>
@@ -22441,7 +24079,7 @@
     <w:lsdException w:qFormat="1" w:unhideWhenUsed="0" w:uiPriority="60" w:semiHidden="0" w:name="Light Shading Accent 4"/>
     <w:lsdException w:qFormat="1" w:unhideWhenUsed="0" w:uiPriority="61" w:semiHidden="0" w:name="Light List Accent 4"/>
     <w:lsdException w:qFormat="1" w:unhideWhenUsed="0" w:uiPriority="62" w:semiHidden="0" w:name="Light Grid Accent 4"/>
-    <w:lsdException w:unhideWhenUsed="0" w:uiPriority="63" w:semiHidden="0" w:name="Medium Shading 1 Accent 4"/>
+    <w:lsdException w:qFormat="1" w:unhideWhenUsed="0" w:uiPriority="63" w:semiHidden="0" w:name="Medium Shading 1 Accent 4"/>
     <w:lsdException w:qFormat="1" w:unhideWhenUsed="0" w:uiPriority="64" w:semiHidden="0" w:name="Medium Shading 2 Accent 4"/>
     <w:lsdException w:qFormat="1" w:unhideWhenUsed="0" w:uiPriority="65" w:semiHidden="0" w:name="Medium List 1 Accent 4"/>
     <w:lsdException w:qFormat="1" w:unhideWhenUsed="0" w:uiPriority="66" w:semiHidden="0" w:name="Medium List 2 Accent 4"/>
@@ -22455,7 +24093,7 @@
     <w:lsdException w:qFormat="1" w:unhideWhenUsed="0" w:uiPriority="60" w:semiHidden="0" w:name="Light Shading Accent 5"/>
     <w:lsdException w:qFormat="1" w:unhideWhenUsed="0" w:uiPriority="61" w:semiHidden="0" w:name="Light List Accent 5"/>
     <w:lsdException w:qFormat="1" w:unhideWhenUsed="0" w:uiPriority="62" w:semiHidden="0" w:name="Light Grid Accent 5"/>
-    <w:lsdException w:unhideWhenUsed="0" w:uiPriority="63" w:semiHidden="0" w:name="Medium Shading 1 Accent 5"/>
+    <w:lsdException w:qFormat="1" w:unhideWhenUsed="0" w:uiPriority="63" w:semiHidden="0" w:name="Medium Shading 1 Accent 5"/>
     <w:lsdException w:qFormat="1" w:unhideWhenUsed="0" w:uiPriority="64" w:semiHidden="0" w:name="Medium Shading 2 Accent 5"/>
     <w:lsdException w:qFormat="1" w:unhideWhenUsed="0" w:uiPriority="65" w:semiHidden="0" w:name="Medium List 1 Accent 5"/>
     <w:lsdException w:qFormat="1" w:unhideWhenUsed="0" w:uiPriority="66" w:semiHidden="0" w:name="Medium List 2 Accent 5"/>
@@ -22467,8 +24105,8 @@
     <w:lsdException w:qFormat="1" w:unhideWhenUsed="0" w:uiPriority="72" w:semiHidden="0" w:name="Colorful List Accent 5"/>
     <w:lsdException w:qFormat="1" w:unhideWhenUsed="0" w:uiPriority="73" w:semiHidden="0" w:name="Colorful Grid Accent 5"/>
     <w:lsdException w:qFormat="1" w:unhideWhenUsed="0" w:uiPriority="60" w:semiHidden="0" w:name="Light Shading Accent 6"/>
-    <w:lsdException w:unhideWhenUsed="0" w:uiPriority="61" w:semiHidden="0" w:name="Light List Accent 6"/>
-    <w:lsdException w:unhideWhenUsed="0" w:uiPriority="62" w:semiHidden="0" w:name="Light Grid Accent 6"/>
+    <w:lsdException w:qFormat="1" w:unhideWhenUsed="0" w:uiPriority="61" w:semiHidden="0" w:name="Light List Accent 6"/>
+    <w:lsdException w:qFormat="1" w:unhideWhenUsed="0" w:uiPriority="62" w:semiHidden="0" w:name="Light Grid Accent 6"/>
     <w:lsdException w:qFormat="1" w:unhideWhenUsed="0" w:uiPriority="63" w:semiHidden="0" w:name="Medium Shading 1 Accent 6"/>
     <w:lsdException w:qFormat="1" w:unhideWhenUsed="0" w:uiPriority="64" w:semiHidden="0" w:name="Medium Shading 2 Accent 6"/>
     <w:lsdException w:qFormat="1" w:unhideWhenUsed="0" w:uiPriority="65" w:semiHidden="0" w:name="Medium List 1 Accent 6"/>
@@ -22490,7 +24128,7 @@
     </w:pPr>
     <w:rPr>
       <w:rFonts w:ascii="Calibri" w:hAnsi="Calibri" w:eastAsiaTheme="minorEastAsia" w:cstheme="minorBidi"/>
-      <w:color w:val="1A1A2E"/>
+      <w:color w:val="1F2937"/>
       <w:sz w:val="22"/>
       <w:szCs w:val="22"/>
       <w:lang w:val="en-US" w:eastAsia="en-US" w:bidi="ar-SA"/>
@@ -22723,12 +24361,14 @@
     <w:name w:val="Default Paragraph Font"/>
     <w:semiHidden/>
     <w:unhideWhenUsed/>
+    <w:qFormat/>
     <w:uiPriority w:val="1"/>
   </w:style>
   <w:style w:type="table" w:default="1" w:styleId="12">
     <w:name w:val="Normal Table"/>
     <w:semiHidden/>
     <w:unhideWhenUsed/>
+    <w:qFormat/>
     <w:uiPriority w:val="99"/>
     <w:tblPr>
       <w:tblCellMar>
@@ -22744,6 +24384,7 @@
     <w:basedOn w:val="1"/>
     <w:link w:val="144"/>
     <w:unhideWhenUsed/>
+    <w:qFormat/>
     <w:uiPriority w:val="99"/>
     <w:pPr>
       <w:spacing w:after="120"/>
@@ -22854,6 +24495,7 @@
     <w:name w:val="List 2"/>
     <w:basedOn w:val="1"/>
     <w:unhideWhenUsed/>
+    <w:qFormat/>
     <w:uiPriority w:val="99"/>
     <w:pPr>
       <w:ind w:left="720" w:hanging="360"/>
@@ -22953,6 +24595,7 @@
     <w:name w:val="List Number"/>
     <w:basedOn w:val="1"/>
     <w:unhideWhenUsed/>
+    <w:qFormat/>
     <w:uiPriority w:val="99"/>
     <w:pPr>
       <w:numPr>
@@ -24362,6 +26005,7 @@
   <w:style w:type="table" w:styleId="50">
     <w:name w:val="Light List Accent 6"/>
     <w:basedOn w:val="12"/>
+    <w:qFormat/>
     <w:uiPriority w:val="61"/>
     <w:pPr>
       <w:spacing w:after="0" w:line="240" w:lineRule="auto"/>
@@ -24455,6 +26099,7 @@
   <w:style w:type="table" w:styleId="51">
     <w:name w:val="Light Grid"/>
     <w:basedOn w:val="12"/>
+    <w:qFormat/>
     <w:uiPriority w:val="62"/>
     <w:pPr>
       <w:spacing w:after="0" w:line="240" w:lineRule="auto"/>
@@ -25216,6 +26861,7 @@
   <w:style w:type="table" w:styleId="57">
     <w:name w:val="Light Grid Accent 6"/>
     <w:basedOn w:val="12"/>
+    <w:qFormat/>
     <w:uiPriority w:val="62"/>
     <w:pPr>
       <w:spacing w:after="0" w:line="240" w:lineRule="auto"/>
@@ -25774,6 +27420,7 @@
   <w:style w:type="table" w:styleId="62">
     <w:name w:val="Medium Shading 1 Accent 4"/>
     <w:basedOn w:val="12"/>
+    <w:qFormat/>
     <w:uiPriority w:val="63"/>
     <w:pPr>
       <w:spacing w:after="0" w:line="240" w:lineRule="auto"/>
@@ -25881,6 +27528,7 @@
   <w:style w:type="table" w:styleId="63">
     <w:name w:val="Medium Shading 1 Accent 5"/>
     <w:basedOn w:val="12"/>
+    <w:qFormat/>
     <w:uiPriority w:val="63"/>
     <w:pPr>
       <w:spacing w:after="0" w:line="240" w:lineRule="auto"/>
@@ -26428,6 +28076,7 @@
   <w:style w:type="table" w:styleId="67">
     <w:name w:val="Medium Shading 2 Accent 2"/>
     <w:basedOn w:val="12"/>
+    <w:qFormat/>
     <w:uiPriority w:val="64"/>
     <w:pPr>
       <w:spacing w:after="0" w:line="240" w:lineRule="auto"/>
@@ -26593,6 +28242,7 @@
   <w:style w:type="table" w:styleId="68">
     <w:name w:val="Medium Shading 2 Accent 3"/>
     <w:basedOn w:val="12"/>
+    <w:qFormat/>
     <w:uiPriority w:val="64"/>
     <w:pPr>
       <w:spacing w:after="0" w:line="240" w:lineRule="auto"/>
@@ -34743,6 +36393,7 @@
     <w:name w:val="Macro Text Char"/>
     <w:basedOn w:val="11"/>
     <w:link w:val="32"/>
+    <w:qFormat/>
     <w:uiPriority w:val="99"/>
     <w:rPr>
       <w:rFonts w:ascii="Courier" w:hAnsi="Courier"/>
@@ -34811,6 +36462,7 @@
     <w:basedOn w:val="11"/>
     <w:link w:val="6"/>
     <w:semiHidden/>
+    <w:qFormat/>
     <w:uiPriority w:val="9"/>
     <w:rPr>
       <w:rFonts w:asciiTheme="majorHAnsi" w:hAnsiTheme="majorHAnsi" w:eastAsiaTheme="majorEastAsia" w:cstheme="majorBidi"/>
@@ -34822,6 +36474,7 @@
     <w:basedOn w:val="11"/>
     <w:link w:val="7"/>
     <w:semiHidden/>
+    <w:qFormat/>
     <w:uiPriority w:val="9"/>
     <w:rPr>
       <w:rFonts w:asciiTheme="majorHAnsi" w:hAnsiTheme="majorHAnsi" w:eastAsiaTheme="majorEastAsia" w:cstheme="majorBidi"/>

--- a/docs/FactoryGPT_Project_Documentation.docx
+++ b/docs/FactoryGPT_Project_Documentation.docx
@@ -366,11 +366,6 @@
       <w:pPr>
         <w:pStyle w:val="3"/>
       </w:pPr>
-      <w:r>
-        <w:rPr>
-          <w:rFonts w:ascii="Calibri" w:hAnsi="Calibri"/>
-        </w:rPr>
-      </w:r>
       <w:r>
         <w:rPr>
           <w:rFonts w:ascii="Calibri" w:hAnsi="Calibri"/>
@@ -1482,8 +1477,6 @@
         </w:rPr>
         <w:br w:type="page"/>
       </w:r>
-      <w:bookmarkStart w:id="0" w:name="_GoBack"/>
-      <w:bookmarkEnd w:id="0"/>
     </w:p>
     <w:p>
       <w:pPr>
@@ -11534,11 +11527,6 @@
       <w:r>
         <w:rPr>
           <w:rFonts w:ascii="Calibri" w:hAnsi="Calibri"/>
-        </w:rPr>
-      </w:r>
-      <w:r>
-        <w:rPr>
-          <w:rFonts w:ascii="Calibri" w:hAnsi="Calibri"/>
           <w:b/>
           <w:sz w:val="22"/>
         </w:rPr>
@@ -11560,11 +11548,6 @@
       <w:r>
         <w:rPr>
           <w:rFonts w:ascii="Calibri" w:hAnsi="Calibri"/>
-        </w:rPr>
-      </w:r>
-      <w:r>
-        <w:rPr>
-          <w:rFonts w:ascii="Calibri" w:hAnsi="Calibri"/>
           <w:b/>
           <w:sz w:val="22"/>
         </w:rPr>
@@ -11652,11 +11635,6 @@
       <w:r>
         <w:rPr>
           <w:rFonts w:ascii="Calibri" w:hAnsi="Calibri"/>
-        </w:rPr>
-      </w:r>
-      <w:r>
-        <w:rPr>
-          <w:rFonts w:ascii="Calibri" w:hAnsi="Calibri"/>
           <w:b/>
           <w:sz w:val="28"/>
         </w:rPr>
@@ -11671,11 +11649,6 @@
       <w:r>
         <w:rPr>
           <w:rFonts w:ascii="Calibri" w:hAnsi="Calibri"/>
-        </w:rPr>
-      </w:r>
-      <w:r>
-        <w:rPr>
-          <w:rFonts w:ascii="Calibri" w:hAnsi="Calibri"/>
           <w:b/>
           <w:sz w:val="24"/>
         </w:rPr>
@@ -11700,11 +11673,6 @@
       <w:r>
         <w:rPr>
           <w:rFonts w:ascii="Calibri" w:hAnsi="Calibri"/>
-        </w:rPr>
-      </w:r>
-      <w:r>
-        <w:rPr>
-          <w:rFonts w:ascii="Calibri" w:hAnsi="Calibri"/>
           <w:b/>
           <w:sz w:val="24"/>
         </w:rPr>
@@ -11718,11 +11686,6 @@
       <w:r>
         <w:rPr>
           <w:rFonts w:ascii="Calibri" w:hAnsi="Calibri"/>
-        </w:rPr>
-      </w:r>
-      <w:r>
-        <w:rPr>
-          <w:rFonts w:ascii="Calibri" w:hAnsi="Calibri"/>
           <w:b/>
           <w:sz w:val="22"/>
         </w:rPr>
@@ -11743,11 +11706,6 @@
       <w:r>
         <w:rPr>
           <w:rFonts w:ascii="Calibri" w:hAnsi="Calibri"/>
-        </w:rPr>
-      </w:r>
-      <w:r>
-        <w:rPr>
-          <w:rFonts w:ascii="Calibri" w:hAnsi="Calibri"/>
           <w:b/>
           <w:sz w:val="22"/>
         </w:rPr>
@@ -11768,11 +11726,6 @@
       <w:r>
         <w:rPr>
           <w:rFonts w:ascii="Calibri" w:hAnsi="Calibri"/>
-        </w:rPr>
-      </w:r>
-      <w:r>
-        <w:rPr>
-          <w:rFonts w:ascii="Calibri" w:hAnsi="Calibri"/>
           <w:b/>
           <w:sz w:val="22"/>
         </w:rPr>
@@ -11793,11 +11746,6 @@
       <w:r>
         <w:rPr>
           <w:rFonts w:ascii="Calibri" w:hAnsi="Calibri"/>
-        </w:rPr>
-      </w:r>
-      <w:r>
-        <w:rPr>
-          <w:rFonts w:ascii="Calibri" w:hAnsi="Calibri"/>
           <w:b/>
           <w:sz w:val="22"/>
         </w:rPr>
@@ -11818,11 +11766,6 @@
       <w:r>
         <w:rPr>
           <w:rFonts w:ascii="Calibri" w:hAnsi="Calibri"/>
-        </w:rPr>
-      </w:r>
-      <w:r>
-        <w:rPr>
-          <w:rFonts w:ascii="Calibri" w:hAnsi="Calibri"/>
           <w:b/>
           <w:sz w:val="22"/>
         </w:rPr>
@@ -11840,11 +11783,6 @@
       <w:pPr>
         <w:pStyle w:val="23"/>
       </w:pPr>
-      <w:r>
-        <w:rPr>
-          <w:rFonts w:ascii="Calibri" w:hAnsi="Calibri"/>
-        </w:rPr>
-      </w:r>
       <w:r>
         <w:rPr>
           <w:rFonts w:ascii="Calibri" w:hAnsi="Calibri"/>
@@ -11869,11 +11807,6 @@
       <w:r>
         <w:rPr>
           <w:rFonts w:ascii="Calibri" w:hAnsi="Calibri"/>
-        </w:rPr>
-      </w:r>
-      <w:r>
-        <w:rPr>
-          <w:rFonts w:ascii="Calibri" w:hAnsi="Calibri"/>
           <w:b/>
           <w:sz w:val="24"/>
         </w:rPr>
@@ -11897,11 +11830,6 @@
       <w:r>
         <w:rPr>
           <w:rFonts w:ascii="Calibri" w:hAnsi="Calibri"/>
-        </w:rPr>
-      </w:r>
-      <w:r>
-        <w:rPr>
-          <w:rFonts w:ascii="Calibri" w:hAnsi="Calibri"/>
           <w:b/>
           <w:sz w:val="22"/>
         </w:rPr>
@@ -11919,11 +11847,6 @@
       <w:pPr>
         <w:pStyle w:val="23"/>
       </w:pPr>
-      <w:r>
-        <w:rPr>
-          <w:rFonts w:ascii="Calibri" w:hAnsi="Calibri"/>
-        </w:rPr>
-      </w:r>
       <w:r>
         <w:rPr>
           <w:rFonts w:ascii="Calibri" w:hAnsi="Calibri"/>
@@ -11948,11 +11871,6 @@
       <w:r>
         <w:rPr>
           <w:rFonts w:ascii="Calibri" w:hAnsi="Calibri"/>
-        </w:rPr>
-      </w:r>
-      <w:r>
-        <w:rPr>
-          <w:rFonts w:ascii="Calibri" w:hAnsi="Calibri"/>
           <w:b/>
           <w:sz w:val="24"/>
         </w:rPr>
@@ -11987,11 +11905,6 @@
       <w:r>
         <w:rPr>
           <w:rFonts w:ascii="Calibri" w:hAnsi="Calibri"/>
-        </w:rPr>
-      </w:r>
-      <w:r>
-        <w:rPr>
-          <w:rFonts w:ascii="Calibri" w:hAnsi="Calibri"/>
           <w:b/>
           <w:sz w:val="24"/>
         </w:rPr>
@@ -12005,11 +11918,6 @@
       <w:r>
         <w:rPr>
           <w:rFonts w:ascii="Calibri" w:hAnsi="Calibri"/>
-        </w:rPr>
-      </w:r>
-      <w:r>
-        <w:rPr>
-          <w:rFonts w:ascii="Calibri" w:hAnsi="Calibri"/>
           <w:b/>
           <w:sz w:val="22"/>
         </w:rPr>
@@ -12030,11 +11938,6 @@
       <w:r>
         <w:rPr>
           <w:rFonts w:ascii="Calibri" w:hAnsi="Calibri"/>
-        </w:rPr>
-      </w:r>
-      <w:r>
-        <w:rPr>
-          <w:rFonts w:ascii="Calibri" w:hAnsi="Calibri"/>
           <w:b/>
           <w:sz w:val="22"/>
         </w:rPr>
@@ -12055,11 +11958,6 @@
       <w:r>
         <w:rPr>
           <w:rFonts w:ascii="Calibri" w:hAnsi="Calibri"/>
-        </w:rPr>
-      </w:r>
-      <w:r>
-        <w:rPr>
-          <w:rFonts w:ascii="Calibri" w:hAnsi="Calibri"/>
           <w:b/>
           <w:sz w:val="22"/>
         </w:rPr>
@@ -12080,11 +11978,6 @@
       <w:r>
         <w:rPr>
           <w:rFonts w:ascii="Calibri" w:hAnsi="Calibri"/>
-        </w:rPr>
-      </w:r>
-      <w:r>
-        <w:rPr>
-          <w:rFonts w:ascii="Calibri" w:hAnsi="Calibri"/>
           <w:b/>
           <w:sz w:val="22"/>
         </w:rPr>
@@ -12102,11 +11995,6 @@
       <w:pPr>
         <w:pStyle w:val="23"/>
       </w:pPr>
-      <w:r>
-        <w:rPr>
-          <w:rFonts w:ascii="Calibri" w:hAnsi="Calibri"/>
-        </w:rPr>
-      </w:r>
       <w:r>
         <w:rPr>
           <w:rFonts w:ascii="Calibri" w:hAnsi="Calibri"/>
@@ -12131,11 +12019,6 @@
       <w:r>
         <w:rPr>
           <w:rFonts w:ascii="Calibri" w:hAnsi="Calibri"/>
-        </w:rPr>
-      </w:r>
-      <w:r>
-        <w:rPr>
-          <w:rFonts w:ascii="Calibri" w:hAnsi="Calibri"/>
           <w:b/>
           <w:sz w:val="24"/>
         </w:rPr>
@@ -12160,11 +12043,6 @@
       <w:r>
         <w:rPr>
           <w:rFonts w:ascii="Calibri" w:hAnsi="Calibri"/>
-        </w:rPr>
-      </w:r>
-      <w:r>
-        <w:rPr>
-          <w:rFonts w:ascii="Calibri" w:hAnsi="Calibri"/>
           <w:b/>
           <w:sz w:val="24"/>
         </w:rPr>
@@ -12175,11 +12053,6 @@
       <w:pPr>
         <w:pStyle w:val="23"/>
       </w:pPr>
-      <w:r>
-        <w:rPr>
-          <w:rFonts w:ascii="Calibri" w:hAnsi="Calibri"/>
-        </w:rPr>
-      </w:r>
       <w:r>
         <w:rPr>
           <w:rFonts w:ascii="Calibri" w:hAnsi="Calibri"/>
@@ -23594,55 +23467,8 @@
           <w:lang w:val="en-US"/>
         </w:rPr>
       </w:pPr>
-      <w:r>
-        <w:rPr>
-          <w:rFonts w:hint="default" w:ascii="Calibri" w:hAnsi="Calibri"/>
-          <w:color w:val="0D47A1"/>
-          <w:sz w:val="20"/>
-          <w:lang w:val="en-US"/>
-        </w:rPr>
-        <w:t>Factory owner</w:t>
-      </w:r>
-    </w:p>
-    <w:p>
-      <w:pPr>
-        <w:jc w:val="center"/>
-        <w:rPr>
-          <w:rFonts w:hint="default"/>
-          <w:color w:val="0D47A1"/>
-          <w:sz w:val="20"/>
-          <w:lang w:val="en-US"/>
-        </w:rPr>
-      </w:pPr>
-      <w:r>
-        <w:rPr>
-          <w:rFonts w:hint="default" w:ascii="Calibri" w:hAnsi="Calibri"/>
-          <w:color w:val="0D47A1"/>
-          <w:sz w:val="20"/>
-          <w:lang w:val="en-US"/>
-        </w:rPr>
-        <w:t>Manager</w:t>
-      </w:r>
-    </w:p>
-    <w:p>
-      <w:pPr>
-        <w:jc w:val="center"/>
-        <w:rPr>
-          <w:rFonts w:hint="default"/>
-          <w:color w:val="0D47A1"/>
-          <w:sz w:val="20"/>
-          <w:lang w:val="en-US"/>
-        </w:rPr>
-      </w:pPr>
-      <w:r>
-        <w:rPr>
-          <w:rFonts w:hint="default" w:ascii="Calibri" w:hAnsi="Calibri"/>
-          <w:color w:val="0D47A1"/>
-          <w:sz w:val="20"/>
-          <w:lang w:val="en-US"/>
-        </w:rPr>
-        <w:t>Employees</w:t>
-      </w:r>
+      <w:bookmarkStart w:id="0" w:name="_GoBack"/>
+      <w:bookmarkEnd w:id="0"/>
     </w:p>
     <w:p>
       <w:pPr>
@@ -24047,7 +23873,7 @@
     <w:lsdException w:qFormat="1" w:unhideWhenUsed="0" w:uiPriority="70" w:semiHidden="0" w:name="Dark List Accent 1"/>
     <w:lsdException w:qFormat="1" w:unhideWhenUsed="0" w:uiPriority="71" w:semiHidden="0" w:name="Colorful Shading Accent 1"/>
     <w:lsdException w:qFormat="1" w:unhideWhenUsed="0" w:uiPriority="72" w:semiHidden="0" w:name="Colorful List Accent 1"/>
-    <w:lsdException w:unhideWhenUsed="0" w:uiPriority="73" w:semiHidden="0" w:name="Colorful Grid Accent 1"/>
+    <w:lsdException w:qFormat="1" w:unhideWhenUsed="0" w:uiPriority="73" w:semiHidden="0" w:name="Colorful Grid Accent 1"/>
     <w:lsdException w:qFormat="1" w:unhideWhenUsed="0" w:uiPriority="60" w:semiHidden="0" w:name="Light Shading Accent 2"/>
     <w:lsdException w:qFormat="1" w:unhideWhenUsed="0" w:uiPriority="61" w:semiHidden="0" w:name="Light List Accent 2"/>
     <w:lsdException w:qFormat="1" w:unhideWhenUsed="0" w:uiPriority="62" w:semiHidden="0" w:name="Light Grid Accent 2"/>
@@ -35661,6 +35487,7 @@
   <w:style w:type="table" w:styleId="129">
     <w:name w:val="Colorful Grid Accent 1"/>
     <w:basedOn w:val="12"/>
+    <w:qFormat/>
     <w:uiPriority w:val="73"/>
     <w:pPr>
       <w:spacing w:after="0" w:line="240" w:lineRule="auto"/>
@@ -36286,6 +36113,7 @@
     <w:name w:val="Heading 2 Char"/>
     <w:basedOn w:val="11"/>
     <w:link w:val="3"/>
+    <w:qFormat/>
     <w:uiPriority w:val="9"/>
     <w:rPr>
       <w:rFonts w:asciiTheme="majorHAnsi" w:hAnsiTheme="majorHAnsi" w:eastAsiaTheme="majorEastAsia" w:cstheme="majorBidi"/>
